--- a/SG2_Units/SG2_Artefacts/SG2_TestPlan.docx
+++ b/SG2_Units/SG2_Artefacts/SG2_TestPlan.docx
@@ -54,9 +54,6 @@
             <w:tabs>
               <w:tab w:val="right" w:leader="dot" w:pos="9360"/>
             </w:tabs>
-            <w:rPr>
-              <w:rStyle w:val="Hyperlnk"/>
-            </w:rPr>
           </w:pPr>
           <w:r>
             <w:fldChar w:fldCharType="begin"/>
@@ -67,33 +64,35 @@
           <w:r>
             <w:fldChar w:fldCharType="separate"/>
           </w:r>
-          <w:r>
-            <w:rPr>
-              <w:rStyle w:val="Hyperlnk"/>
-            </w:rPr>
-            <w:t>Revision History</w:t>
-          </w:r>
-          <w:r>
-            <w:tab/>
-          </w:r>
-          <w:r>
-            <w:fldChar w:fldCharType="begin"/>
-          </w:r>
-          <w:r>
-            <w:instrText xml:space="preserve">PAGEREF _Toc691925603 \h</w:instrText>
-          </w:r>
-          <w:r>
-            <w:fldChar w:fldCharType="separate"/>
-          </w:r>
-          <w:r>
-            <w:rPr>
-              <w:rStyle w:val="Hyperlnk"/>
-            </w:rPr>
-            <w:t>1</w:t>
-          </w:r>
-          <w:r>
-            <w:fldChar w:fldCharType="end"/>
-          </w:r>
+          <w:hyperlink w:anchor="_Toc36262792">
+            <w:r>
+              <w:rPr>
+                <w:rStyle w:val="Hyperlnk"/>
+              </w:rPr>
+              <w:t>Revision History</w:t>
+            </w:r>
+            <w:r>
+              <w:tab/>
+            </w:r>
+            <w:r>
+              <w:fldChar w:fldCharType="begin"/>
+            </w:r>
+            <w:r>
+              <w:instrText xml:space="preserve">PAGEREF _Toc36262792 \h</w:instrText>
+            </w:r>
+            <w:r>
+              <w:fldChar w:fldCharType="separate"/>
+            </w:r>
+            <w:r>
+              <w:rPr>
+                <w:rStyle w:val="Hyperlnk"/>
+              </w:rPr>
+              <w:t>1</w:t>
+            </w:r>
+            <w:r>
+              <w:fldChar w:fldCharType="end"/>
+            </w:r>
+          </w:hyperlink>
         </w:p>
         <w:p>
           <w:pPr>
@@ -101,37 +100,36 @@
             <w:tabs>
               <w:tab w:val="right" w:leader="dot" w:pos="9360"/>
             </w:tabs>
-            <w:rPr>
-              <w:rStyle w:val="Hyperlnk"/>
-            </w:rPr>
           </w:pPr>
-          <w:r>
-            <w:rPr>
-              <w:rStyle w:val="Hyperlnk"/>
-            </w:rPr>
-            <w:t>Test Plan</w:t>
-          </w:r>
-          <w:r>
-            <w:tab/>
-          </w:r>
-          <w:r>
-            <w:fldChar w:fldCharType="begin"/>
-          </w:r>
-          <w:r>
-            <w:instrText xml:space="preserve">PAGEREF _Toc1213036217 \h</w:instrText>
-          </w:r>
-          <w:r>
-            <w:fldChar w:fldCharType="separate"/>
-          </w:r>
-          <w:r>
-            <w:rPr>
-              <w:rStyle w:val="Hyperlnk"/>
-            </w:rPr>
-            <w:t>3</w:t>
-          </w:r>
-          <w:r>
-            <w:fldChar w:fldCharType="end"/>
-          </w:r>
+          <w:hyperlink w:anchor="_Toc305748654">
+            <w:r>
+              <w:rPr>
+                <w:rStyle w:val="Hyperlnk"/>
+              </w:rPr>
+              <w:t>Test Plan</w:t>
+            </w:r>
+            <w:r>
+              <w:tab/>
+            </w:r>
+            <w:r>
+              <w:fldChar w:fldCharType="begin"/>
+            </w:r>
+            <w:r>
+              <w:instrText xml:space="preserve">PAGEREF _Toc305748654 \h</w:instrText>
+            </w:r>
+            <w:r>
+              <w:fldChar w:fldCharType="separate"/>
+            </w:r>
+            <w:r>
+              <w:rPr>
+                <w:rStyle w:val="Hyperlnk"/>
+              </w:rPr>
+              <w:t>3</w:t>
+            </w:r>
+            <w:r>
+              <w:fldChar w:fldCharType="end"/>
+            </w:r>
+          </w:hyperlink>
         </w:p>
         <w:p>
           <w:pPr>
@@ -139,37 +137,36 @@
             <w:tabs>
               <w:tab w:val="right" w:leader="dot" w:pos="9360"/>
             </w:tabs>
-            <w:rPr>
-              <w:rStyle w:val="Hyperlnk"/>
-            </w:rPr>
           </w:pPr>
-          <w:r>
-            <w:rPr>
-              <w:rStyle w:val="Hyperlnk"/>
-            </w:rPr>
-            <w:t>1.1 General</w:t>
-          </w:r>
-          <w:r>
-            <w:tab/>
-          </w:r>
-          <w:r>
-            <w:fldChar w:fldCharType="begin"/>
-          </w:r>
-          <w:r>
-            <w:instrText xml:space="preserve">PAGEREF _Toc1947007236 \h</w:instrText>
-          </w:r>
-          <w:r>
-            <w:fldChar w:fldCharType="separate"/>
-          </w:r>
-          <w:r>
-            <w:rPr>
-              <w:rStyle w:val="Hyperlnk"/>
-            </w:rPr>
-            <w:t>3</w:t>
-          </w:r>
-          <w:r>
-            <w:fldChar w:fldCharType="end"/>
-          </w:r>
+          <w:hyperlink w:anchor="_Toc1446820364">
+            <w:r>
+              <w:rPr>
+                <w:rStyle w:val="Hyperlnk"/>
+              </w:rPr>
+              <w:t>1.1 General</w:t>
+            </w:r>
+            <w:r>
+              <w:tab/>
+            </w:r>
+            <w:r>
+              <w:fldChar w:fldCharType="begin"/>
+            </w:r>
+            <w:r>
+              <w:instrText xml:space="preserve">PAGEREF _Toc1446820364 \h</w:instrText>
+            </w:r>
+            <w:r>
+              <w:fldChar w:fldCharType="separate"/>
+            </w:r>
+            <w:r>
+              <w:rPr>
+                <w:rStyle w:val="Hyperlnk"/>
+              </w:rPr>
+              <w:t>3</w:t>
+            </w:r>
+            <w:r>
+              <w:fldChar w:fldCharType="end"/>
+            </w:r>
+          </w:hyperlink>
         </w:p>
         <w:p>
           <w:pPr>
@@ -177,37 +174,36 @@
             <w:tabs>
               <w:tab w:val="right" w:leader="dot" w:pos="9360"/>
             </w:tabs>
-            <w:rPr>
-              <w:rStyle w:val="Hyperlnk"/>
-            </w:rPr>
           </w:pPr>
-          <w:r>
-            <w:rPr>
-              <w:rStyle w:val="Hyperlnk"/>
-            </w:rPr>
-            <w:t>1.2 Mobile</w:t>
-          </w:r>
-          <w:r>
-            <w:tab/>
-          </w:r>
-          <w:r>
-            <w:fldChar w:fldCharType="begin"/>
-          </w:r>
-          <w:r>
-            <w:instrText xml:space="preserve">PAGEREF _Toc878806677 \h</w:instrText>
-          </w:r>
-          <w:r>
-            <w:fldChar w:fldCharType="separate"/>
-          </w:r>
-          <w:r>
-            <w:rPr>
-              <w:rStyle w:val="Hyperlnk"/>
-            </w:rPr>
-            <w:t>3</w:t>
-          </w:r>
-          <w:r>
-            <w:fldChar w:fldCharType="end"/>
-          </w:r>
+          <w:hyperlink w:anchor="_Toc431200943">
+            <w:r>
+              <w:rPr>
+                <w:rStyle w:val="Hyperlnk"/>
+              </w:rPr>
+              <w:t>1.2 Mobile</w:t>
+            </w:r>
+            <w:r>
+              <w:tab/>
+            </w:r>
+            <w:r>
+              <w:fldChar w:fldCharType="begin"/>
+            </w:r>
+            <w:r>
+              <w:instrText xml:space="preserve">PAGEREF _Toc431200943 \h</w:instrText>
+            </w:r>
+            <w:r>
+              <w:fldChar w:fldCharType="separate"/>
+            </w:r>
+            <w:r>
+              <w:rPr>
+                <w:rStyle w:val="Hyperlnk"/>
+              </w:rPr>
+              <w:t>3</w:t>
+            </w:r>
+            <w:r>
+              <w:fldChar w:fldCharType="end"/>
+            </w:r>
+          </w:hyperlink>
         </w:p>
         <w:p>
           <w:pPr>
@@ -215,37 +211,36 @@
             <w:tabs>
               <w:tab w:val="right" w:leader="dot" w:pos="9360"/>
             </w:tabs>
-            <w:rPr>
-              <w:rStyle w:val="Hyperlnk"/>
-            </w:rPr>
           </w:pPr>
-          <w:r>
-            <w:rPr>
-              <w:rStyle w:val="Hyperlnk"/>
-            </w:rPr>
-            <w:t>1.2.1 Scope</w:t>
-          </w:r>
-          <w:r>
-            <w:tab/>
-          </w:r>
-          <w:r>
-            <w:fldChar w:fldCharType="begin"/>
-          </w:r>
-          <w:r>
-            <w:instrText xml:space="preserve">PAGEREF _Toc1473805675 \h</w:instrText>
-          </w:r>
-          <w:r>
-            <w:fldChar w:fldCharType="separate"/>
-          </w:r>
-          <w:r>
-            <w:rPr>
-              <w:rStyle w:val="Hyperlnk"/>
-            </w:rPr>
-            <w:t>3</w:t>
-          </w:r>
-          <w:r>
-            <w:fldChar w:fldCharType="end"/>
-          </w:r>
+          <w:hyperlink w:anchor="_Toc1446132875">
+            <w:r>
+              <w:rPr>
+                <w:rStyle w:val="Hyperlnk"/>
+              </w:rPr>
+              <w:t>1.2.1 Scope</w:t>
+            </w:r>
+            <w:r>
+              <w:tab/>
+            </w:r>
+            <w:r>
+              <w:fldChar w:fldCharType="begin"/>
+            </w:r>
+            <w:r>
+              <w:instrText xml:space="preserve">PAGEREF _Toc1446132875 \h</w:instrText>
+            </w:r>
+            <w:r>
+              <w:fldChar w:fldCharType="separate"/>
+            </w:r>
+            <w:r>
+              <w:rPr>
+                <w:rStyle w:val="Hyperlnk"/>
+              </w:rPr>
+              <w:t>3</w:t>
+            </w:r>
+            <w:r>
+              <w:fldChar w:fldCharType="end"/>
+            </w:r>
+          </w:hyperlink>
         </w:p>
         <w:p>
           <w:pPr>
@@ -253,37 +248,36 @@
             <w:tabs>
               <w:tab w:val="right" w:leader="dot" w:pos="9360"/>
             </w:tabs>
-            <w:rPr>
-              <w:rStyle w:val="Hyperlnk"/>
-            </w:rPr>
           </w:pPr>
-          <w:r>
-            <w:rPr>
-              <w:rStyle w:val="Hyperlnk"/>
-            </w:rPr>
-            <w:t>1.2.2 Testing Approach &amp; Tools</w:t>
-          </w:r>
-          <w:r>
-            <w:tab/>
-          </w:r>
-          <w:r>
-            <w:fldChar w:fldCharType="begin"/>
-          </w:r>
-          <w:r>
-            <w:instrText xml:space="preserve">PAGEREF _Toc1058872678 \h</w:instrText>
-          </w:r>
-          <w:r>
-            <w:fldChar w:fldCharType="separate"/>
-          </w:r>
-          <w:r>
-            <w:rPr>
-              <w:rStyle w:val="Hyperlnk"/>
-            </w:rPr>
-            <w:t>3</w:t>
-          </w:r>
-          <w:r>
-            <w:fldChar w:fldCharType="end"/>
-          </w:r>
+          <w:hyperlink w:anchor="_Toc1147015749">
+            <w:r>
+              <w:rPr>
+                <w:rStyle w:val="Hyperlnk"/>
+              </w:rPr>
+              <w:t>1.2.2 Testing Approach &amp; Tools</w:t>
+            </w:r>
+            <w:r>
+              <w:tab/>
+            </w:r>
+            <w:r>
+              <w:fldChar w:fldCharType="begin"/>
+            </w:r>
+            <w:r>
+              <w:instrText xml:space="preserve">PAGEREF _Toc1147015749 \h</w:instrText>
+            </w:r>
+            <w:r>
+              <w:fldChar w:fldCharType="separate"/>
+            </w:r>
+            <w:r>
+              <w:rPr>
+                <w:rStyle w:val="Hyperlnk"/>
+              </w:rPr>
+              <w:t>3</w:t>
+            </w:r>
+            <w:r>
+              <w:fldChar w:fldCharType="end"/>
+            </w:r>
+          </w:hyperlink>
         </w:p>
         <w:p>
           <w:pPr>
@@ -291,37 +285,36 @@
             <w:tabs>
               <w:tab w:val="right" w:leader="dot" w:pos="9360"/>
             </w:tabs>
-            <w:rPr>
-              <w:rStyle w:val="Hyperlnk"/>
-            </w:rPr>
           </w:pPr>
-          <w:r>
-            <w:rPr>
-              <w:rStyle w:val="Hyperlnk"/>
-            </w:rPr>
-            <w:t>1.2.3 Verification &amp; Validation (V&amp;V)</w:t>
-          </w:r>
-          <w:r>
-            <w:tab/>
-          </w:r>
-          <w:r>
-            <w:fldChar w:fldCharType="begin"/>
-          </w:r>
-          <w:r>
-            <w:instrText xml:space="preserve">PAGEREF _Toc1542142902 \h</w:instrText>
-          </w:r>
-          <w:r>
-            <w:fldChar w:fldCharType="separate"/>
-          </w:r>
-          <w:r>
-            <w:rPr>
-              <w:rStyle w:val="Hyperlnk"/>
-            </w:rPr>
-            <w:t>5</w:t>
-          </w:r>
-          <w:r>
-            <w:fldChar w:fldCharType="end"/>
-          </w:r>
+          <w:hyperlink w:anchor="_Toc295096855">
+            <w:r>
+              <w:rPr>
+                <w:rStyle w:val="Hyperlnk"/>
+              </w:rPr>
+              <w:t>1.2.3 Verification &amp; Validation (V&amp;V)</w:t>
+            </w:r>
+            <w:r>
+              <w:tab/>
+            </w:r>
+            <w:r>
+              <w:fldChar w:fldCharType="begin"/>
+            </w:r>
+            <w:r>
+              <w:instrText xml:space="preserve">PAGEREF _Toc295096855 \h</w:instrText>
+            </w:r>
+            <w:r>
+              <w:fldChar w:fldCharType="separate"/>
+            </w:r>
+            <w:r>
+              <w:rPr>
+                <w:rStyle w:val="Hyperlnk"/>
+              </w:rPr>
+              <w:t>5</w:t>
+            </w:r>
+            <w:r>
+              <w:fldChar w:fldCharType="end"/>
+            </w:r>
+          </w:hyperlink>
         </w:p>
         <w:p>
           <w:pPr>
@@ -329,37 +322,221 @@
             <w:tabs>
               <w:tab w:val="right" w:leader="dot" w:pos="9360"/>
             </w:tabs>
-            <w:rPr>
-              <w:rStyle w:val="Hyperlnk"/>
-            </w:rPr>
           </w:pPr>
-          <w:r>
-            <w:rPr>
-              <w:rStyle w:val="Hyperlnk"/>
-            </w:rPr>
-            <w:t>1.2.4 Test Examples</w:t>
-          </w:r>
-          <w:r>
-            <w:tab/>
-          </w:r>
-          <w:r>
-            <w:fldChar w:fldCharType="begin"/>
-          </w:r>
-          <w:r>
-            <w:instrText xml:space="preserve">PAGEREF _Toc486713058 \h</w:instrText>
-          </w:r>
-          <w:r>
-            <w:fldChar w:fldCharType="separate"/>
-          </w:r>
-          <w:r>
-            <w:rPr>
-              <w:rStyle w:val="Hyperlnk"/>
-            </w:rPr>
-            <w:t>5</w:t>
-          </w:r>
-          <w:r>
-            <w:fldChar w:fldCharType="end"/>
-          </w:r>
+          <w:hyperlink w:anchor="_Toc890092232">
+            <w:r>
+              <w:rPr>
+                <w:rStyle w:val="Hyperlnk"/>
+              </w:rPr>
+              <w:t>1.2.4 Test Examples</w:t>
+            </w:r>
+            <w:r>
+              <w:tab/>
+            </w:r>
+            <w:r>
+              <w:fldChar w:fldCharType="begin"/>
+            </w:r>
+            <w:r>
+              <w:instrText xml:space="preserve">PAGEREF _Toc890092232 \h</w:instrText>
+            </w:r>
+            <w:r>
+              <w:fldChar w:fldCharType="separate"/>
+            </w:r>
+            <w:r>
+              <w:rPr>
+                <w:rStyle w:val="Hyperlnk"/>
+              </w:rPr>
+              <w:t>5</w:t>
+            </w:r>
+            <w:r>
+              <w:fldChar w:fldCharType="end"/>
+            </w:r>
+          </w:hyperlink>
+        </w:p>
+        <w:p>
+          <w:pPr>
+            <w:pStyle w:val="Innehll2"/>
+            <w:tabs>
+              <w:tab w:val="right" w:leader="dot" w:pos="9360"/>
+            </w:tabs>
+          </w:pPr>
+          <w:hyperlink w:anchor="_Toc938179047">
+            <w:r>
+              <w:rPr>
+                <w:rStyle w:val="Hyperlnk"/>
+              </w:rPr>
+              <w:t>1.3 Web</w:t>
+            </w:r>
+            <w:r>
+              <w:tab/>
+            </w:r>
+            <w:r>
+              <w:fldChar w:fldCharType="begin"/>
+            </w:r>
+            <w:r>
+              <w:instrText xml:space="preserve">PAGEREF _Toc938179047 \h</w:instrText>
+            </w:r>
+            <w:r>
+              <w:fldChar w:fldCharType="separate"/>
+            </w:r>
+            <w:r>
+              <w:rPr>
+                <w:rStyle w:val="Hyperlnk"/>
+              </w:rPr>
+              <w:t>5</w:t>
+            </w:r>
+            <w:r>
+              <w:fldChar w:fldCharType="end"/>
+            </w:r>
+          </w:hyperlink>
+        </w:p>
+        <w:p>
+          <w:pPr>
+            <w:pStyle w:val="Innehll3"/>
+            <w:tabs>
+              <w:tab w:val="right" w:leader="dot" w:pos="9360"/>
+            </w:tabs>
+          </w:pPr>
+          <w:hyperlink w:anchor="_Toc15717097">
+            <w:r>
+              <w:rPr>
+                <w:rStyle w:val="Hyperlnk"/>
+              </w:rPr>
+              <w:t>1.3.1 Scope</w:t>
+            </w:r>
+            <w:r>
+              <w:tab/>
+            </w:r>
+            <w:r>
+              <w:fldChar w:fldCharType="begin"/>
+            </w:r>
+            <w:r>
+              <w:instrText xml:space="preserve">PAGEREF _Toc15717097 \h</w:instrText>
+            </w:r>
+            <w:r>
+              <w:fldChar w:fldCharType="separate"/>
+            </w:r>
+            <w:r>
+              <w:rPr>
+                <w:rStyle w:val="Hyperlnk"/>
+              </w:rPr>
+              <w:t>6</w:t>
+            </w:r>
+            <w:r>
+              <w:fldChar w:fldCharType="end"/>
+            </w:r>
+          </w:hyperlink>
+        </w:p>
+        <w:p>
+          <w:pPr>
+            <w:pStyle w:val="Innehll3"/>
+            <w:tabs>
+              <w:tab w:val="right" w:leader="dot" w:pos="9360"/>
+            </w:tabs>
+          </w:pPr>
+          <w:hyperlink w:anchor="_Toc604995234">
+            <w:r>
+              <w:rPr>
+                <w:rStyle w:val="Hyperlnk"/>
+              </w:rPr>
+              <w:t>1.3.2 Testing Approach &amp; Tools</w:t>
+            </w:r>
+            <w:r>
+              <w:tab/>
+            </w:r>
+            <w:r>
+              <w:fldChar w:fldCharType="begin"/>
+            </w:r>
+            <w:r>
+              <w:instrText xml:space="preserve">PAGEREF _Toc604995234 \h</w:instrText>
+            </w:r>
+            <w:r>
+              <w:fldChar w:fldCharType="separate"/>
+            </w:r>
+            <w:r>
+              <w:rPr>
+                <w:rStyle w:val="Hyperlnk"/>
+              </w:rPr>
+              <w:t>6</w:t>
+            </w:r>
+            <w:r>
+              <w:fldChar w:fldCharType="end"/>
+            </w:r>
+          </w:hyperlink>
+        </w:p>
+        <w:p>
+          <w:pPr>
+            <w:pStyle w:val="Innehll3"/>
+            <w:tabs>
+              <w:tab w:val="right" w:leader="dot" w:pos="9360"/>
+            </w:tabs>
+          </w:pPr>
+          <w:hyperlink w:anchor="_Toc1602817557">
+            <w:r>
+              <w:rPr>
+                <w:rStyle w:val="Hyperlnk"/>
+              </w:rPr>
+              <w:t>1.3.3 Verification &amp; Validation</w:t>
+            </w:r>
+            <w:r>
+              <w:tab/>
+            </w:r>
+            <w:r>
+              <w:fldChar w:fldCharType="begin"/>
+            </w:r>
+            <w:r>
+              <w:instrText xml:space="preserve">PAGEREF _Toc1602817557 \h</w:instrText>
+            </w:r>
+            <w:r>
+              <w:fldChar w:fldCharType="separate"/>
+            </w:r>
+            <w:r>
+              <w:rPr>
+                <w:rStyle w:val="Hyperlnk"/>
+              </w:rPr>
+              <w:t>6</w:t>
+            </w:r>
+            <w:r>
+              <w:fldChar w:fldCharType="end"/>
+            </w:r>
+          </w:hyperlink>
+        </w:p>
+        <w:p>
+          <w:pPr>
+            <w:pStyle w:val="Innehll3"/>
+            <w:tabs>
+              <w:tab w:val="right" w:leader="dot" w:pos="9360"/>
+            </w:tabs>
+          </w:pPr>
+          <w:hyperlink w:anchor="_Toc1570336905">
+            <w:r>
+              <w:rPr>
+                <w:rStyle w:val="Hyperlnk"/>
+              </w:rPr>
+              <w:t>1.3.4 Test Examples</w:t>
+            </w:r>
+            <w:r>
+              <w:tab/>
+            </w:r>
+            <w:r>
+              <w:fldChar w:fldCharType="begin"/>
+            </w:r>
+            <w:r>
+              <w:instrText xml:space="preserve">PAGEREF _Toc1570336905 \h</w:instrText>
+            </w:r>
+            <w:r>
+              <w:fldChar w:fldCharType="separate"/>
+            </w:r>
+            <w:r>
+              <w:rPr>
+                <w:rStyle w:val="Hyperlnk"/>
+              </w:rPr>
+              <w:t>7</w:t>
+            </w:r>
+            <w:r>
+              <w:fldChar w:fldCharType="end"/>
+            </w:r>
+          </w:hyperlink>
         </w:p>
         <w:p>
           <w:pPr>
@@ -367,37 +544,36 @@
             <w:tabs>
               <w:tab w:val="right" w:leader="dot" w:pos="9360"/>
             </w:tabs>
-            <w:rPr>
-              <w:rStyle w:val="Hyperlnk"/>
-            </w:rPr>
           </w:pPr>
-          <w:r>
-            <w:rPr>
-              <w:rStyle w:val="Hyperlnk"/>
-            </w:rPr>
-            <w:t>Figures</w:t>
-          </w:r>
-          <w:r>
-            <w:tab/>
-          </w:r>
-          <w:r>
-            <w:fldChar w:fldCharType="begin"/>
-          </w:r>
-          <w:r>
-            <w:instrText xml:space="preserve">PAGEREF _Toc127563185 \h</w:instrText>
-          </w:r>
-          <w:r>
-            <w:fldChar w:fldCharType="separate"/>
-          </w:r>
-          <w:r>
-            <w:rPr>
-              <w:rStyle w:val="Hyperlnk"/>
-            </w:rPr>
-            <w:t>5</w:t>
-          </w:r>
-          <w:r>
-            <w:fldChar w:fldCharType="end"/>
-          </w:r>
+          <w:hyperlink w:anchor="_Toc1423098431">
+            <w:r>
+              <w:rPr>
+                <w:rStyle w:val="Hyperlnk"/>
+              </w:rPr>
+              <w:t>Figures</w:t>
+            </w:r>
+            <w:r>
+              <w:tab/>
+            </w:r>
+            <w:r>
+              <w:fldChar w:fldCharType="begin"/>
+            </w:r>
+            <w:r>
+              <w:instrText xml:space="preserve">PAGEREF _Toc1423098431 \h</w:instrText>
+            </w:r>
+            <w:r>
+              <w:fldChar w:fldCharType="separate"/>
+            </w:r>
+            <w:r>
+              <w:rPr>
+                <w:rStyle w:val="Hyperlnk"/>
+              </w:rPr>
+              <w:t>8</w:t>
+            </w:r>
+            <w:r>
+              <w:fldChar w:fldCharType="end"/>
+            </w:r>
+          </w:hyperlink>
         </w:p>
         <w:p>
           <w:pPr>
@@ -405,37 +581,332 @@
             <w:tabs>
               <w:tab w:val="right" w:leader="dot" w:pos="9360"/>
             </w:tabs>
-            <w:rPr>
-              <w:rStyle w:val="Hyperlnk"/>
-            </w:rPr>
           </w:pPr>
-          <w:r>
-            <w:rPr>
-              <w:rStyle w:val="Hyperlnk"/>
-            </w:rPr>
-            <w:t>Mobile</w:t>
-          </w:r>
-          <w:r>
-            <w:tab/>
-          </w:r>
-          <w:r>
-            <w:fldChar w:fldCharType="begin"/>
-          </w:r>
-          <w:r>
-            <w:instrText xml:space="preserve">PAGEREF _Toc418919737 \h</w:instrText>
-          </w:r>
-          <w:r>
-            <w:fldChar w:fldCharType="separate"/>
-          </w:r>
-          <w:r>
-            <w:rPr>
-              <w:rStyle w:val="Hyperlnk"/>
-            </w:rPr>
-            <w:t>6</w:t>
-          </w:r>
-          <w:r>
-            <w:fldChar w:fldCharType="end"/>
-          </w:r>
+          <w:hyperlink w:anchor="_Toc1228504062">
+            <w:r>
+              <w:rPr>
+                <w:rStyle w:val="Hyperlnk"/>
+              </w:rPr>
+              <w:t>Mobile</w:t>
+            </w:r>
+            <w:r>
+              <w:tab/>
+            </w:r>
+            <w:r>
+              <w:fldChar w:fldCharType="begin"/>
+            </w:r>
+            <w:r>
+              <w:instrText xml:space="preserve">PAGEREF _Toc1228504062 \h</w:instrText>
+            </w:r>
+            <w:r>
+              <w:fldChar w:fldCharType="separate"/>
+            </w:r>
+            <w:r>
+              <w:rPr>
+                <w:rStyle w:val="Hyperlnk"/>
+              </w:rPr>
+              <w:t>9</w:t>
+            </w:r>
+            <w:r>
+              <w:fldChar w:fldCharType="end"/>
+            </w:r>
+          </w:hyperlink>
+        </w:p>
+        <w:p>
+          <w:pPr>
+            <w:pStyle w:val="Innehll4"/>
+            <w:tabs>
+              <w:tab w:val="right" w:leader="dot" w:pos="9360"/>
+            </w:tabs>
+          </w:pPr>
+          <w:hyperlink w:anchor="_Toc1698420464">
+            <w:r>
+              <w:rPr>
+                <w:rStyle w:val="Hyperlnk"/>
+              </w:rPr>
+              <w:t>Figure 1: Mobile Testing Structure in Visual Studio Code</w:t>
+            </w:r>
+            <w:r>
+              <w:tab/>
+            </w:r>
+            <w:r>
+              <w:fldChar w:fldCharType="begin"/>
+            </w:r>
+            <w:r>
+              <w:instrText xml:space="preserve">PAGEREF _Toc1698420464 \h</w:instrText>
+            </w:r>
+            <w:r>
+              <w:fldChar w:fldCharType="separate"/>
+            </w:r>
+            <w:r>
+              <w:rPr>
+                <w:rStyle w:val="Hyperlnk"/>
+              </w:rPr>
+              <w:t>9</w:t>
+            </w:r>
+            <w:r>
+              <w:fldChar w:fldCharType="end"/>
+            </w:r>
+          </w:hyperlink>
+        </w:p>
+        <w:p>
+          <w:pPr>
+            <w:pStyle w:val="Innehll4"/>
+            <w:tabs>
+              <w:tab w:val="right" w:leader="dot" w:pos="9360"/>
+            </w:tabs>
+          </w:pPr>
+          <w:hyperlink w:anchor="_Toc1826842216">
+            <w:r>
+              <w:rPr>
+                <w:rStyle w:val="Hyperlnk"/>
+              </w:rPr>
+              <w:t>Figure 2: Mobile Total Tests</w:t>
+            </w:r>
+            <w:r>
+              <w:tab/>
+            </w:r>
+            <w:r>
+              <w:fldChar w:fldCharType="begin"/>
+            </w:r>
+            <w:r>
+              <w:instrText xml:space="preserve">PAGEREF _Toc1826842216 \h</w:instrText>
+            </w:r>
+            <w:r>
+              <w:fldChar w:fldCharType="separate"/>
+            </w:r>
+            <w:r>
+              <w:rPr>
+                <w:rStyle w:val="Hyperlnk"/>
+              </w:rPr>
+              <w:t>10</w:t>
+            </w:r>
+            <w:r>
+              <w:fldChar w:fldCharType="end"/>
+            </w:r>
+          </w:hyperlink>
+        </w:p>
+        <w:p>
+          <w:pPr>
+            <w:pStyle w:val="Innehll4"/>
+            <w:tabs>
+              <w:tab w:val="right" w:leader="dot" w:pos="9360"/>
+            </w:tabs>
+          </w:pPr>
+          <w:hyperlink w:anchor="_Toc1527935436">
+            <w:r>
+              <w:rPr>
+                <w:rStyle w:val="Hyperlnk"/>
+              </w:rPr>
+              <w:t>Figure 3: Mobile Coverage</w:t>
+            </w:r>
+            <w:r>
+              <w:tab/>
+            </w:r>
+            <w:r>
+              <w:fldChar w:fldCharType="begin"/>
+            </w:r>
+            <w:r>
+              <w:instrText xml:space="preserve">PAGEREF _Toc1527935436 \h</w:instrText>
+            </w:r>
+            <w:r>
+              <w:fldChar w:fldCharType="separate"/>
+            </w:r>
+            <w:r>
+              <w:rPr>
+                <w:rStyle w:val="Hyperlnk"/>
+              </w:rPr>
+              <w:t>10</w:t>
+            </w:r>
+            <w:r>
+              <w:fldChar w:fldCharType="end"/>
+            </w:r>
+          </w:hyperlink>
+        </w:p>
+        <w:p>
+          <w:pPr>
+            <w:pStyle w:val="Innehll4"/>
+            <w:tabs>
+              <w:tab w:val="right" w:leader="dot" w:pos="9360"/>
+            </w:tabs>
+          </w:pPr>
+          <w:hyperlink w:anchor="_Toc2129354352">
+            <w:r>
+              <w:rPr>
+                <w:rStyle w:val="Hyperlnk"/>
+              </w:rPr>
+              <w:t>Figure 4: Mobile Coverage Ai, Hub, Music (Main tabs)</w:t>
+            </w:r>
+            <w:r>
+              <w:tab/>
+            </w:r>
+            <w:r>
+              <w:fldChar w:fldCharType="begin"/>
+            </w:r>
+            <w:r>
+              <w:instrText xml:space="preserve">PAGEREF _Toc2129354352 \h</w:instrText>
+            </w:r>
+            <w:r>
+              <w:fldChar w:fldCharType="separate"/>
+            </w:r>
+            <w:r>
+              <w:rPr>
+                <w:rStyle w:val="Hyperlnk"/>
+              </w:rPr>
+              <w:t>11</w:t>
+            </w:r>
+            <w:r>
+              <w:fldChar w:fldCharType="end"/>
+            </w:r>
+          </w:hyperlink>
+        </w:p>
+        <w:p>
+          <w:pPr>
+            <w:pStyle w:val="Innehll2"/>
+            <w:tabs>
+              <w:tab w:val="right" w:leader="dot" w:pos="9360"/>
+            </w:tabs>
+          </w:pPr>
+          <w:hyperlink w:anchor="_Toc283577030">
+            <w:r>
+              <w:rPr>
+                <w:rStyle w:val="Hyperlnk"/>
+              </w:rPr>
+              <w:t>Web</w:t>
+            </w:r>
+            <w:r>
+              <w:tab/>
+            </w:r>
+            <w:r>
+              <w:fldChar w:fldCharType="begin"/>
+            </w:r>
+            <w:r>
+              <w:instrText xml:space="preserve">PAGEREF _Toc283577030 \h</w:instrText>
+            </w:r>
+            <w:r>
+              <w:fldChar w:fldCharType="separate"/>
+            </w:r>
+            <w:r>
+              <w:rPr>
+                <w:rStyle w:val="Hyperlnk"/>
+              </w:rPr>
+              <w:t>11</w:t>
+            </w:r>
+            <w:r>
+              <w:fldChar w:fldCharType="end"/>
+            </w:r>
+          </w:hyperlink>
+        </w:p>
+        <w:p>
+          <w:pPr>
+            <w:pStyle w:val="Innehll4"/>
+            <w:tabs>
+              <w:tab w:val="right" w:leader="dot" w:pos="9360"/>
+            </w:tabs>
+          </w:pPr>
+          <w:hyperlink w:anchor="_Toc1679387986">
+            <w:r>
+              <w:rPr>
+                <w:rStyle w:val="Hyperlnk"/>
+              </w:rPr>
+              <w:t>Figure 5: Test Coverage</w:t>
+            </w:r>
+            <w:r>
+              <w:tab/>
+            </w:r>
+            <w:r>
+              <w:fldChar w:fldCharType="begin"/>
+            </w:r>
+            <w:r>
+              <w:instrText xml:space="preserve">PAGEREF _Toc1679387986 \h</w:instrText>
+            </w:r>
+            <w:r>
+              <w:fldChar w:fldCharType="separate"/>
+            </w:r>
+            <w:r>
+              <w:rPr>
+                <w:rStyle w:val="Hyperlnk"/>
+              </w:rPr>
+              <w:t>11</w:t>
+            </w:r>
+            <w:r>
+              <w:fldChar w:fldCharType="end"/>
+            </w:r>
+          </w:hyperlink>
+        </w:p>
+        <w:p>
+          <w:pPr>
+            <w:pStyle w:val="Innehll4"/>
+            <w:tabs>
+              <w:tab w:val="right" w:leader="dot" w:pos="9360"/>
+            </w:tabs>
+          </w:pPr>
+          <w:hyperlink w:anchor="_Toc816572277">
+            <w:r>
+              <w:rPr>
+                <w:rStyle w:val="Hyperlnk"/>
+              </w:rPr>
+              <w:t>Figure 6: Web Total Test (SG2_Subgroup)</w:t>
+            </w:r>
+            <w:r>
+              <w:tab/>
+            </w:r>
+            <w:r>
+              <w:fldChar w:fldCharType="begin"/>
+            </w:r>
+            <w:r>
+              <w:instrText xml:space="preserve">PAGEREF _Toc816572277 \h</w:instrText>
+            </w:r>
+            <w:r>
+              <w:fldChar w:fldCharType="separate"/>
+            </w:r>
+            <w:r>
+              <w:rPr>
+                <w:rStyle w:val="Hyperlnk"/>
+              </w:rPr>
+              <w:t>11</w:t>
+            </w:r>
+            <w:r>
+              <w:fldChar w:fldCharType="end"/>
+            </w:r>
+          </w:hyperlink>
+        </w:p>
+        <w:p>
+          <w:pPr>
+            <w:pStyle w:val="Innehll4"/>
+            <w:tabs>
+              <w:tab w:val="right" w:leader="dot" w:pos="9360"/>
+            </w:tabs>
+          </w:pPr>
+          <w:hyperlink w:anchor="_Toc1458995919">
+            <w:r>
+              <w:rPr>
+                <w:rStyle w:val="Hyperlnk"/>
+              </w:rPr>
+              <w:t>Figure 7: Web Coverage (SG2_Subgroup)</w:t>
+            </w:r>
+            <w:r>
+              <w:tab/>
+            </w:r>
+            <w:r>
+              <w:fldChar w:fldCharType="begin"/>
+            </w:r>
+            <w:r>
+              <w:instrText xml:space="preserve">PAGEREF _Toc1458995919 \h</w:instrText>
+            </w:r>
+            <w:r>
+              <w:fldChar w:fldCharType="separate"/>
+            </w:r>
+            <w:r>
+              <w:rPr>
+                <w:rStyle w:val="Hyperlnk"/>
+              </w:rPr>
+              <w:t>11</w:t>
+            </w:r>
+            <w:r>
+              <w:fldChar w:fldCharType="end"/>
+            </w:r>
+          </w:hyperlink>
         </w:p>
         <w:p>
           <w:pPr>
@@ -448,109 +919,6 @@
             </w:rPr>
           </w:pPr>
           <w:r>
-            <w:rPr>
-              <w:rStyle w:val="Hyperlnk"/>
-            </w:rPr>
-            <w:t>Figure 1: Mobile Testing Structure in Visual Studio Code</w:t>
-          </w:r>
-          <w:r>
-            <w:tab/>
-          </w:r>
-          <w:r>
-            <w:fldChar w:fldCharType="begin"/>
-          </w:r>
-          <w:r>
-            <w:instrText xml:space="preserve">PAGEREF _Toc1590330126 \h</w:instrText>
-          </w:r>
-          <w:r>
-            <w:fldChar w:fldCharType="separate"/>
-          </w:r>
-          <w:r>
-            <w:rPr>
-              <w:rStyle w:val="Hyperlnk"/>
-            </w:rPr>
-            <w:t>6</w:t>
-          </w:r>
-          <w:r>
-            <w:fldChar w:fldCharType="end"/>
-          </w:r>
-        </w:p>
-        <w:p>
-          <w:pPr>
-            <w:pStyle w:val="Innehll4"/>
-            <w:tabs>
-              <w:tab w:val="right" w:leader="dot" w:pos="9360"/>
-            </w:tabs>
-            <w:rPr>
-              <w:rStyle w:val="Hyperlnk"/>
-            </w:rPr>
-          </w:pPr>
-          <w:r>
-            <w:rPr>
-              <w:rStyle w:val="Hyperlnk"/>
-            </w:rPr>
-            <w:t>Figure 2: Mobile Total Tests</w:t>
-          </w:r>
-          <w:r>
-            <w:tab/>
-          </w:r>
-          <w:r>
-            <w:fldChar w:fldCharType="begin"/>
-          </w:r>
-          <w:r>
-            <w:instrText xml:space="preserve">PAGEREF _Toc474802391 \h</w:instrText>
-          </w:r>
-          <w:r>
-            <w:fldChar w:fldCharType="separate"/>
-          </w:r>
-          <w:r>
-            <w:rPr>
-              <w:rStyle w:val="Hyperlnk"/>
-            </w:rPr>
-            <w:t>6</w:t>
-          </w:r>
-          <w:r>
-            <w:fldChar w:fldCharType="end"/>
-          </w:r>
-        </w:p>
-        <w:p>
-          <w:pPr>
-            <w:pStyle w:val="Innehll4"/>
-            <w:tabs>
-              <w:tab w:val="right" w:leader="dot" w:pos="9360"/>
-            </w:tabs>
-            <w:rPr>
-              <w:rStyle w:val="Hyperlnk"/>
-            </w:rPr>
-          </w:pPr>
-          <w:r>
-            <w:rPr>
-              <w:rStyle w:val="Hyperlnk"/>
-            </w:rPr>
-            <w:t>Figure 3: Mobile Coverage</w:t>
-          </w:r>
-          <w:r>
-            <w:tab/>
-          </w:r>
-          <w:r>
-            <w:fldChar w:fldCharType="begin"/>
-          </w:r>
-          <w:r>
-            <w:instrText xml:space="preserve">PAGEREF _Toc1251019141 \h</w:instrText>
-          </w:r>
-          <w:r>
-            <w:fldChar w:fldCharType="separate"/>
-          </w:r>
-          <w:r>
-            <w:rPr>
-              <w:rStyle w:val="Hyperlnk"/>
-            </w:rPr>
-            <w:t>7</w:t>
-          </w:r>
-          <w:r>
-            <w:fldChar w:fldCharType="end"/>
-          </w:r>
-          <w:r>
             <w:fldChar w:fldCharType="end"/>
           </w:r>
         </w:p>
@@ -590,16 +958,12 @@
         </w:rPr>
       </w:pPr>
     </w:p>
-    <w:p xmlns:wp14="http://schemas.microsoft.com/office/word/2010/wordml" wp14:textId="77777777">
-      <w:pPr>
+    <w:p xmlns:wp14="http://schemas.microsoft.com/office/word/2010/wordml" wp14:textId="649FEFB9">
+      <w:pPr>
+        <w:pStyle w:val="Rubrik"/>
         <w:rPr>
           <w:lang w:val="en-GB"/>
         </w:rPr>
-      </w:pPr>
-    </w:p>
-    <w:p xmlns:wp14="http://schemas.microsoft.com/office/word/2010/wordml" wp14:textId="1A4E6DF6">
-      <w:pPr>
-        <w:pStyle w:val="Rubrik"/>
       </w:pPr>
     </w:p>
     <w:p xmlns:wp14="http://schemas.microsoft.com/office/word/2010/wordml" wp14:textId="1666EBF1">
@@ -615,11 +979,13 @@
         <w:jc w:val="center"/>
       </w:pPr>
       <w:bookmarkStart w:name="_Toc691925603" w:id="504436102"/>
+      <w:bookmarkStart w:name="_Toc36262792" w:id="1369796358"/>
       <w:r>
         <w:rPr/>
         <w:t>Revision History</w:t>
       </w:r>
       <w:bookmarkEnd w:id="504436102"/>
+      <w:bookmarkEnd w:id="1369796358"/>
     </w:p>
     <w:p xmlns:wp14="http://schemas.microsoft.com/office/word/2010/wordml" wp14:textId="77777777">
       <w:pPr>
@@ -936,10 +1302,14 @@
             <w:tcW w:w="2304" w:type="dxa"/>
             <w:tcMar/>
           </w:tcPr>
-          <w:p wp14:textId="77777777">
+          <w:p wp14:textId="2D19DAD2">
             <w:pPr>
               <w:pStyle w:val="Tabletext"/>
             </w:pPr>
+            <w:r>
+              <w:rPr/>
+              <w:t>8/May/26</w:t>
+            </w:r>
           </w:p>
         </w:tc>
         <w:tc>
@@ -947,10 +1317,14 @@
             <w:tcW w:w="1152" w:type="dxa"/>
             <w:tcMar/>
           </w:tcPr>
-          <w:p wp14:textId="77777777">
+          <w:p wp14:textId="7416B3A0">
             <w:pPr>
               <w:pStyle w:val="Tabletext"/>
             </w:pPr>
+            <w:r>
+              <w:rPr/>
+              <w:t>1.2</w:t>
+            </w:r>
           </w:p>
         </w:tc>
         <w:tc>
@@ -958,9 +1332,79 @@
             <w:tcW w:w="3744" w:type="dxa"/>
             <w:tcMar/>
           </w:tcPr>
-          <w:p wp14:textId="77777777">
+          <w:p wp14:textId="708CADAB">
             <w:pPr>
               <w:pStyle w:val="Tabletext"/>
+            </w:pPr>
+            <w:r>
+              <w:rPr>
+                <w:noProof w:val="0"/>
+                <w:lang w:val="en-US"/>
+              </w:rPr>
+              <w:t>Add Web Testing Section, Test Examples, Coverage Results.</w:t>
+            </w:r>
+            <w:r>
+              <w:rPr>
+                <w:noProof w:val="0"/>
+                <w:lang w:val="en-US"/>
+              </w:rPr>
+              <w:t xml:space="preserve"> Add Update to all Mobile Test </w:t>
+            </w:r>
+            <w:r>
+              <w:rPr>
+                <w:noProof w:val="0"/>
+                <w:lang w:val="en-US"/>
+              </w:rPr>
+              <w:t>Figur</w:t>
+            </w:r>
+            <w:r>
+              <w:rPr>
+                <w:noProof w:val="0"/>
+                <w:lang w:val="en-US"/>
+              </w:rPr>
+              <w:t>es.</w:t>
+            </w:r>
+            <w:r>
+              <w:rPr>
+                <w:noProof w:val="0"/>
+                <w:lang w:val="en-US"/>
+              </w:rPr>
+              <w:t xml:space="preserve"> Went from 178 tests to 248 tests.</w:t>
+            </w:r>
+            <w:r>
+              <w:rPr>
+                <w:noProof w:val="0"/>
+                <w:lang w:val="en-US"/>
+              </w:rPr>
+              <w:t xml:space="preserve"> </w:t>
+            </w:r>
+            <w:r>
+              <w:br/>
+            </w:r>
+            <w:r>
+              <w:rPr>
+                <w:noProof w:val="0"/>
+                <w:lang w:val="en-US"/>
+              </w:rPr>
+              <w:t>Figures (2, 3, 4, 5, 6, 7, 8) Updated or new</w:t>
+            </w:r>
+          </w:p>
+          <w:p wp14:textId="4A349B9C">
+            <w:pPr>
+              <w:pStyle w:val="Tabletext"/>
+              <w:rPr>
+                <w:noProof w:val="0"/>
+                <w:lang w:val="en-US"/>
+              </w:rPr>
+            </w:pPr>
+          </w:p>
+          <w:p wp14:textId="3CD55B94">
+            <w:pPr>
+              <w:pStyle w:val="Tabletext"/>
+              <w:rPr>
+                <w:noProof w:val="0"/>
+                <w:lang w:val="en-US"/>
+              </w:rPr>
             </w:pPr>
           </w:p>
         </w:tc>
@@ -969,10 +1413,25 @@
             <w:tcW w:w="2304" w:type="dxa"/>
             <w:tcMar/>
           </w:tcPr>
-          <w:p wp14:textId="77777777">
+          <w:p wp14:textId="1A05FCEE">
             <w:pPr>
               <w:pStyle w:val="Tabletext"/>
             </w:pPr>
+            <w:r>
+              <w:rPr/>
+              <w:t>Patrick Nordahl</w:t>
+            </w:r>
+            <w:r>
+              <w:rPr/>
+              <w:t xml:space="preserve"> &amp; </w:t>
+            </w:r>
+            <w:r>
+              <w:br/>
+            </w:r>
+            <w:r>
+              <w:rPr/>
+              <w:t>Daniel Jönsson</w:t>
+            </w:r>
           </w:p>
         </w:tc>
       </w:tr>
@@ -1070,6 +1529,7 @@
       <w:bookmarkStart w:name="_Toc130200185" w:id="0"/>
       <w:bookmarkStart w:name="OLE_LINK1" w:id="1"/>
       <w:bookmarkStart w:name="_Toc1213036217" w:id="1724783789"/>
+      <w:bookmarkStart w:name="_Toc305748654" w:id="1114255053"/>
       <w:r>
         <w:rPr>
           <w:rFonts w:ascii="Arial Nova" w:hAnsi="Arial Nova" w:eastAsia="Arial Nova" w:cs="Arial Nova"/>
@@ -1079,6 +1539,7 @@
         <w:t>Test Plan</w:t>
       </w:r>
       <w:bookmarkEnd w:id="1724783789"/>
+      <w:bookmarkEnd w:id="1114255053"/>
     </w:p>
     <w:p>
       <w:pPr>
@@ -1090,6 +1551,7 @@
         </w:rPr>
       </w:pPr>
       <w:bookmarkStart w:name="_Toc1947007236" w:id="653233900"/>
+      <w:bookmarkStart w:name="_Toc1446820364" w:id="2057314902"/>
       <w:r>
         <w:rPr>
           <w:rFonts w:ascii="Arial Nova" w:hAnsi="Arial Nova" w:eastAsia="Arial Nova" w:cs="Arial Nova"/>
@@ -1123,6 +1585,7 @@
         <w:t>General</w:t>
       </w:r>
       <w:bookmarkEnd w:id="653233900"/>
+      <w:bookmarkEnd w:id="2057314902"/>
     </w:p>
     <w:p>
       <w:pPr>
@@ -1215,6 +1678,7 @@
         </w:rPr>
       </w:pPr>
       <w:bookmarkStart w:name="_Toc878806677" w:id="114598086"/>
+      <w:bookmarkStart w:name="_Toc431200943" w:id="705569210"/>
       <w:r>
         <w:rPr>
           <w:rFonts w:ascii="Arial Nova" w:hAnsi="Arial Nova" w:eastAsia="Arial Nova" w:cs="Arial Nova"/>
@@ -1248,6 +1712,7 @@
         <w:t>Mobile</w:t>
       </w:r>
       <w:bookmarkEnd w:id="114598086"/>
+      <w:bookmarkEnd w:id="705569210"/>
     </w:p>
     <w:p>
       <w:pPr>
@@ -1261,6 +1726,7 @@
         </w:rPr>
       </w:pPr>
       <w:bookmarkStart w:name="_Toc1473805675" w:id="752673863"/>
+      <w:bookmarkStart w:name="_Toc1446132875" w:id="1614714209"/>
       <w:r>
         <w:rPr>
           <w:rFonts w:ascii="Arial Nova" w:hAnsi="Arial Nova" w:eastAsia="Arial Nova" w:cs="Arial Nova"/>
@@ -1294,6 +1760,7 @@
         <w:t>Scope</w:t>
       </w:r>
       <w:bookmarkEnd w:id="752673863"/>
+      <w:bookmarkEnd w:id="1614714209"/>
     </w:p>
     <w:p>
       <w:pPr>
@@ -1398,6 +1865,7 @@
         </w:rPr>
       </w:pPr>
       <w:bookmarkStart w:name="_Toc1058872678" w:id="1728380962"/>
+      <w:bookmarkStart w:name="_Toc1147015749" w:id="823428210"/>
       <w:r>
         <w:rPr>
           <w:rFonts w:ascii="Arial Nova" w:hAnsi="Arial Nova" w:eastAsia="Arial Nova" w:cs="Arial Nova"/>
@@ -1419,6 +1887,7 @@
         <w:t>Testing Approach &amp; Tools</w:t>
       </w:r>
       <w:bookmarkEnd w:id="1728380962"/>
+      <w:bookmarkEnd w:id="823428210"/>
     </w:p>
     <w:p>
       <w:pPr>
@@ -2065,6 +2534,7 @@
         </w:rPr>
       </w:pPr>
       <w:bookmarkStart w:name="_Toc1542142902" w:id="472065291"/>
+      <w:bookmarkStart w:name="_Toc295096855" w:id="456698549"/>
       <w:r>
         <w:rPr>
           <w:rFonts w:ascii="Arial Nova" w:hAnsi="Arial Nova" w:eastAsia="Arial Nova" w:cs="Arial Nova"/>
@@ -2076,6 +2546,7 @@
         <w:t>1.2.3 Verification &amp; Validation (V&amp;V)</w:t>
       </w:r>
       <w:bookmarkEnd w:id="472065291"/>
+      <w:bookmarkEnd w:id="456698549"/>
     </w:p>
     <w:p>
       <w:pPr>
@@ -2135,6 +2606,7 @@
         </w:rPr>
       </w:pPr>
       <w:bookmarkStart w:name="_Toc486713058" w:id="1936363124"/>
+      <w:bookmarkStart w:name="_Toc890092232" w:id="1358909568"/>
       <w:r>
         <w:rPr>
           <w:rFonts w:ascii="Arial Nova" w:hAnsi="Arial Nova" w:eastAsia="Arial Nova" w:cs="Arial Nova"/>
@@ -2146,6 +2618,7 @@
         <w:t>1.2.4 Test Examples</w:t>
       </w:r>
       <w:bookmarkEnd w:id="1936363124"/>
+      <w:bookmarkEnd w:id="1358909568"/>
     </w:p>
     <w:p>
       <w:pPr>
@@ -2714,13 +3187,6 @@
         <w:spacing w:before="0" w:beforeAutospacing="off" w:after="0" w:afterAutospacing="off" w:line="240" w:lineRule="atLeast"/>
         <w:ind w:left="0" w:right="0"/>
         <w:jc w:val="left"/>
-        <w:rPr>
-          <w:rFonts w:ascii="Arial Nova" w:hAnsi="Arial Nova" w:eastAsia="Arial Nova" w:cs="Arial Nova"/>
-          <w:noProof w:val="0"/>
-          <w:sz w:val="24"/>
-          <w:szCs w:val="24"/>
-          <w:lang w:val="en-US"/>
-        </w:rPr>
       </w:pPr>
       <w:r>
         <w:rPr>
@@ -2760,12 +3226,1361 @@
         <w:bidi w:val="0"/>
         <w:spacing w:before="0" w:beforeAutospacing="off" w:after="0" w:afterAutospacing="off" w:line="240" w:lineRule="atLeast"/>
         <w:ind w:left="0" w:right="0"/>
-        <w:jc w:val="center"/>
-        <w:rPr>
-          <w:rFonts w:ascii="Arial Nova" w:hAnsi="Arial Nova" w:eastAsia="Arial Nova" w:cs="Arial Nova"/>
-          <w:noProof w:val="0"/>
-          <w:sz w:val="24"/>
-          <w:szCs w:val="24"/>
+        <w:jc w:val="left"/>
+        <w:rPr>
+          <w:rFonts w:ascii="Arial Nova" w:hAnsi="Arial Nova" w:eastAsia="Arial Nova" w:cs="Arial Nova"/>
+          <w:noProof w:val="0"/>
+          <w:sz w:val="24"/>
+          <w:szCs w:val="24"/>
+          <w:lang w:val="en-US"/>
+        </w:rPr>
+      </w:pPr>
+    </w:p>
+    <w:p>
+      <w:pPr>
+        <w:pStyle w:val="Normal"/>
+        <w:suppressLineNumbers w:val="0"/>
+        <w:bidi w:val="0"/>
+        <w:spacing w:before="0" w:beforeAutospacing="off" w:after="0" w:afterAutospacing="off" w:line="240" w:lineRule="atLeast"/>
+        <w:ind w:left="0" w:right="0"/>
+        <w:jc w:val="left"/>
+        <w:rPr>
+          <w:rFonts w:ascii="Arial Nova" w:hAnsi="Arial Nova" w:eastAsia="Arial Nova" w:cs="Arial Nova"/>
+          <w:noProof w:val="0"/>
+          <w:sz w:val="24"/>
+          <w:szCs w:val="24"/>
+          <w:lang w:val="en-US"/>
+        </w:rPr>
+      </w:pPr>
+    </w:p>
+    <w:p>
+      <w:pPr>
+        <w:pStyle w:val="Rubrik2"/>
+        <w:rPr>
+          <w:rFonts w:ascii="Arial Nova" w:hAnsi="Arial Nova" w:eastAsia="Arial Nova" w:cs="Arial Nova"/>
+          <w:b w:val="1"/>
+          <w:bCs w:val="1"/>
+        </w:rPr>
+      </w:pPr>
+      <w:bookmarkStart w:name="_Toc938179047" w:id="610612239"/>
+      <w:r>
+        <w:rPr>
+          <w:rFonts w:ascii="Arial Nova" w:hAnsi="Arial Nova" w:eastAsia="Arial Nova" w:cs="Arial Nova"/>
+          <w:b w:val="1"/>
+          <w:bCs w:val="1"/>
+        </w:rPr>
+        <w:t xml:space="preserve">1.3 </w:t>
+      </w:r>
+      <w:r>
+        <w:rPr>
+          <w:rFonts w:ascii="Arial Nova" w:hAnsi="Arial Nova" w:eastAsia="Arial Nova" w:cs="Arial Nova"/>
+          <w:b w:val="1"/>
+          <w:bCs w:val="1"/>
+        </w:rPr>
+        <w:t>Web</w:t>
+      </w:r>
+      <w:bookmarkEnd w:id="610612239"/>
+    </w:p>
+    <w:p>
+      <w:pPr>
+        <w:pStyle w:val="Rubrik3"/>
+        <w:bidi w:val="0"/>
+        <w:rPr>
+          <w:rFonts w:ascii="Arial Nova" w:hAnsi="Arial Nova" w:eastAsia="Arial Nova" w:cs="Arial Nova"/>
+          <w:b w:val="1"/>
+          <w:bCs w:val="1"/>
+          <w:noProof w:val="0"/>
+          <w:lang w:val="en-US"/>
+        </w:rPr>
+      </w:pPr>
+    </w:p>
+    <w:p>
+      <w:pPr>
+        <w:pStyle w:val="Rubrik3"/>
+        <w:bidi w:val="0"/>
+        <w:rPr>
+          <w:rFonts w:ascii="Arial Nova" w:hAnsi="Arial Nova" w:eastAsia="Arial Nova" w:cs="Arial Nova"/>
+          <w:b w:val="1"/>
+          <w:bCs w:val="1"/>
+          <w:noProof w:val="0"/>
+          <w:lang w:val="en-US"/>
+        </w:rPr>
+      </w:pPr>
+      <w:bookmarkStart w:name="_Toc15717097" w:id="1495807755"/>
+      <w:r>
+        <w:rPr>
+          <w:rFonts w:ascii="Arial Nova" w:hAnsi="Arial Nova" w:eastAsia="Arial Nova" w:cs="Arial Nova"/>
+          <w:b w:val="1"/>
+          <w:bCs w:val="1"/>
+          <w:noProof w:val="0"/>
+          <w:lang w:val="en-US"/>
+        </w:rPr>
+        <w:t>1.3.1 Scope</w:t>
+      </w:r>
+      <w:bookmarkEnd w:id="1495807755"/>
+    </w:p>
+    <w:p>
+      <w:pPr>
+        <w:pStyle w:val="Normal"/>
+        <w:bidi w:val="0"/>
+        <w:rPr>
+          <w:noProof w:val="0"/>
+          <w:lang w:val="en-US"/>
+        </w:rPr>
+      </w:pPr>
+    </w:p>
+    <w:p>
+      <w:pPr>
+        <w:pStyle w:val="Normal"/>
+        <w:bidi w:val="0"/>
+        <w:rPr>
+          <w:rFonts w:ascii="Arial Nova" w:hAnsi="Arial Nova" w:eastAsia="Arial Nova" w:cs="Arial Nova"/>
+          <w:noProof w:val="0"/>
+          <w:sz w:val="24"/>
+          <w:szCs w:val="24"/>
+          <w:lang w:val="en-US"/>
+        </w:rPr>
+      </w:pPr>
+    </w:p>
+    <w:p>
+      <w:pPr>
+        <w:bidi w:val="0"/>
+        <w:rPr>
+          <w:rFonts w:ascii="Arial Nova" w:hAnsi="Arial Nova" w:eastAsia="Arial Nova" w:cs="Arial Nova"/>
+          <w:b w:val="1"/>
+          <w:bCs w:val="1"/>
+          <w:noProof w:val="0"/>
+          <w:sz w:val="24"/>
+          <w:szCs w:val="24"/>
+          <w:lang w:val="en-US"/>
+        </w:rPr>
+      </w:pPr>
+      <w:r>
+        <w:rPr>
+          <w:rFonts w:ascii="Arial Nova" w:hAnsi="Arial Nova" w:eastAsia="Arial Nova" w:cs="Arial Nova"/>
+          <w:b w:val="1"/>
+          <w:bCs w:val="1"/>
+          <w:noProof w:val="0"/>
+          <w:sz w:val="24"/>
+          <w:szCs w:val="24"/>
+          <w:lang w:val="en-US"/>
+        </w:rPr>
+        <w:t>Our web testing focuses on verifying that the Next.js web interface can load the Firebase configuration correctly and support authentication-related user interactions in the browser environment. The tests mainly cover login, signup, Firebase authentication, and Firestore user document creation developed within the SG2 Units subgroup.</w:t>
+      </w:r>
+    </w:p>
+    <w:p>
+      <w:pPr>
+        <w:pStyle w:val="Normal"/>
+        <w:bidi w:val="0"/>
+        <w:rPr>
+          <w:rFonts w:ascii="Arial Nova" w:hAnsi="Arial Nova" w:eastAsia="Arial Nova" w:cs="Arial Nova"/>
+          <w:b w:val="1"/>
+          <w:bCs w:val="1"/>
+          <w:noProof w:val="0"/>
+          <w:sz w:val="24"/>
+          <w:szCs w:val="24"/>
+          <w:lang w:val="en-US"/>
+        </w:rPr>
+      </w:pPr>
+    </w:p>
+    <w:p>
+      <w:pPr>
+        <w:pStyle w:val="Normal"/>
+        <w:bidi w:val="0"/>
+        <w:rPr>
+          <w:rFonts w:ascii="Arial Nova" w:hAnsi="Arial Nova" w:eastAsia="Arial Nova" w:cs="Arial Nova"/>
+          <w:b w:val="1"/>
+          <w:bCs w:val="1"/>
+          <w:noProof w:val="0"/>
+          <w:sz w:val="24"/>
+          <w:szCs w:val="24"/>
+          <w:lang w:val="en-US"/>
+        </w:rPr>
+      </w:pPr>
+      <w:r>
+        <w:rPr>
+          <w:rFonts w:ascii="Arial Nova" w:hAnsi="Arial Nova" w:eastAsia="Arial Nova" w:cs="Arial Nova"/>
+          <w:b w:val="1"/>
+          <w:bCs w:val="1"/>
+          <w:noProof w:val="0"/>
+          <w:sz w:val="24"/>
+          <w:szCs w:val="24"/>
+          <w:lang w:val="en-US"/>
+        </w:rPr>
+        <w:t>The web interface is also tested to ensure that users are redirected to the smart house hub after successful authentication.</w:t>
+      </w:r>
+    </w:p>
+    <w:p>
+      <w:pPr>
+        <w:pStyle w:val="Normal"/>
+        <w:bidi w:val="0"/>
+        <w:rPr>
+          <w:rFonts w:ascii="Arial Nova" w:hAnsi="Arial Nova" w:eastAsia="Arial Nova" w:cs="Arial Nova"/>
+          <w:noProof w:val="0"/>
+          <w:sz w:val="24"/>
+          <w:szCs w:val="24"/>
+          <w:lang w:val="en-US"/>
+        </w:rPr>
+      </w:pPr>
+    </w:p>
+    <w:p>
+      <w:pPr>
+        <w:pStyle w:val="Normal"/>
+        <w:bidi w:val="0"/>
+        <w:rPr>
+          <w:rFonts w:ascii="Arial Nova" w:hAnsi="Arial Nova" w:eastAsia="Arial Nova" w:cs="Arial Nova"/>
+          <w:noProof w:val="0"/>
+          <w:sz w:val="24"/>
+          <w:szCs w:val="24"/>
+          <w:lang w:val="en-US"/>
+        </w:rPr>
+      </w:pPr>
+    </w:p>
+    <w:p>
+      <w:pPr>
+        <w:pStyle w:val="Rubrik3"/>
+        <w:bidi w:val="0"/>
+        <w:rPr>
+          <w:rFonts w:ascii="Arial Nova" w:hAnsi="Arial Nova" w:eastAsia="Arial Nova" w:cs="Arial Nova"/>
+          <w:b w:val="1"/>
+          <w:bCs w:val="1"/>
+          <w:noProof w:val="0"/>
+          <w:lang w:val="en-US"/>
+        </w:rPr>
+      </w:pPr>
+      <w:bookmarkStart w:name="_Toc604995234" w:id="1424367018"/>
+      <w:r>
+        <w:rPr>
+          <w:rFonts w:ascii="Arial Nova" w:hAnsi="Arial Nova" w:eastAsia="Arial Nova" w:cs="Arial Nova"/>
+          <w:b w:val="1"/>
+          <w:bCs w:val="1"/>
+          <w:noProof w:val="0"/>
+          <w:lang w:val="en-US"/>
+        </w:rPr>
+        <w:t>1.3.2 Testing Approach &amp; Tools</w:t>
+      </w:r>
+      <w:bookmarkEnd w:id="1424367018"/>
+    </w:p>
+    <w:p>
+      <w:pPr>
+        <w:pStyle w:val="Normal"/>
+        <w:bidi w:val="0"/>
+        <w:rPr>
+          <w:noProof w:val="0"/>
+          <w:lang w:val="en-US"/>
+        </w:rPr>
+      </w:pPr>
+    </w:p>
+    <w:p>
+      <w:pPr>
+        <w:bidi w:val="0"/>
+        <w:spacing w:before="240" w:beforeAutospacing="off" w:after="240" w:afterAutospacing="off"/>
+        <w:rPr>
+          <w:rFonts w:ascii="Arial Nova" w:hAnsi="Arial Nova" w:eastAsia="Arial Nova" w:cs="Arial Nova"/>
+          <w:b w:val="1"/>
+          <w:bCs w:val="1"/>
+          <w:noProof w:val="0"/>
+          <w:sz w:val="24"/>
+          <w:szCs w:val="24"/>
+          <w:lang w:val="en-US"/>
+        </w:rPr>
+      </w:pPr>
+      <w:r>
+        <w:rPr>
+          <w:rFonts w:ascii="Arial Nova" w:hAnsi="Arial Nova" w:eastAsia="Arial Nova" w:cs="Arial Nova"/>
+          <w:b w:val="1"/>
+          <w:bCs w:val="1"/>
+          <w:noProof w:val="0"/>
+          <w:sz w:val="24"/>
+          <w:szCs w:val="24"/>
+          <w:lang w:val="en-US"/>
+        </w:rPr>
+        <w:t>We use the Jest Framework together with React Testing Library to perform Unit and UI Testing for the web application.</w:t>
+      </w:r>
+    </w:p>
+    <w:p>
+      <w:pPr>
+        <w:bidi w:val="0"/>
+        <w:spacing w:before="240" w:beforeAutospacing="off" w:after="240" w:afterAutospacing="off"/>
+        <w:rPr>
+          <w:rFonts w:ascii="Arial Nova" w:hAnsi="Arial Nova" w:eastAsia="Arial Nova" w:cs="Arial Nova"/>
+          <w:b w:val="1"/>
+          <w:bCs w:val="1"/>
+          <w:noProof w:val="0"/>
+          <w:sz w:val="24"/>
+          <w:szCs w:val="24"/>
+          <w:lang w:val="en-US"/>
+        </w:rPr>
+      </w:pPr>
+      <w:r>
+        <w:rPr>
+          <w:rFonts w:ascii="Arial Nova" w:hAnsi="Arial Nova" w:eastAsia="Arial Nova" w:cs="Arial Nova"/>
+          <w:b w:val="1"/>
+          <w:bCs w:val="1"/>
+          <w:noProof w:val="0"/>
+          <w:sz w:val="24"/>
+          <w:szCs w:val="24"/>
+          <w:lang w:val="en-US"/>
+        </w:rPr>
+        <w:t>All tests run locally using: “npm test”</w:t>
+      </w:r>
+    </w:p>
+    <w:p>
+      <w:pPr>
+        <w:bidi w:val="0"/>
+        <w:spacing w:before="240" w:beforeAutospacing="off" w:after="240" w:afterAutospacing="off"/>
+        <w:rPr>
+          <w:rFonts w:ascii="Arial Nova" w:hAnsi="Arial Nova" w:eastAsia="Arial Nova" w:cs="Arial Nova"/>
+          <w:b w:val="1"/>
+          <w:bCs w:val="1"/>
+          <w:noProof w:val="0"/>
+          <w:sz w:val="24"/>
+          <w:szCs w:val="24"/>
+          <w:lang w:val="en-US"/>
+        </w:rPr>
+      </w:pPr>
+      <w:r>
+        <w:rPr>
+          <w:rFonts w:ascii="Arial Nova" w:hAnsi="Arial Nova" w:eastAsia="Arial Nova" w:cs="Arial Nova"/>
+          <w:b w:val="1"/>
+          <w:bCs w:val="1"/>
+          <w:noProof w:val="0"/>
+          <w:sz w:val="24"/>
+          <w:szCs w:val="24"/>
+          <w:lang w:val="en-US"/>
+        </w:rPr>
+        <w:t>The tests are executed in isolated environments using mocked Firebase services to avoid communication with the production database during testing.</w:t>
+      </w:r>
+    </w:p>
+    <w:p>
+      <w:pPr>
+        <w:bidi w:val="0"/>
+        <w:spacing w:before="240" w:beforeAutospacing="off" w:after="240" w:afterAutospacing="off"/>
+        <w:rPr>
+          <w:rFonts w:ascii="Arial Nova" w:hAnsi="Arial Nova" w:eastAsia="Arial Nova" w:cs="Arial Nova"/>
+          <w:b w:val="1"/>
+          <w:bCs w:val="1"/>
+          <w:noProof w:val="0"/>
+          <w:sz w:val="24"/>
+          <w:szCs w:val="24"/>
+          <w:lang w:val="en-US"/>
+        </w:rPr>
+      </w:pPr>
+      <w:r>
+        <w:rPr>
+          <w:rFonts w:ascii="Arial Nova" w:hAnsi="Arial Nova" w:eastAsia="Arial Nova" w:cs="Arial Nova"/>
+          <w:b w:val="1"/>
+          <w:bCs w:val="1"/>
+          <w:noProof w:val="0"/>
+          <w:sz w:val="24"/>
+          <w:szCs w:val="24"/>
+          <w:lang w:val="en-US"/>
+        </w:rPr>
+        <w:t>The following areas are currently tested:</w:t>
+      </w:r>
+    </w:p>
+    <w:p>
+      <w:pPr>
+        <w:pStyle w:val="ListParagraph"/>
+        <w:bidi w:val="0"/>
+        <w:spacing w:before="0" w:beforeAutospacing="off" w:after="0" w:afterAutospacing="off"/>
+        <w:ind w:left="720"/>
+        <w:rPr>
+          <w:rFonts w:ascii="Arial Nova" w:hAnsi="Arial Nova" w:eastAsia="Arial Nova" w:cs="Arial Nova"/>
+          <w:b w:val="1"/>
+          <w:bCs w:val="1"/>
+          <w:noProof w:val="0"/>
+          <w:sz w:val="24"/>
+          <w:szCs w:val="24"/>
+          <w:lang w:val="en-US"/>
+        </w:rPr>
+      </w:pPr>
+      <w:r>
+        <w:rPr>
+          <w:rFonts w:ascii="Arial Nova" w:hAnsi="Arial Nova" w:eastAsia="Arial Nova" w:cs="Arial Nova"/>
+          <w:b w:val="1"/>
+          <w:bCs w:val="1"/>
+          <w:noProof w:val="0"/>
+          <w:sz w:val="24"/>
+          <w:szCs w:val="24"/>
+          <w:lang w:val="en-US"/>
+        </w:rPr>
+        <w:t xml:space="preserve">Firebase configuration exports </w:t>
+      </w:r>
+    </w:p>
+    <w:p>
+      <w:pPr>
+        <w:pStyle w:val="ListParagraph"/>
+        <w:bidi w:val="0"/>
+        <w:spacing w:before="0" w:beforeAutospacing="off" w:after="0" w:afterAutospacing="off"/>
+        <w:ind w:left="720"/>
+        <w:rPr>
+          <w:rFonts w:ascii="Arial Nova" w:hAnsi="Arial Nova" w:eastAsia="Arial Nova" w:cs="Arial Nova"/>
+          <w:b w:val="1"/>
+          <w:bCs w:val="1"/>
+          <w:noProof w:val="0"/>
+          <w:sz w:val="24"/>
+          <w:szCs w:val="24"/>
+          <w:lang w:val="en-US"/>
+        </w:rPr>
+      </w:pPr>
+      <w:r>
+        <w:rPr>
+          <w:rFonts w:ascii="Arial Nova" w:hAnsi="Arial Nova" w:eastAsia="Arial Nova" w:cs="Arial Nova"/>
+          <w:b w:val="1"/>
+          <w:bCs w:val="1"/>
+          <w:noProof w:val="0"/>
+          <w:sz w:val="24"/>
+          <w:szCs w:val="24"/>
+          <w:lang w:val="en-US"/>
+        </w:rPr>
+        <w:t xml:space="preserve">Login validation and authentication </w:t>
+      </w:r>
+    </w:p>
+    <w:p>
+      <w:pPr>
+        <w:pStyle w:val="ListParagraph"/>
+        <w:bidi w:val="0"/>
+        <w:spacing w:before="0" w:beforeAutospacing="off" w:after="0" w:afterAutospacing="off"/>
+        <w:ind w:left="720"/>
+        <w:rPr>
+          <w:rFonts w:ascii="Arial Nova" w:hAnsi="Arial Nova" w:eastAsia="Arial Nova" w:cs="Arial Nova"/>
+          <w:b w:val="1"/>
+          <w:bCs w:val="1"/>
+          <w:noProof w:val="0"/>
+          <w:sz w:val="24"/>
+          <w:szCs w:val="24"/>
+          <w:lang w:val="en-US"/>
+        </w:rPr>
+      </w:pPr>
+      <w:r>
+        <w:rPr>
+          <w:rFonts w:ascii="Arial Nova" w:hAnsi="Arial Nova" w:eastAsia="Arial Nova" w:cs="Arial Nova"/>
+          <w:b w:val="1"/>
+          <w:bCs w:val="1"/>
+          <w:noProof w:val="0"/>
+          <w:sz w:val="24"/>
+          <w:szCs w:val="24"/>
+          <w:lang w:val="en-US"/>
+        </w:rPr>
+        <w:t xml:space="preserve">Signup validation and user creation </w:t>
+      </w:r>
+    </w:p>
+    <w:p>
+      <w:pPr>
+        <w:pStyle w:val="ListParagraph"/>
+        <w:bidi w:val="0"/>
+        <w:spacing w:before="0" w:beforeAutospacing="off" w:after="0" w:afterAutospacing="off"/>
+        <w:ind w:left="720"/>
+        <w:rPr>
+          <w:rFonts w:ascii="Arial Nova" w:hAnsi="Arial Nova" w:eastAsia="Arial Nova" w:cs="Arial Nova"/>
+          <w:b w:val="1"/>
+          <w:bCs w:val="1"/>
+          <w:noProof w:val="0"/>
+          <w:sz w:val="24"/>
+          <w:szCs w:val="24"/>
+          <w:lang w:val="en-US"/>
+        </w:rPr>
+      </w:pPr>
+      <w:r>
+        <w:rPr>
+          <w:rFonts w:ascii="Arial Nova" w:hAnsi="Arial Nova" w:eastAsia="Arial Nova" w:cs="Arial Nova"/>
+          <w:b w:val="1"/>
+          <w:bCs w:val="1"/>
+          <w:noProof w:val="0"/>
+          <w:sz w:val="24"/>
+          <w:szCs w:val="24"/>
+          <w:lang w:val="en-US"/>
+        </w:rPr>
+        <w:t xml:space="preserve">Firestore document creation </w:t>
+      </w:r>
+    </w:p>
+    <w:p>
+      <w:pPr>
+        <w:pStyle w:val="ListParagraph"/>
+        <w:bidi w:val="0"/>
+        <w:spacing w:before="0" w:beforeAutospacing="off" w:after="0" w:afterAutospacing="off"/>
+        <w:ind w:left="720"/>
+        <w:rPr>
+          <w:rFonts w:ascii="Arial Nova" w:hAnsi="Arial Nova" w:eastAsia="Arial Nova" w:cs="Arial Nova"/>
+          <w:b w:val="1"/>
+          <w:bCs w:val="1"/>
+          <w:noProof w:val="0"/>
+          <w:sz w:val="24"/>
+          <w:szCs w:val="24"/>
+          <w:lang w:val="en-US"/>
+        </w:rPr>
+      </w:pPr>
+      <w:r>
+        <w:rPr>
+          <w:rFonts w:ascii="Arial Nova" w:hAnsi="Arial Nova" w:eastAsia="Arial Nova" w:cs="Arial Nova"/>
+          <w:b w:val="1"/>
+          <w:bCs w:val="1"/>
+          <w:noProof w:val="0"/>
+          <w:sz w:val="24"/>
+          <w:szCs w:val="24"/>
+          <w:lang w:val="en-US"/>
+        </w:rPr>
+        <w:t xml:space="preserve">User redirection after successful authentication </w:t>
+      </w:r>
+    </w:p>
+    <w:p>
+      <w:pPr>
+        <w:pStyle w:val="ListParagraph"/>
+        <w:bidi w:val="0"/>
+        <w:spacing w:before="0" w:beforeAutospacing="off" w:after="0" w:afterAutospacing="off"/>
+        <w:ind w:left="720"/>
+        <w:rPr>
+          <w:rFonts w:ascii="Arial Nova" w:hAnsi="Arial Nova" w:eastAsia="Arial Nova" w:cs="Arial Nova"/>
+          <w:b w:val="1"/>
+          <w:bCs w:val="1"/>
+          <w:noProof w:val="0"/>
+          <w:sz w:val="24"/>
+          <w:szCs w:val="24"/>
+          <w:lang w:val="en-US"/>
+        </w:rPr>
+      </w:pPr>
+      <w:r>
+        <w:rPr>
+          <w:rFonts w:ascii="Arial Nova" w:hAnsi="Arial Nova" w:eastAsia="Arial Nova" w:cs="Arial Nova"/>
+          <w:b w:val="1"/>
+          <w:bCs w:val="1"/>
+          <w:noProof w:val="0"/>
+          <w:sz w:val="24"/>
+          <w:szCs w:val="24"/>
+          <w:lang w:val="en-US"/>
+        </w:rPr>
+        <w:t xml:space="preserve">Friendly error handling for Firebase authentication errors </w:t>
+      </w:r>
+    </w:p>
+    <w:p>
+      <w:pPr>
+        <w:bidi w:val="0"/>
+        <w:spacing w:before="240" w:beforeAutospacing="off" w:after="240" w:afterAutospacing="off"/>
+      </w:pPr>
+      <w:r>
+        <w:rPr>
+          <w:rFonts w:ascii="Arial Nova" w:hAnsi="Arial Nova" w:eastAsia="Arial Nova" w:cs="Arial Nova"/>
+          <w:b w:val="1"/>
+          <w:bCs w:val="1"/>
+          <w:noProof w:val="0"/>
+          <w:sz w:val="24"/>
+          <w:szCs w:val="24"/>
+          <w:lang w:val="en-US"/>
+        </w:rPr>
+        <w:t>Coverage reports are also generated to evaluate tested statements, branches, functions, and lines within the web application.</w:t>
+      </w:r>
+    </w:p>
+    <w:p>
+      <w:pPr>
+        <w:bidi w:val="0"/>
+        <w:spacing w:before="240" w:beforeAutospacing="off" w:after="240" w:afterAutospacing="off"/>
+        <w:rPr>
+          <w:rFonts w:ascii="Arial Nova" w:hAnsi="Arial Nova" w:eastAsia="Arial Nova" w:cs="Arial Nova"/>
+          <w:b w:val="1"/>
+          <w:bCs w:val="1"/>
+          <w:noProof w:val="0"/>
+          <w:sz w:val="24"/>
+          <w:szCs w:val="24"/>
+          <w:lang w:val="en-US"/>
+        </w:rPr>
+      </w:pPr>
+    </w:p>
+    <w:p>
+      <w:pPr>
+        <w:pStyle w:val="Rubrik3"/>
+        <w:bidi w:val="0"/>
+        <w:rPr>
+          <w:rFonts w:ascii="Arial Nova" w:hAnsi="Arial Nova" w:eastAsia="Arial Nova" w:cs="Arial Nova"/>
+          <w:b w:val="1"/>
+          <w:bCs w:val="1"/>
+          <w:noProof w:val="0"/>
+          <w:lang w:val="en-US"/>
+        </w:rPr>
+      </w:pPr>
+      <w:bookmarkStart w:name="_Toc1602817557" w:id="911420626"/>
+      <w:r>
+        <w:rPr>
+          <w:rFonts w:ascii="Arial Nova" w:hAnsi="Arial Nova" w:eastAsia="Arial Nova" w:cs="Arial Nova"/>
+          <w:b w:val="1"/>
+          <w:bCs w:val="1"/>
+          <w:noProof w:val="0"/>
+          <w:lang w:val="en-US"/>
+        </w:rPr>
+        <w:t>1.3.3 Verification &amp; Validation</w:t>
+      </w:r>
+      <w:bookmarkEnd w:id="911420626"/>
+    </w:p>
+    <w:p>
+      <w:pPr>
+        <w:pStyle w:val="Normal"/>
+        <w:bidi w:val="0"/>
+        <w:rPr>
+          <w:noProof w:val="0"/>
+          <w:lang w:val="en-US"/>
+        </w:rPr>
+      </w:pPr>
+    </w:p>
+    <w:p>
+      <w:pPr>
+        <w:bidi w:val="0"/>
+        <w:spacing w:before="240" w:beforeAutospacing="off" w:after="240" w:afterAutospacing="off"/>
+        <w:rPr>
+          <w:rFonts w:ascii="Arial Nova" w:hAnsi="Arial Nova" w:eastAsia="Arial Nova" w:cs="Arial Nova"/>
+          <w:b w:val="1"/>
+          <w:bCs w:val="1"/>
+          <w:noProof w:val="0"/>
+          <w:sz w:val="24"/>
+          <w:szCs w:val="24"/>
+          <w:lang w:val="en-US"/>
+        </w:rPr>
+      </w:pPr>
+      <w:r>
+        <w:rPr>
+          <w:rFonts w:ascii="Arial Nova" w:hAnsi="Arial Nova" w:eastAsia="Arial Nova" w:cs="Arial Nova"/>
+          <w:b w:val="1"/>
+          <w:bCs w:val="1"/>
+          <w:noProof w:val="0"/>
+          <w:sz w:val="24"/>
+          <w:szCs w:val="24"/>
+          <w:lang w:val="en-US"/>
+        </w:rPr>
+        <w:t>For the verification part, we use Jest Unit and UI tests to verify that the authentication flow and Firebase configuration behave according to the requirements defined in our Requirement Documentation.</w:t>
+      </w:r>
+    </w:p>
+    <w:p>
+      <w:pPr>
+        <w:bidi w:val="0"/>
+        <w:spacing w:before="240" w:beforeAutospacing="off" w:after="240" w:afterAutospacing="off"/>
+        <w:rPr>
+          <w:rFonts w:ascii="Arial Nova" w:hAnsi="Arial Nova" w:eastAsia="Arial Nova" w:cs="Arial Nova"/>
+          <w:b w:val="1"/>
+          <w:bCs w:val="1"/>
+          <w:noProof w:val="0"/>
+          <w:sz w:val="24"/>
+          <w:szCs w:val="24"/>
+          <w:lang w:val="en-US"/>
+        </w:rPr>
+      </w:pPr>
+      <w:r>
+        <w:rPr>
+          <w:rFonts w:ascii="Arial Nova" w:hAnsi="Arial Nova" w:eastAsia="Arial Nova" w:cs="Arial Nova"/>
+          <w:b w:val="1"/>
+          <w:bCs w:val="1"/>
+          <w:noProof w:val="0"/>
+          <w:sz w:val="24"/>
+          <w:szCs w:val="24"/>
+          <w:lang w:val="en-US"/>
+        </w:rPr>
+        <w:t>For the validation part, we manually validate that users can successfully log in, create accounts, and navigate to the smart house hub through the web interface.</w:t>
+      </w:r>
+    </w:p>
+    <w:p>
+      <w:pPr>
+        <w:bidi w:val="0"/>
+        <w:spacing w:before="240" w:beforeAutospacing="off" w:after="240" w:afterAutospacing="off"/>
+      </w:pPr>
+      <w:r>
+        <w:rPr>
+          <w:rFonts w:ascii="Arial Nova" w:hAnsi="Arial Nova" w:eastAsia="Arial Nova" w:cs="Arial Nova"/>
+          <w:b w:val="1"/>
+          <w:bCs w:val="1"/>
+          <w:noProof w:val="0"/>
+          <w:sz w:val="24"/>
+          <w:szCs w:val="24"/>
+          <w:lang w:val="en-US"/>
+        </w:rPr>
+        <w:t xml:space="preserve">Since the SG2 Units subgroup is </w:t>
+      </w:r>
+      <w:r>
+        <w:rPr>
+          <w:rFonts w:ascii="Arial Nova" w:hAnsi="Arial Nova" w:eastAsia="Arial Nova" w:cs="Arial Nova"/>
+          <w:b w:val="1"/>
+          <w:bCs w:val="1"/>
+          <w:noProof w:val="0"/>
+          <w:sz w:val="24"/>
+          <w:szCs w:val="24"/>
+          <w:lang w:val="en-US"/>
+        </w:rPr>
+        <w:t>mainly responsible</w:t>
+      </w:r>
+      <w:r>
+        <w:rPr>
+          <w:rFonts w:ascii="Arial Nova" w:hAnsi="Arial Nova" w:eastAsia="Arial Nova" w:cs="Arial Nova"/>
+          <w:b w:val="1"/>
+          <w:bCs w:val="1"/>
+          <w:noProof w:val="0"/>
+          <w:sz w:val="24"/>
+          <w:szCs w:val="24"/>
+          <w:lang w:val="en-US"/>
+        </w:rPr>
+        <w:t xml:space="preserve"> for the client-side web and mobile interface, the implemented web tests focus on frontend authentication and Firebase-related functionality. </w:t>
+      </w:r>
+    </w:p>
+    <w:p>
+      <w:pPr>
+        <w:bidi w:val="0"/>
+        <w:spacing w:before="240" w:beforeAutospacing="off" w:after="240" w:afterAutospacing="off"/>
+        <w:rPr>
+          <w:rFonts w:ascii="Arial Nova" w:hAnsi="Arial Nova" w:eastAsia="Arial Nova" w:cs="Arial Nova"/>
+          <w:b w:val="1"/>
+          <w:bCs w:val="1"/>
+          <w:noProof w:val="0"/>
+          <w:sz w:val="24"/>
+          <w:szCs w:val="24"/>
+          <w:lang w:val="en-US"/>
+        </w:rPr>
+      </w:pPr>
+      <w:r>
+        <w:rPr>
+          <w:rFonts w:ascii="Arial Nova" w:hAnsi="Arial Nova" w:eastAsia="Arial Nova" w:cs="Arial Nova"/>
+          <w:b w:val="1"/>
+          <w:bCs w:val="1"/>
+          <w:i w:val="1"/>
+          <w:iCs w:val="1"/>
+          <w:noProof w:val="0"/>
+          <w:sz w:val="24"/>
+          <w:szCs w:val="24"/>
+          <w:u w:val="none"/>
+          <w:lang w:val="en-US"/>
+        </w:rPr>
+        <w:t>More extensive system-level and integration testing is documented separately in the SG4 subgroup Test Plan documentation.</w:t>
+      </w:r>
+    </w:p>
+    <w:p>
+      <w:pPr>
+        <w:pStyle w:val="Normal"/>
+        <w:bidi w:val="0"/>
+        <w:rPr>
+          <w:noProof w:val="0"/>
+          <w:lang w:val="en-US"/>
+        </w:rPr>
+      </w:pPr>
+    </w:p>
+    <w:p>
+      <w:pPr>
+        <w:pStyle w:val="Rubrik3"/>
+        <w:bidi w:val="0"/>
+        <w:rPr>
+          <w:rFonts w:ascii="Arial Nova" w:hAnsi="Arial Nova" w:eastAsia="Arial Nova" w:cs="Arial Nova"/>
+          <w:b w:val="1"/>
+          <w:bCs w:val="1"/>
+          <w:noProof w:val="0"/>
+          <w:lang w:val="en-US"/>
+        </w:rPr>
+      </w:pPr>
+      <w:bookmarkStart w:name="_Toc1570336905" w:id="2121943746"/>
+      <w:r>
+        <w:rPr>
+          <w:rFonts w:ascii="Arial Nova" w:hAnsi="Arial Nova" w:eastAsia="Arial Nova" w:cs="Arial Nova"/>
+          <w:b w:val="1"/>
+          <w:bCs w:val="1"/>
+          <w:noProof w:val="0"/>
+          <w:lang w:val="en-US"/>
+        </w:rPr>
+        <w:t>1.3.4 Test Examples</w:t>
+      </w:r>
+      <w:bookmarkEnd w:id="2121943746"/>
+    </w:p>
+    <w:p>
+      <w:pPr>
+        <w:pStyle w:val="Normal"/>
+        <w:bidi w:val="0"/>
+        <w:rPr>
+          <w:noProof w:val="0"/>
+          <w:lang w:val="en-US"/>
+        </w:rPr>
+      </w:pPr>
+    </w:p>
+    <w:p>
+      <w:pPr>
+        <w:bidi w:val="0"/>
+        <w:spacing w:before="240" w:beforeAutospacing="off" w:after="240" w:afterAutospacing="off"/>
+        <w:rPr>
+          <w:rFonts w:ascii="Arial Nova" w:hAnsi="Arial Nova" w:eastAsia="Arial Nova" w:cs="Arial Nova"/>
+          <w:b w:val="1"/>
+          <w:bCs w:val="1"/>
+          <w:i w:val="0"/>
+          <w:iCs w:val="0"/>
+          <w:noProof w:val="0"/>
+          <w:sz w:val="24"/>
+          <w:szCs w:val="24"/>
+          <w:lang w:val="en-US"/>
+        </w:rPr>
+      </w:pPr>
+      <w:r>
+        <w:rPr>
+          <w:rFonts w:ascii="Arial Nova" w:hAnsi="Arial Nova" w:eastAsia="Arial Nova" w:cs="Arial Nova"/>
+          <w:b w:val="1"/>
+          <w:bCs w:val="1"/>
+          <w:i w:val="0"/>
+          <w:iCs w:val="0"/>
+          <w:noProof w:val="0"/>
+          <w:sz w:val="24"/>
+          <w:szCs w:val="24"/>
+          <w:lang w:val="en-US"/>
+        </w:rPr>
+        <w:t>Firebase Configuration</w:t>
+      </w:r>
+    </w:p>
+    <w:p>
+      <w:pPr>
+        <w:bidi w:val="0"/>
+        <w:spacing w:before="240" w:beforeAutospacing="off" w:after="240" w:afterAutospacing="off"/>
+        <w:rPr>
+          <w:rFonts w:ascii="Arial Nova" w:hAnsi="Arial Nova" w:eastAsia="Arial Nova" w:cs="Arial Nova"/>
+          <w:b w:val="1"/>
+          <w:bCs w:val="1"/>
+          <w:i w:val="0"/>
+          <w:iCs w:val="0"/>
+          <w:noProof w:val="0"/>
+          <w:sz w:val="24"/>
+          <w:szCs w:val="24"/>
+          <w:lang w:val="en-US"/>
+        </w:rPr>
+      </w:pPr>
+      <w:r>
+        <w:rPr>
+          <w:rFonts w:ascii="Arial Nova" w:hAnsi="Arial Nova" w:eastAsia="Arial Nova" w:cs="Arial Nova"/>
+          <w:b w:val="1"/>
+          <w:bCs w:val="1"/>
+          <w:i w:val="0"/>
+          <w:iCs w:val="0"/>
+          <w:noProof w:val="0"/>
+          <w:sz w:val="24"/>
+          <w:szCs w:val="24"/>
+          <w:lang w:val="en-US"/>
+        </w:rPr>
+        <w:t>The Firebase configuration tests verify that the application correctly exports valid Firebase authentication, Firestore, and application instances.</w:t>
+      </w:r>
+    </w:p>
+    <w:p>
+      <w:pPr>
+        <w:bidi w:val="0"/>
+        <w:spacing w:before="240" w:beforeAutospacing="off" w:after="240" w:afterAutospacing="off"/>
+        <w:rPr>
+          <w:rFonts w:ascii="Arial Nova" w:hAnsi="Arial Nova" w:eastAsia="Arial Nova" w:cs="Arial Nova"/>
+          <w:b w:val="1"/>
+          <w:bCs w:val="1"/>
+          <w:i w:val="0"/>
+          <w:iCs w:val="0"/>
+          <w:noProof w:val="0"/>
+          <w:sz w:val="24"/>
+          <w:szCs w:val="24"/>
+          <w:lang w:val="en-US"/>
+        </w:rPr>
+      </w:pPr>
+      <w:r>
+        <w:rPr>
+          <w:rFonts w:ascii="Arial Nova" w:hAnsi="Arial Nova" w:eastAsia="Arial Nova" w:cs="Arial Nova"/>
+          <w:b w:val="1"/>
+          <w:bCs w:val="1"/>
+          <w:i w:val="0"/>
+          <w:iCs w:val="0"/>
+          <w:noProof w:val="0"/>
+          <w:sz w:val="24"/>
+          <w:szCs w:val="24"/>
+          <w:lang w:val="en-US"/>
+        </w:rPr>
+        <w:t>Firebase modules are mocked during testing to isolate the test environment from the production Firebase configuration.</w:t>
+      </w:r>
+    </w:p>
+    <w:p>
+      <w:pPr>
+        <w:pStyle w:val="Normal"/>
+        <w:bidi w:val="0"/>
+        <w:rPr>
+          <w:rFonts w:ascii="Arial Nova" w:hAnsi="Arial Nova" w:eastAsia="Arial Nova" w:cs="Arial Nova"/>
+          <w:b w:val="1"/>
+          <w:bCs w:val="1"/>
+          <w:noProof w:val="0"/>
+          <w:sz w:val="24"/>
+          <w:szCs w:val="24"/>
+          <w:lang w:val="en-US"/>
+        </w:rPr>
+      </w:pPr>
+      <w:r>
+        <w:rPr>
+          <w:rFonts w:ascii="Arial Nova" w:hAnsi="Arial Nova" w:eastAsia="Arial Nova" w:cs="Arial Nova"/>
+          <w:b w:val="1"/>
+          <w:bCs w:val="1"/>
+          <w:noProof w:val="0"/>
+          <w:sz w:val="24"/>
+          <w:szCs w:val="24"/>
+          <w:lang w:val="en-US"/>
+        </w:rPr>
+        <w:t>Authentication and Access Control</w:t>
+      </w:r>
+    </w:p>
+    <w:p>
+      <w:pPr>
+        <w:bidi w:val="0"/>
+        <w:spacing w:before="240" w:beforeAutospacing="off" w:after="240" w:afterAutospacing="off"/>
+        <w:rPr>
+          <w:rFonts w:ascii="Arial Nova" w:hAnsi="Arial Nova" w:eastAsia="Arial Nova" w:cs="Arial Nova"/>
+          <w:b w:val="1"/>
+          <w:bCs w:val="1"/>
+          <w:i w:val="0"/>
+          <w:iCs w:val="0"/>
+          <w:noProof w:val="0"/>
+          <w:sz w:val="24"/>
+          <w:szCs w:val="24"/>
+          <w:lang w:val="en-US"/>
+        </w:rPr>
+      </w:pPr>
+      <w:r>
+        <w:rPr>
+          <w:rFonts w:ascii="Arial Nova" w:hAnsi="Arial Nova" w:eastAsia="Arial Nova" w:cs="Arial Nova"/>
+          <w:b w:val="1"/>
+          <w:bCs w:val="1"/>
+          <w:i w:val="0"/>
+          <w:iCs w:val="0"/>
+          <w:noProof w:val="0"/>
+          <w:sz w:val="24"/>
+          <w:szCs w:val="24"/>
+          <w:lang w:val="en-US"/>
+        </w:rPr>
+        <w:t>The login tests verify that:</w:t>
+      </w:r>
+    </w:p>
+    <w:p>
+      <w:pPr>
+        <w:pStyle w:val="Normal"/>
+        <w:bidi w:val="0"/>
+        <w:spacing w:before="0" w:beforeAutospacing="off" w:after="0" w:afterAutospacing="off"/>
+        <w:ind w:left="720"/>
+        <w:rPr>
+          <w:rFonts w:ascii="Arial Nova" w:hAnsi="Arial Nova" w:eastAsia="Arial Nova" w:cs="Arial Nova"/>
+          <w:b w:val="1"/>
+          <w:bCs w:val="1"/>
+          <w:i w:val="0"/>
+          <w:iCs w:val="0"/>
+          <w:noProof w:val="0"/>
+          <w:sz w:val="24"/>
+          <w:szCs w:val="24"/>
+          <w:lang w:val="en-US"/>
+        </w:rPr>
+      </w:pPr>
+      <w:r>
+        <w:rPr>
+          <w:rFonts w:ascii="Arial Nova" w:hAnsi="Arial Nova" w:eastAsia="Arial Nova" w:cs="Arial Nova"/>
+          <w:b w:val="1"/>
+          <w:bCs w:val="1"/>
+          <w:i w:val="0"/>
+          <w:iCs w:val="0"/>
+          <w:noProof w:val="0"/>
+          <w:sz w:val="24"/>
+          <w:szCs w:val="24"/>
+          <w:lang w:val="en-US"/>
+        </w:rPr>
+        <w:t xml:space="preserve">Validation errors are shown when </w:t>
+      </w:r>
+      <w:r>
+        <w:rPr>
+          <w:rFonts w:ascii="Arial Nova" w:hAnsi="Arial Nova" w:eastAsia="Arial Nova" w:cs="Arial Nova"/>
+          <w:b w:val="1"/>
+          <w:bCs w:val="1"/>
+          <w:i w:val="0"/>
+          <w:iCs w:val="0"/>
+          <w:noProof w:val="0"/>
+          <w:sz w:val="24"/>
+          <w:szCs w:val="24"/>
+          <w:lang w:val="en-US"/>
+        </w:rPr>
+        <w:t>required</w:t>
+      </w:r>
+      <w:r>
+        <w:rPr>
+          <w:rFonts w:ascii="Arial Nova" w:hAnsi="Arial Nova" w:eastAsia="Arial Nova" w:cs="Arial Nova"/>
+          <w:b w:val="1"/>
+          <w:bCs w:val="1"/>
+          <w:i w:val="0"/>
+          <w:iCs w:val="0"/>
+          <w:noProof w:val="0"/>
+          <w:sz w:val="24"/>
+          <w:szCs w:val="24"/>
+          <w:lang w:val="en-US"/>
+        </w:rPr>
+        <w:t xml:space="preserve"> fields are missing </w:t>
+      </w:r>
+    </w:p>
+    <w:p>
+      <w:pPr>
+        <w:pStyle w:val="Normal"/>
+        <w:bidi w:val="0"/>
+        <w:spacing w:before="0" w:beforeAutospacing="off" w:after="0" w:afterAutospacing="off"/>
+        <w:ind w:left="720"/>
+        <w:rPr>
+          <w:rFonts w:ascii="Arial Nova" w:hAnsi="Arial Nova" w:eastAsia="Arial Nova" w:cs="Arial Nova"/>
+          <w:b w:val="1"/>
+          <w:bCs w:val="1"/>
+          <w:i w:val="0"/>
+          <w:iCs w:val="0"/>
+          <w:noProof w:val="0"/>
+          <w:sz w:val="24"/>
+          <w:szCs w:val="24"/>
+          <w:lang w:val="en-US"/>
+        </w:rPr>
+      </w:pPr>
+      <w:r>
+        <w:rPr>
+          <w:rFonts w:ascii="Arial Nova" w:hAnsi="Arial Nova" w:eastAsia="Arial Nova" w:cs="Arial Nova"/>
+          <w:b w:val="1"/>
+          <w:bCs w:val="1"/>
+          <w:i w:val="0"/>
+          <w:iCs w:val="0"/>
+          <w:noProof w:val="0"/>
+          <w:sz w:val="24"/>
+          <w:szCs w:val="24"/>
+          <w:lang w:val="en-US"/>
+        </w:rPr>
+        <w:t xml:space="preserve">Users can successfully sign in using Firebase Authentication </w:t>
+      </w:r>
+    </w:p>
+    <w:p>
+      <w:pPr>
+        <w:pStyle w:val="Normal"/>
+        <w:bidi w:val="0"/>
+        <w:spacing w:before="0" w:beforeAutospacing="off" w:after="0" w:afterAutospacing="off"/>
+        <w:ind w:left="720"/>
+        <w:rPr>
+          <w:rFonts w:ascii="Arial Nova" w:hAnsi="Arial Nova" w:eastAsia="Arial Nova" w:cs="Arial Nova"/>
+          <w:b w:val="1"/>
+          <w:bCs w:val="1"/>
+          <w:i w:val="0"/>
+          <w:iCs w:val="0"/>
+          <w:noProof w:val="0"/>
+          <w:sz w:val="24"/>
+          <w:szCs w:val="24"/>
+          <w:lang w:val="en-US"/>
+        </w:rPr>
+      </w:pPr>
+      <w:r>
+        <w:rPr>
+          <w:rFonts w:ascii="Arial Nova" w:hAnsi="Arial Nova" w:eastAsia="Arial Nova" w:cs="Arial Nova"/>
+          <w:b w:val="1"/>
+          <w:bCs w:val="1"/>
+          <w:i w:val="0"/>
+          <w:iCs w:val="0"/>
+          <w:noProof w:val="0"/>
+          <w:sz w:val="24"/>
+          <w:szCs w:val="24"/>
+          <w:lang w:val="en-US"/>
+        </w:rPr>
+        <w:t xml:space="preserve">Users are redirected to the /hub page after successful login </w:t>
+      </w:r>
+    </w:p>
+    <w:p>
+      <w:pPr>
+        <w:pStyle w:val="ListParagraph"/>
+        <w:bidi w:val="0"/>
+        <w:spacing w:before="0" w:beforeAutospacing="off" w:after="0" w:afterAutospacing="off"/>
+        <w:ind w:left="720"/>
+        <w:rPr>
+          <w:rFonts w:ascii="Arial Nova" w:hAnsi="Arial Nova" w:eastAsia="Arial Nova" w:cs="Arial Nova"/>
+          <w:b w:val="1"/>
+          <w:bCs w:val="1"/>
+          <w:i w:val="0"/>
+          <w:iCs w:val="0"/>
+          <w:noProof w:val="0"/>
+          <w:sz w:val="24"/>
+          <w:szCs w:val="24"/>
+          <w:lang w:val="en-US"/>
+        </w:rPr>
+      </w:pPr>
+      <w:r>
+        <w:rPr>
+          <w:rFonts w:ascii="Arial Nova" w:hAnsi="Arial Nova" w:eastAsia="Arial Nova" w:cs="Arial Nova"/>
+          <w:b w:val="1"/>
+          <w:bCs w:val="1"/>
+          <w:i w:val="0"/>
+          <w:iCs w:val="0"/>
+          <w:noProof w:val="0"/>
+          <w:sz w:val="24"/>
+          <w:szCs w:val="24"/>
+          <w:lang w:val="en-US"/>
+        </w:rPr>
+        <w:t xml:space="preserve">Authentication session cookies are created </w:t>
+      </w:r>
+    </w:p>
+    <w:p>
+      <w:pPr>
+        <w:pStyle w:val="ListParagraph"/>
+        <w:bidi w:val="0"/>
+        <w:spacing w:before="0" w:beforeAutospacing="off" w:after="0" w:afterAutospacing="off"/>
+        <w:ind w:left="720"/>
+        <w:rPr>
+          <w:rFonts w:ascii="Arial Nova" w:hAnsi="Arial Nova" w:eastAsia="Arial Nova" w:cs="Arial Nova"/>
+          <w:b w:val="1"/>
+          <w:bCs w:val="1"/>
+          <w:i w:val="0"/>
+          <w:iCs w:val="0"/>
+          <w:noProof w:val="0"/>
+          <w:sz w:val="24"/>
+          <w:szCs w:val="24"/>
+          <w:lang w:val="en-US"/>
+        </w:rPr>
+      </w:pPr>
+      <w:r>
+        <w:rPr>
+          <w:rFonts w:ascii="Arial Nova" w:hAnsi="Arial Nova" w:eastAsia="Arial Nova" w:cs="Arial Nova"/>
+          <w:b w:val="1"/>
+          <w:bCs w:val="1"/>
+          <w:i w:val="0"/>
+          <w:iCs w:val="0"/>
+          <w:noProof w:val="0"/>
+          <w:sz w:val="24"/>
+          <w:szCs w:val="24"/>
+          <w:lang w:val="en-US"/>
+        </w:rPr>
+        <w:t xml:space="preserve">Firebase authentication errors are translated into user-friendly messages </w:t>
+      </w:r>
+    </w:p>
+    <w:p>
+      <w:pPr>
+        <w:bidi w:val="0"/>
+        <w:spacing w:before="240" w:beforeAutospacing="off" w:after="240" w:afterAutospacing="off"/>
+        <w:rPr>
+          <w:rFonts w:ascii="Arial Nova" w:hAnsi="Arial Nova" w:eastAsia="Arial Nova" w:cs="Arial Nova"/>
+          <w:b w:val="1"/>
+          <w:bCs w:val="1"/>
+          <w:i w:val="0"/>
+          <w:iCs w:val="0"/>
+          <w:noProof w:val="0"/>
+          <w:sz w:val="24"/>
+          <w:szCs w:val="24"/>
+          <w:lang w:val="en-US"/>
+        </w:rPr>
+      </w:pPr>
+      <w:r>
+        <w:rPr>
+          <w:rFonts w:ascii="Arial Nova" w:hAnsi="Arial Nova" w:eastAsia="Arial Nova" w:cs="Arial Nova"/>
+          <w:b w:val="1"/>
+          <w:bCs w:val="1"/>
+          <w:i w:val="0"/>
+          <w:iCs w:val="0"/>
+          <w:noProof w:val="0"/>
+          <w:sz w:val="24"/>
+          <w:szCs w:val="24"/>
+          <w:lang w:val="en-US"/>
+        </w:rPr>
+        <w:t>The signup tests verify that:</w:t>
+      </w:r>
+    </w:p>
+    <w:p>
+      <w:pPr>
+        <w:pStyle w:val="ListParagraph"/>
+        <w:bidi w:val="0"/>
+        <w:spacing w:before="0" w:beforeAutospacing="off" w:after="0" w:afterAutospacing="off"/>
+        <w:ind w:left="720"/>
+        <w:rPr>
+          <w:rFonts w:ascii="Arial Nova" w:hAnsi="Arial Nova" w:eastAsia="Arial Nova" w:cs="Arial Nova"/>
+          <w:b w:val="1"/>
+          <w:bCs w:val="1"/>
+          <w:i w:val="0"/>
+          <w:iCs w:val="0"/>
+          <w:noProof w:val="0"/>
+          <w:sz w:val="24"/>
+          <w:szCs w:val="24"/>
+          <w:lang w:val="en-US"/>
+        </w:rPr>
+      </w:pPr>
+      <w:r>
+        <w:rPr>
+          <w:rFonts w:ascii="Arial Nova" w:hAnsi="Arial Nova" w:eastAsia="Arial Nova" w:cs="Arial Nova"/>
+          <w:b w:val="1"/>
+          <w:bCs w:val="1"/>
+          <w:i w:val="0"/>
+          <w:iCs w:val="0"/>
+          <w:noProof w:val="0"/>
+          <w:sz w:val="24"/>
+          <w:szCs w:val="24"/>
+          <w:lang w:val="en-US"/>
+        </w:rPr>
+        <w:t xml:space="preserve">Password mismatch validation works correctly </w:t>
+      </w:r>
+    </w:p>
+    <w:p>
+      <w:pPr>
+        <w:pStyle w:val="ListParagraph"/>
+        <w:bidi w:val="0"/>
+        <w:spacing w:before="0" w:beforeAutospacing="off" w:after="0" w:afterAutospacing="off"/>
+        <w:ind w:left="720"/>
+        <w:rPr>
+          <w:rFonts w:ascii="Arial Nova" w:hAnsi="Arial Nova" w:eastAsia="Arial Nova" w:cs="Arial Nova"/>
+          <w:b w:val="1"/>
+          <w:bCs w:val="1"/>
+          <w:i w:val="0"/>
+          <w:iCs w:val="0"/>
+          <w:noProof w:val="0"/>
+          <w:sz w:val="24"/>
+          <w:szCs w:val="24"/>
+          <w:lang w:val="en-US"/>
+        </w:rPr>
+      </w:pPr>
+      <w:r>
+        <w:rPr>
+          <w:rFonts w:ascii="Arial Nova" w:hAnsi="Arial Nova" w:eastAsia="Arial Nova" w:cs="Arial Nova"/>
+          <w:b w:val="1"/>
+          <w:bCs w:val="1"/>
+          <w:i w:val="0"/>
+          <w:iCs w:val="0"/>
+          <w:noProof w:val="0"/>
+          <w:sz w:val="24"/>
+          <w:szCs w:val="24"/>
+          <w:lang w:val="en-US"/>
+        </w:rPr>
+        <w:t xml:space="preserve">Firebase accounts can be created successfully </w:t>
+      </w:r>
+    </w:p>
+    <w:p>
+      <w:pPr>
+        <w:pStyle w:val="ListParagraph"/>
+        <w:bidi w:val="0"/>
+        <w:spacing w:before="0" w:beforeAutospacing="off" w:after="0" w:afterAutospacing="off"/>
+        <w:ind w:left="720"/>
+        <w:rPr>
+          <w:rFonts w:ascii="Arial Nova" w:hAnsi="Arial Nova" w:eastAsia="Arial Nova" w:cs="Arial Nova"/>
+          <w:b w:val="1"/>
+          <w:bCs w:val="1"/>
+          <w:i w:val="0"/>
+          <w:iCs w:val="0"/>
+          <w:noProof w:val="0"/>
+          <w:sz w:val="24"/>
+          <w:szCs w:val="24"/>
+          <w:lang w:val="en-US"/>
+        </w:rPr>
+      </w:pPr>
+      <w:r>
+        <w:rPr>
+          <w:rFonts w:ascii="Arial Nova" w:hAnsi="Arial Nova" w:eastAsia="Arial Nova" w:cs="Arial Nova"/>
+          <w:b w:val="1"/>
+          <w:bCs w:val="1"/>
+          <w:i w:val="0"/>
+          <w:iCs w:val="0"/>
+          <w:noProof w:val="0"/>
+          <w:sz w:val="24"/>
+          <w:szCs w:val="24"/>
+          <w:lang w:val="en-US"/>
+        </w:rPr>
+        <w:t xml:space="preserve">User profile information is updated correctly </w:t>
+      </w:r>
+    </w:p>
+    <w:p>
+      <w:pPr>
+        <w:pStyle w:val="ListParagraph"/>
+        <w:bidi w:val="0"/>
+        <w:spacing w:before="0" w:beforeAutospacing="off" w:after="0" w:afterAutospacing="off"/>
+        <w:ind w:left="720"/>
+        <w:rPr>
+          <w:rFonts w:ascii="Arial Nova" w:hAnsi="Arial Nova" w:eastAsia="Arial Nova" w:cs="Arial Nova"/>
+          <w:b w:val="1"/>
+          <w:bCs w:val="1"/>
+          <w:i w:val="0"/>
+          <w:iCs w:val="0"/>
+          <w:noProof w:val="0"/>
+          <w:sz w:val="24"/>
+          <w:szCs w:val="24"/>
+          <w:lang w:val="en-US"/>
+        </w:rPr>
+      </w:pPr>
+      <w:r>
+        <w:rPr>
+          <w:rFonts w:ascii="Arial Nova" w:hAnsi="Arial Nova" w:eastAsia="Arial Nova" w:cs="Arial Nova"/>
+          <w:b w:val="1"/>
+          <w:bCs w:val="1"/>
+          <w:i w:val="0"/>
+          <w:iCs w:val="0"/>
+          <w:noProof w:val="0"/>
+          <w:sz w:val="24"/>
+          <w:szCs w:val="24"/>
+          <w:lang w:val="en-US"/>
+        </w:rPr>
+        <w:t xml:space="preserve">Firestore user documents are stored successfully </w:t>
+      </w:r>
+    </w:p>
+    <w:p>
+      <w:pPr>
+        <w:pStyle w:val="ListParagraph"/>
+        <w:bidi w:val="0"/>
+        <w:spacing w:before="0" w:beforeAutospacing="off" w:after="0" w:afterAutospacing="off"/>
+        <w:ind w:left="720"/>
+        <w:rPr>
+          <w:rFonts w:ascii="Arial Nova" w:hAnsi="Arial Nova" w:eastAsia="Arial Nova" w:cs="Arial Nova"/>
+          <w:b w:val="1"/>
+          <w:bCs w:val="1"/>
+          <w:i w:val="0"/>
+          <w:iCs w:val="0"/>
+          <w:noProof w:val="0"/>
+          <w:sz w:val="24"/>
+          <w:szCs w:val="24"/>
+          <w:lang w:val="en-US"/>
+        </w:rPr>
+      </w:pPr>
+      <w:r>
+        <w:rPr>
+          <w:rFonts w:ascii="Arial Nova" w:hAnsi="Arial Nova" w:eastAsia="Arial Nova" w:cs="Arial Nova"/>
+          <w:b w:val="1"/>
+          <w:bCs w:val="1"/>
+          <w:i w:val="0"/>
+          <w:iCs w:val="0"/>
+          <w:noProof w:val="0"/>
+          <w:sz w:val="24"/>
+          <w:szCs w:val="24"/>
+          <w:lang w:val="en-US"/>
+        </w:rPr>
+        <w:t xml:space="preserve">Users are redirected to the /hub page after successful signup </w:t>
+      </w:r>
+    </w:p>
+    <w:p>
+      <w:pPr>
+        <w:pStyle w:val="ListParagraph"/>
+        <w:bidi w:val="0"/>
+        <w:spacing w:before="0" w:beforeAutospacing="off" w:after="0" w:afterAutospacing="off"/>
+        <w:ind w:left="720"/>
+        <w:rPr>
+          <w:rFonts w:ascii="Arial Nova" w:hAnsi="Arial Nova" w:eastAsia="Arial Nova" w:cs="Arial Nova"/>
+          <w:b w:val="1"/>
+          <w:bCs w:val="1"/>
+          <w:i w:val="0"/>
+          <w:iCs w:val="0"/>
+          <w:noProof w:val="0"/>
+          <w:sz w:val="24"/>
+          <w:szCs w:val="24"/>
+          <w:lang w:val="en-US"/>
+        </w:rPr>
+      </w:pPr>
+      <w:r>
+        <w:rPr>
+          <w:rFonts w:ascii="Arial Nova" w:hAnsi="Arial Nova" w:eastAsia="Arial Nova" w:cs="Arial Nova"/>
+          <w:b w:val="1"/>
+          <w:bCs w:val="1"/>
+          <w:i w:val="0"/>
+          <w:iCs w:val="0"/>
+          <w:noProof w:val="0"/>
+          <w:sz w:val="24"/>
+          <w:szCs w:val="24"/>
+          <w:lang w:val="en-US"/>
+        </w:rPr>
+        <w:t>Firebase signup errors are displayed as readable messages</w:t>
+      </w:r>
+    </w:p>
+    <w:p>
+      <w:pPr>
+        <w:pStyle w:val="Normal"/>
+        <w:bidi w:val="0"/>
+        <w:rPr>
+          <w:noProof w:val="0"/>
+          <w:lang w:val="en-US"/>
+        </w:rPr>
+      </w:pPr>
+    </w:p>
+    <w:p>
+      <w:pPr>
+        <w:pStyle w:val="Normal"/>
+        <w:bidi w:val="0"/>
+        <w:rPr>
+          <w:noProof w:val="0"/>
           <w:lang w:val="en-US"/>
         </w:rPr>
       </w:pPr>
@@ -2811,6 +4626,7 @@
         </w:rPr>
       </w:pPr>
       <w:bookmarkStart w:name="_Toc127563185" w:id="1722009408"/>
+      <w:bookmarkStart w:name="_Toc1423098431" w:id="1031093951"/>
       <w:r>
         <w:rPr>
           <w:rFonts w:ascii="Arial Nova" w:hAnsi="Arial Nova" w:eastAsia="Arial Nova" w:cs="Arial Nova"/>
@@ -2822,6 +4638,7 @@
         <w:t>Figures</w:t>
       </w:r>
       <w:bookmarkEnd w:id="1722009408"/>
+      <w:bookmarkEnd w:id="1031093951"/>
     </w:p>
     <w:p>
       <w:pPr>
@@ -2833,6 +4650,7 @@
         </w:rPr>
       </w:pPr>
       <w:bookmarkStart w:name="_Toc418919737" w:id="1393914294"/>
+      <w:bookmarkStart w:name="_Toc1228504062" w:id="758842358"/>
       <w:r>
         <w:rPr>
           <w:noProof w:val="0"/>
@@ -2841,6 +4659,7 @@
         <w:t>Mobile</w:t>
       </w:r>
       <w:bookmarkEnd w:id="1393914294"/>
+      <w:bookmarkEnd w:id="758842358"/>
     </w:p>
     <w:p>
       <w:pPr>
@@ -2911,6 +4730,7 @@
         </w:rPr>
       </w:pPr>
       <w:bookmarkStart w:name="_Toc1590330126" w:id="1977531402"/>
+      <w:bookmarkStart w:name="_Toc1698420464" w:id="1136378456"/>
       <w:r>
         <w:rPr>
           <w:rFonts w:ascii="Arial Nova" w:hAnsi="Arial Nova" w:eastAsia="Arial Nova" w:cs="Arial Nova"/>
@@ -3002,6 +4822,7 @@
         <w:t>Visual Studio Code</w:t>
       </w:r>
       <w:bookmarkEnd w:id="1977531402"/>
+      <w:bookmarkEnd w:id="1136378456"/>
     </w:p>
     <w:p>
       <w:pPr>
@@ -3126,21 +4947,27 @@
       <w:pPr>
         <w:pStyle w:val="Rubrik4"/>
         <w:jc w:val="center"/>
-        <w:rPr>
-          <w:rFonts w:ascii="Arial Nova" w:hAnsi="Arial Nova" w:eastAsia="Arial Nova" w:cs="Arial Nova"/>
-          <w:noProof w:val="0"/>
-          <w:sz w:val="24"/>
-          <w:szCs w:val="24"/>
-          <w:lang w:val="en-US"/>
-        </w:rPr>
-      </w:pPr>
-      <w:bookmarkStart w:name="_Toc474802391" w:id="1516091978"/>
+      </w:pPr>
+    </w:p>
+    <w:p>
+      <w:pPr>
+        <w:pStyle w:val="Rubrik4"/>
+        <w:jc w:val="center"/>
+        <w:rPr>
+          <w:rFonts w:ascii="Arial Nova" w:hAnsi="Arial Nova" w:eastAsia="Arial Nova" w:cs="Arial Nova"/>
+          <w:noProof w:val="0"/>
+          <w:sz w:val="24"/>
+          <w:szCs w:val="24"/>
+          <w:lang w:val="en-US"/>
+        </w:rPr>
+      </w:pPr>
+      <w:bookmarkStart w:name="_Toc1826842216" w:id="1427189613"/>
       <w:r>
         <w:drawing>
-          <wp:inline wp14:editId="0B4B1825" wp14:anchorId="0063A381">
-            <wp:extent cx="5943600" cy="4381542"/>
+          <wp:inline wp14:editId="051EE48D" wp14:anchorId="5464E836">
+            <wp:extent cx="4448175" cy="4638686"/>
             <wp:effectExtent l="0" t="0" r="0" b="0"/>
-            <wp:docPr id="1033204575" name="drawing"/>
+            <wp:docPr id="623051242" name="drawing"/>
             <wp:cNvGraphicFramePr>
               <a:graphicFrameLocks noChangeAspect="1"/>
             </wp:cNvGraphicFramePr>
@@ -3148,18 +4975,18 @@
               <a:graphicData xmlns:a="http://schemas.openxmlformats.org/drawingml/2006/main" uri="http://schemas.openxmlformats.org/drawingml/2006/picture">
                 <pic:pic xmlns:pic="http://schemas.openxmlformats.org/drawingml/2006/picture">
                   <pic:nvPicPr>
-                    <pic:cNvPr id="1033204575" name="Picture 1033204575"/>
+                    <pic:cNvPr id="623051242" name="Picture 623051242"/>
                     <pic:cNvPicPr/>
                   </pic:nvPicPr>
                   <pic:blipFill>
-                    <a:blip xmlns:r="http://schemas.openxmlformats.org/officeDocument/2006/relationships" r:embed="rId409745919">
+                    <a:blip xmlns:r="http://schemas.openxmlformats.org/officeDocument/2006/relationships" r:embed="rId321656855">
                       <a:extLst>
                         <a:ext uri="{28A0092B-C50C-407E-A947-70E740481C1C}">
                           <a14:useLocalDpi xmlns:a14="http://schemas.microsoft.com/office/drawing/2010/main"/>
                         </a:ext>
                       </a:extLst>
                     </a:blip>
-                    <a:srcRect l="0" t="0" r="0" b="647"/>
+                    <a:srcRect l="0" t="0" r="0" b="612"/>
                     <a:stretch>
                       <a:fillRect/>
                     </a:stretch>
@@ -3167,7 +4994,7 @@
                   <pic:spPr>
                     <a:xfrm rot="0">
                       <a:off x="0" y="0"/>
-                      <a:ext cx="5943600" cy="4381542"/>
+                      <a:ext cx="4448175" cy="4638686"/>
                     </a:xfrm>
                     <a:prstGeom prst="rect">
                       <a:avLst/>
@@ -3179,6 +5006,10 @@
           </wp:inline>
         </w:drawing>
       </w:r>
+      <w:bookmarkStart w:name="_Toc474802391" w:id="1516091978"/>
+      <w:r>
+        <w:br/>
+      </w:r>
       <w:r>
         <w:rPr>
           <w:rFonts w:ascii="Arial Nova" w:hAnsi="Arial Nova" w:eastAsia="Arial Nova" w:cs="Arial Nova"/>
@@ -3210,6 +5041,7 @@
         <w:t>Total Tests</w:t>
       </w:r>
       <w:bookmarkEnd w:id="1516091978"/>
+      <w:bookmarkEnd w:id="1427189613"/>
       <w:r>
         <w:rPr>
           <w:rFonts w:ascii="Arial Nova" w:hAnsi="Arial Nova" w:eastAsia="Arial Nova" w:cs="Arial Nova"/>
@@ -3234,13 +5066,13 @@
           <w:lang w:val="en-US"/>
         </w:rPr>
       </w:pPr>
-      <w:bookmarkStart w:name="_Toc1251019141" w:id="1140534762"/>
+      <w:bookmarkStart w:name="_Toc1527935436" w:id="1028175825"/>
       <w:r>
         <w:drawing>
-          <wp:inline wp14:editId="65C15A2E" wp14:anchorId="404826F8">
-            <wp:extent cx="5943600" cy="3219450"/>
+          <wp:inline wp14:editId="5B20FB47" wp14:anchorId="1CBF85E4">
+            <wp:extent cx="5943600" cy="2590800"/>
             <wp:effectExtent l="0" t="0" r="0" b="0"/>
-            <wp:docPr id="1113474374" name="drawing"/>
+            <wp:docPr id="1604018903" name="drawing"/>
             <wp:cNvGraphicFramePr>
               <a:graphicFrameLocks noChangeAspect="1"/>
             </wp:cNvGraphicFramePr>
@@ -3248,11 +5080,11 @@
               <a:graphicData xmlns:a="http://schemas.openxmlformats.org/drawingml/2006/main" uri="http://schemas.openxmlformats.org/drawingml/2006/picture">
                 <pic:pic xmlns:pic="http://schemas.openxmlformats.org/drawingml/2006/picture">
                   <pic:nvPicPr>
-                    <pic:cNvPr id="1113474374" name="Picture 1113474374"/>
+                    <pic:cNvPr id="1604018903" name="Picture 1604018903"/>
                     <pic:cNvPicPr/>
                   </pic:nvPicPr>
                   <pic:blipFill>
-                    <a:blip xmlns:r="http://schemas.openxmlformats.org/officeDocument/2006/relationships" r:embed="rId325522948">
+                    <a:blip xmlns:r="http://schemas.openxmlformats.org/officeDocument/2006/relationships" r:embed="rId362460319">
                       <a:extLst>
                         <a:ext uri="{28A0092B-C50C-407E-A947-70E740481C1C}">
                           <a14:useLocalDpi xmlns:a14="http://schemas.microsoft.com/office/drawing/2010/main"/>
@@ -3266,7 +5098,7 @@
                   <pic:spPr>
                     <a:xfrm>
                       <a:off x="0" y="0"/>
-                      <a:ext cx="5943600" cy="3219450"/>
+                      <a:ext cx="5943600" cy="2590800"/>
                     </a:xfrm>
                     <a:prstGeom prst="rect">
                       <a:avLst/>
@@ -3278,6 +5110,7 @@
           </wp:inline>
         </w:drawing>
       </w:r>
+      <w:bookmarkStart w:name="_Toc1251019141" w:id="1140534762"/>
       <w:r>
         <w:rPr>
           <w:rFonts w:ascii="Arial Nova" w:hAnsi="Arial Nova" w:eastAsia="Arial Nova" w:cs="Arial Nova"/>
@@ -3309,6 +5142,7 @@
         <w:t>Coverage</w:t>
       </w:r>
       <w:bookmarkEnd w:id="1140534762"/>
+      <w:bookmarkEnd w:id="1028175825"/>
     </w:p>
     <w:p>
       <w:pPr>
@@ -3554,13 +5388,6 @@
       <w:pPr>
         <w:pStyle w:val="Normal"/>
         <w:bidi w:val="0"/>
-        <w:rPr>
-          <w:rFonts w:ascii="Arial Nova" w:hAnsi="Arial Nova" w:eastAsia="Arial Nova" w:cs="Arial Nova"/>
-          <w:noProof w:val="0"/>
-          <w:sz w:val="24"/>
-          <w:szCs w:val="24"/>
-          <w:lang w:val="en-US"/>
-        </w:rPr>
       </w:pPr>
       <w:r>
         <w:rPr>
@@ -3585,6 +5412,69 @@
         <w:t xml:space="preserve"> measure the physical lines of code in your source file that were executed.</w:t>
       </w:r>
     </w:p>
+    <w:p>
+      <w:pPr>
+        <w:pStyle w:val="Rubrik4"/>
+        <w:bidi w:val="0"/>
+        <w:jc w:val="center"/>
+        <w:rPr>
+          <w:sz w:val="20"/>
+          <w:szCs w:val="20"/>
+        </w:rPr>
+      </w:pPr>
+      <w:bookmarkStart w:name="_Toc2129354352" w:id="1498253377"/>
+      <w:r>
+        <w:drawing>
+          <wp:inline wp14:editId="5C46951F" wp14:anchorId="662ABD4C">
+            <wp:extent cx="5943600" cy="923925"/>
+            <wp:effectExtent l="0" t="0" r="0" b="0"/>
+            <wp:docPr id="1907391909" name="drawing"/>
+            <wp:cNvGraphicFramePr>
+              <a:graphicFrameLocks noChangeAspect="1"/>
+            </wp:cNvGraphicFramePr>
+            <a:graphic>
+              <a:graphicData xmlns:a="http://schemas.openxmlformats.org/drawingml/2006/main" uri="http://schemas.openxmlformats.org/drawingml/2006/picture">
+                <pic:pic xmlns:pic="http://schemas.openxmlformats.org/drawingml/2006/picture">
+                  <pic:nvPicPr>
+                    <pic:cNvPr id="1907391909" name="Picture 1907391909"/>
+                    <pic:cNvPicPr/>
+                  </pic:nvPicPr>
+                  <pic:blipFill>
+                    <a:blip xmlns:r="http://schemas.openxmlformats.org/officeDocument/2006/relationships" r:embed="rId2037921114">
+                      <a:extLst>
+                        <a:ext uri="{28A0092B-C50C-407E-A947-70E740481C1C}">
+                          <a14:useLocalDpi xmlns:a14="http://schemas.microsoft.com/office/drawing/2010/main"/>
+                        </a:ext>
+                      </a:extLst>
+                    </a:blip>
+                    <a:stretch>
+                      <a:fillRect/>
+                    </a:stretch>
+                  </pic:blipFill>
+                  <pic:spPr>
+                    <a:xfrm>
+                      <a:off x="0" y="0"/>
+                      <a:ext cx="5943600" cy="923925"/>
+                    </a:xfrm>
+                    <a:prstGeom prst="rect">
+                      <a:avLst/>
+                    </a:prstGeom>
+                  </pic:spPr>
+                </pic:pic>
+              </a:graphicData>
+            </a:graphic>
+          </wp:inline>
+        </w:drawing>
+      </w:r>
+      <w:r>
+        <w:rPr>
+          <w:sz w:val="20"/>
+          <w:szCs w:val="20"/>
+        </w:rPr>
+        <w:t>Figure 4: Mobile Coverage Ai, Hub, Music (Main tabs)</w:t>
+      </w:r>
+      <w:bookmarkEnd w:id="1498253377"/>
+    </w:p>
     <w:p xmlns:wp14="http://schemas.microsoft.com/office/word/2010/wordml" wp14:textId="77777777">
       <w:pPr>
         <w:jc w:val="center"/>
@@ -3594,6 +5484,368 @@
           <w:szCs w:val="24"/>
         </w:rPr>
       </w:pPr>
+    </w:p>
+    <w:p>
+      <w:pPr>
+        <w:pStyle w:val="Normal"/>
+        <w:jc w:val="center"/>
+        <w:rPr>
+          <w:rFonts w:ascii="Arial Nova" w:hAnsi="Arial Nova" w:eastAsia="Arial Nova" w:cs="Arial Nova"/>
+          <w:sz w:val="24"/>
+          <w:szCs w:val="24"/>
+        </w:rPr>
+      </w:pPr>
+    </w:p>
+    <w:p>
+      <w:pPr>
+        <w:pStyle w:val="Normal"/>
+        <w:jc w:val="center"/>
+        <w:rPr>
+          <w:rFonts w:ascii="Arial Nova" w:hAnsi="Arial Nova" w:eastAsia="Arial Nova" w:cs="Arial Nova"/>
+          <w:sz w:val="24"/>
+          <w:szCs w:val="24"/>
+        </w:rPr>
+      </w:pPr>
+    </w:p>
+    <w:p>
+      <w:pPr>
+        <w:pStyle w:val="Normal"/>
+        <w:jc w:val="center"/>
+        <w:rPr>
+          <w:rFonts w:ascii="Arial Nova" w:hAnsi="Arial Nova" w:eastAsia="Arial Nova" w:cs="Arial Nova"/>
+          <w:sz w:val="24"/>
+          <w:szCs w:val="24"/>
+        </w:rPr>
+      </w:pPr>
+    </w:p>
+    <w:p>
+      <w:pPr>
+        <w:pStyle w:val="Normal"/>
+        <w:rPr>
+          <w:rFonts w:ascii="Arial Nova" w:hAnsi="Arial Nova" w:eastAsia="Arial Nova" w:cs="Arial Nova"/>
+          <w:b w:val="1"/>
+          <w:bCs w:val="1"/>
+        </w:rPr>
+      </w:pPr>
+    </w:p>
+    <w:p>
+      <w:pPr>
+        <w:pStyle w:val="Rubrik2"/>
+        <w:rPr>
+          <w:rFonts w:ascii="Arial Nova" w:hAnsi="Arial Nova" w:eastAsia="Arial Nova" w:cs="Arial Nova"/>
+          <w:b w:val="1"/>
+          <w:bCs w:val="1"/>
+        </w:rPr>
+      </w:pPr>
+      <w:bookmarkStart w:name="_Toc283577030" w:id="395604320"/>
+      <w:r>
+        <w:rPr>
+          <w:rFonts w:ascii="Arial Nova" w:hAnsi="Arial Nova" w:eastAsia="Arial Nova" w:cs="Arial Nova"/>
+          <w:b w:val="1"/>
+          <w:bCs w:val="1"/>
+        </w:rPr>
+        <w:t>Web</w:t>
+      </w:r>
+      <w:bookmarkEnd w:id="395604320"/>
+    </w:p>
+    <w:p>
+      <w:pPr>
+        <w:pStyle w:val="Normal"/>
+      </w:pPr>
+    </w:p>
+    <w:p>
+      <w:pPr>
+        <w:pStyle w:val="Rubrik4"/>
+        <w:jc w:val="center"/>
+        <w:rPr>
+          <w:rFonts w:ascii="Arial Nova" w:hAnsi="Arial Nova" w:eastAsia="Arial Nova" w:cs="Arial Nova"/>
+          <w:b w:val="0"/>
+          <w:bCs w:val="0"/>
+          <w:i w:val="1"/>
+          <w:iCs w:val="1"/>
+          <w:sz w:val="20"/>
+          <w:szCs w:val="20"/>
+        </w:rPr>
+      </w:pPr>
+      <w:bookmarkStart w:name="_Toc1679387986" w:id="1022792914"/>
+      <w:r>
+        <w:drawing>
+          <wp:inline wp14:editId="32B89EF2" wp14:anchorId="6AEC5436">
+            <wp:extent cx="4772691" cy="1514686"/>
+            <wp:effectExtent l="0" t="0" r="0" b="0"/>
+            <wp:docPr id="1864179452" name="drawing"/>
+            <wp:cNvGraphicFramePr>
+              <a:graphicFrameLocks noChangeAspect="1"/>
+            </wp:cNvGraphicFramePr>
+            <a:graphic>
+              <a:graphicData xmlns:a="http://schemas.openxmlformats.org/drawingml/2006/main" uri="http://schemas.openxmlformats.org/drawingml/2006/picture">
+                <pic:pic xmlns:pic="http://schemas.openxmlformats.org/drawingml/2006/picture">
+                  <pic:nvPicPr>
+                    <pic:cNvPr id="1864179452" name="Picture 1864179452"/>
+                    <pic:cNvPicPr/>
+                  </pic:nvPicPr>
+                  <pic:blipFill>
+                    <a:blip xmlns:r="http://schemas.openxmlformats.org/officeDocument/2006/relationships" r:embed="rId805873430">
+                      <a:extLst>
+                        <a:ext uri="{28A0092B-C50C-407E-A947-70E740481C1C}">
+                          <a14:useLocalDpi xmlns:a14="http://schemas.microsoft.com/office/drawing/2010/main"/>
+                        </a:ext>
+                      </a:extLst>
+                    </a:blip>
+                    <a:stretch>
+                      <a:fillRect/>
+                    </a:stretch>
+                  </pic:blipFill>
+                  <pic:spPr>
+                    <a:xfrm>
+                      <a:off x="0" y="0"/>
+                      <a:ext cx="4772691" cy="1514686"/>
+                    </a:xfrm>
+                    <a:prstGeom prst="rect">
+                      <a:avLst/>
+                    </a:prstGeom>
+                  </pic:spPr>
+                </pic:pic>
+              </a:graphicData>
+            </a:graphic>
+          </wp:inline>
+        </w:drawing>
+      </w:r>
+      <w:r>
+        <w:br/>
+      </w:r>
+      <w:r>
+        <w:rPr>
+          <w:sz w:val="20"/>
+          <w:szCs w:val="20"/>
+        </w:rPr>
+        <w:t xml:space="preserve">Figure </w:t>
+      </w:r>
+      <w:r>
+        <w:rPr>
+          <w:sz w:val="20"/>
+          <w:szCs w:val="20"/>
+        </w:rPr>
+        <w:t>5: Test</w:t>
+      </w:r>
+      <w:r>
+        <w:rPr>
+          <w:sz w:val="20"/>
+          <w:szCs w:val="20"/>
+        </w:rPr>
+        <w:t xml:space="preserve"> Coverage</w:t>
+      </w:r>
+      <w:bookmarkEnd w:id="1022792914"/>
+    </w:p>
+    <w:p>
+      <w:pPr>
+        <w:pStyle w:val="Normal"/>
+      </w:pPr>
+    </w:p>
+    <w:p>
+      <w:pPr>
+        <w:pStyle w:val="Normal"/>
+      </w:pPr>
+    </w:p>
+    <w:p>
+      <w:pPr>
+        <w:pStyle w:val="Normal"/>
+        <w:jc w:val="left"/>
+      </w:pPr>
+      <w:r>
+        <w:drawing>
+          <wp:inline wp14:editId="4CD339F7" wp14:anchorId="2B3B6BA2">
+            <wp:extent cx="3172268" cy="990738"/>
+            <wp:effectExtent l="0" t="0" r="0" b="0"/>
+            <wp:docPr id="2132451222" name="drawing"/>
+            <wp:cNvGraphicFramePr>
+              <a:graphicFrameLocks noChangeAspect="1"/>
+            </wp:cNvGraphicFramePr>
+            <a:graphic>
+              <a:graphicData xmlns:a="http://schemas.openxmlformats.org/drawingml/2006/main" uri="http://schemas.openxmlformats.org/drawingml/2006/picture">
+                <pic:pic xmlns:pic="http://schemas.openxmlformats.org/drawingml/2006/picture">
+                  <pic:nvPicPr>
+                    <pic:cNvPr id="2132451222" name="Picture 2132451222"/>
+                    <pic:cNvPicPr/>
+                  </pic:nvPicPr>
+                  <pic:blipFill>
+                    <a:blip xmlns:r="http://schemas.openxmlformats.org/officeDocument/2006/relationships" r:embed="rId2038058198">
+                      <a:extLst>
+                        <a:ext uri="{28A0092B-C50C-407E-A947-70E740481C1C}">
+                          <a14:useLocalDpi xmlns:a14="http://schemas.microsoft.com/office/drawing/2010/main"/>
+                        </a:ext>
+                      </a:extLst>
+                    </a:blip>
+                    <a:stretch>
+                      <a:fillRect/>
+                    </a:stretch>
+                  </pic:blipFill>
+                  <pic:spPr>
+                    <a:xfrm rot="0">
+                      <a:off x="0" y="0"/>
+                      <a:ext cx="3172268" cy="990738"/>
+                    </a:xfrm>
+                    <a:prstGeom prst="rect">
+                      <a:avLst/>
+                    </a:prstGeom>
+                  </pic:spPr>
+                </pic:pic>
+              </a:graphicData>
+            </a:graphic>
+          </wp:inline>
+        </w:drawing>
+      </w:r>
+    </w:p>
+    <w:p>
+      <w:pPr>
+        <w:pStyle w:val="Rubrik4"/>
+        <w:ind w:left="2160" w:firstLine="720"/>
+        <w:rPr>
+          <w:rFonts w:ascii="Arial Nova" w:hAnsi="Arial Nova" w:eastAsia="Arial Nova" w:cs="Arial Nova"/>
+          <w:i w:val="1"/>
+          <w:iCs w:val="1"/>
+          <w:sz w:val="20"/>
+          <w:szCs w:val="20"/>
+        </w:rPr>
+      </w:pPr>
+      <w:bookmarkStart w:name="_Toc816572277" w:id="1255331258"/>
+      <w:r>
+        <w:rPr>
+          <w:rFonts w:ascii="Arial Nova" w:hAnsi="Arial Nova" w:eastAsia="Arial Nova" w:cs="Arial Nova"/>
+          <w:i w:val="1"/>
+          <w:iCs w:val="1"/>
+          <w:sz w:val="20"/>
+          <w:szCs w:val="20"/>
+        </w:rPr>
+        <w:t xml:space="preserve">Figure </w:t>
+      </w:r>
+      <w:r>
+        <w:rPr>
+          <w:rFonts w:ascii="Arial Nova" w:hAnsi="Arial Nova" w:eastAsia="Arial Nova" w:cs="Arial Nova"/>
+          <w:i w:val="1"/>
+          <w:iCs w:val="1"/>
+          <w:sz w:val="20"/>
+          <w:szCs w:val="20"/>
+        </w:rPr>
+        <w:t>6</w:t>
+      </w:r>
+      <w:r>
+        <w:rPr>
+          <w:rFonts w:ascii="Arial Nova" w:hAnsi="Arial Nova" w:eastAsia="Arial Nova" w:cs="Arial Nova"/>
+          <w:i w:val="1"/>
+          <w:iCs w:val="1"/>
+          <w:sz w:val="20"/>
+          <w:szCs w:val="20"/>
+        </w:rPr>
+        <w:t xml:space="preserve">: </w:t>
+      </w:r>
+      <w:r>
+        <w:rPr>
+          <w:rFonts w:ascii="Arial Nova" w:hAnsi="Arial Nova" w:eastAsia="Arial Nova" w:cs="Arial Nova"/>
+          <w:i w:val="1"/>
+          <w:iCs w:val="1"/>
+          <w:sz w:val="20"/>
+          <w:szCs w:val="20"/>
+        </w:rPr>
+        <w:t>Web Total Test (SG2_Subgroup)</w:t>
+      </w:r>
+      <w:bookmarkEnd w:id="1255331258"/>
+    </w:p>
+    <w:p>
+      <w:pPr>
+        <w:pStyle w:val="Normal"/>
+      </w:pPr>
+    </w:p>
+    <w:p>
+      <w:pPr>
+        <w:pStyle w:val="Rubrik4"/>
+        <w:rPr>
+          <w:rFonts w:ascii="Arial Nova" w:hAnsi="Arial Nova" w:eastAsia="Arial Nova" w:cs="Arial Nova"/>
+          <w:sz w:val="20"/>
+          <w:szCs w:val="20"/>
+        </w:rPr>
+      </w:pPr>
+      <w:bookmarkStart w:name="_Toc1458995919" w:id="1847425156"/>
+      <w:r>
+        <w:drawing>
+          <wp:inline wp14:editId="63167F0A" wp14:anchorId="3652304C">
+            <wp:extent cx="5943600" cy="2800350"/>
+            <wp:effectExtent l="0" t="0" r="0" b="0"/>
+            <wp:docPr id="184600251" name="drawing"/>
+            <wp:cNvGraphicFramePr>
+              <a:graphicFrameLocks noChangeAspect="1"/>
+            </wp:cNvGraphicFramePr>
+            <a:graphic>
+              <a:graphicData xmlns:a="http://schemas.openxmlformats.org/drawingml/2006/main" uri="http://schemas.openxmlformats.org/drawingml/2006/picture">
+                <pic:pic xmlns:pic="http://schemas.openxmlformats.org/drawingml/2006/picture">
+                  <pic:nvPicPr>
+                    <pic:cNvPr id="184600251" name="Picture 184600251"/>
+                    <pic:cNvPicPr/>
+                  </pic:nvPicPr>
+                  <pic:blipFill>
+                    <a:blip xmlns:r="http://schemas.openxmlformats.org/officeDocument/2006/relationships" r:embed="rId1436790200">
+                      <a:extLst>
+                        <a:ext uri="{28A0092B-C50C-407E-A947-70E740481C1C}">
+                          <a14:useLocalDpi xmlns:a14="http://schemas.microsoft.com/office/drawing/2010/main"/>
+                        </a:ext>
+                      </a:extLst>
+                    </a:blip>
+                    <a:stretch>
+                      <a:fillRect/>
+                    </a:stretch>
+                  </pic:blipFill>
+                  <pic:spPr>
+                    <a:xfrm>
+                      <a:off x="0" y="0"/>
+                      <a:ext cx="5943600" cy="2800350"/>
+                    </a:xfrm>
+                    <a:prstGeom prst="rect">
+                      <a:avLst/>
+                    </a:prstGeom>
+                  </pic:spPr>
+                </pic:pic>
+              </a:graphicData>
+            </a:graphic>
+          </wp:inline>
+        </w:drawing>
+      </w:r>
+      <w:r>
+        <w:tab/>
+      </w:r>
+      <w:r>
+        <w:tab/>
+      </w:r>
+      <w:r>
+        <w:tab/>
+      </w:r>
+      <w:r>
+        <w:tab/>
+      </w:r>
+      <w:r>
+        <w:rPr>
+          <w:rFonts w:ascii="Arial Nova" w:hAnsi="Arial Nova" w:eastAsia="Arial Nova" w:cs="Arial Nova"/>
+          <w:sz w:val="20"/>
+          <w:szCs w:val="20"/>
+        </w:rPr>
+        <w:t xml:space="preserve">Figure </w:t>
+      </w:r>
+      <w:r>
+        <w:rPr>
+          <w:rFonts w:ascii="Arial Nova" w:hAnsi="Arial Nova" w:eastAsia="Arial Nova" w:cs="Arial Nova"/>
+          <w:sz w:val="20"/>
+          <w:szCs w:val="20"/>
+        </w:rPr>
+        <w:t>7</w:t>
+      </w:r>
+      <w:r>
+        <w:rPr>
+          <w:rFonts w:ascii="Arial Nova" w:hAnsi="Arial Nova" w:eastAsia="Arial Nova" w:cs="Arial Nova"/>
+          <w:sz w:val="20"/>
+          <w:szCs w:val="20"/>
+        </w:rPr>
+        <w:t>: Web Coverage (SG2_Subgroup)</w:t>
+      </w:r>
+      <w:bookmarkEnd w:id="1847425156"/>
     </w:p>
     <w:sectPr>
       <w:headerReference w:type="default" r:id="rId13"/>
@@ -3799,6 +6051,678 @@
 
 <file path=word/numbering.xml><?xml version="1.0" encoding="utf-8"?>
 <w:numbering xmlns:wpc="http://schemas.microsoft.com/office/word/2010/wordprocessingCanvas" xmlns:cx="http://schemas.microsoft.com/office/drawing/2014/chartex" xmlns:cx1="http://schemas.microsoft.com/office/drawing/2015/9/8/chartex" xmlns:cx2="http://schemas.microsoft.com/office/drawing/2015/10/21/chartex" xmlns:cx3="http://schemas.microsoft.com/office/drawing/2016/5/9/chartex" xmlns:cx4="http://schemas.microsoft.com/office/drawing/2016/5/10/chartex" xmlns:cx5="http://schemas.microsoft.com/office/drawing/2016/5/11/chartex" xmlns:cx6="http://schemas.microsoft.com/office/drawing/2016/5/12/chartex" xmlns:cx7="http://schemas.microsoft.com/office/drawing/2016/5/13/chartex" xmlns:cx8="http://schemas.microsoft.com/office/drawing/2016/5/14/chartex" xmlns:mc="http://schemas.openxmlformats.org/markup-compatibility/2006" xmlns:aink="http://schemas.microsoft.com/office/drawing/2016/ink" xmlns:am3d="http://schemas.microsoft.com/office/drawing/2017/model3d" xmlns:o="urn:schemas-microsoft-com:office:office" xmlns:oel="http://schemas.microsoft.com/office/2019/extlst" xmlns:r="http://schemas.openxmlformats.org/officeDocument/2006/relationships" xmlns:m="http://schemas.openxmlformats.org/officeDocument/2006/math" xmlns:v="urn:schemas-microsoft-com:vml" xmlns:wp14="http://schemas.microsoft.com/office/word/2010/wordprocessingDrawing" xmlns:wp="http://schemas.openxmlformats.org/drawingml/2006/wordprocessingDrawing" xmlns:w10="urn:schemas-microsoft-com:office:word" xmlns:w="http://schemas.openxmlformats.org/wordprocessingml/2006/main" xmlns:w14="http://schemas.microsoft.com/office/word/2010/wordml" xmlns:w15="http://schemas.microsoft.com/office/word/2012/wordml" xmlns:w16cex="http://schemas.microsoft.com/office/word/2018/wordml/cex" xmlns:w16cid="http://schemas.microsoft.com/office/word/2016/wordml/cid" xmlns:w16="http://schemas.microsoft.com/office/word/2018/wordml" xmlns:w16du="http://schemas.microsoft.com/office/word/2023/wordml/word16du" xmlns:w16sdtdh="http://schemas.microsoft.com/office/word/2020/wordml/sdtdatahash" xmlns:w16sdtfl="http://schemas.microsoft.com/office/word/2024/wordml/sdtformatlock" xmlns:w16se="http://schemas.microsoft.com/office/word/2015/wordml/symex" xmlns:wpg="http://schemas.microsoft.com/office/word/2010/wordprocessingGroup" xmlns:wpi="http://schemas.microsoft.com/office/word/2010/wordprocessingInk" xmlns:wne="http://schemas.microsoft.com/office/word/2006/wordml" xmlns:wps="http://schemas.microsoft.com/office/word/2010/wordprocessingShape" mc:Ignorable="w14 w15 w16se w16cid w16 w16cex w16sdtdh w16sdtfl w16du wp14">
+  <w:abstractNum xmlns:w="http://schemas.openxmlformats.org/wordprocessingml/2006/main" w:abstractNumId="32">
+    <w:nsid w:val="ec6c9bd"/>
+    <w:multiLevelType xmlns:w="http://schemas.openxmlformats.org/wordprocessingml/2006/main" w:val="hybridMultilevel"/>
+    <w:lvl xmlns:w="http://schemas.openxmlformats.org/wordprocessingml/2006/main" w:ilvl="0">
+      <w:start w:val="1"/>
+      <w:numFmt w:val="bullet"/>
+      <w:lvlText w:val="-"/>
+      <w:lvlJc w:val="left"/>
+      <w:pPr>
+        <w:ind w:left="1080" w:hanging="360"/>
+      </w:pPr>
+      <w:rPr>
+        <w:rFonts w:hint="default" w:ascii="Aptos" w:hAnsi="Aptos"/>
+      </w:rPr>
+    </w:lvl>
+    <w:lvl xmlns:w="http://schemas.openxmlformats.org/wordprocessingml/2006/main" w:ilvl="1">
+      <w:start w:val="1"/>
+      <w:numFmt w:val="bullet"/>
+      <w:lvlText w:val="o"/>
+      <w:lvlJc w:val="left"/>
+      <w:pPr>
+        <w:ind w:left="1800" w:hanging="360"/>
+      </w:pPr>
+      <w:rPr>
+        <w:rFonts w:hint="default" w:ascii="Courier New" w:hAnsi="Courier New"/>
+      </w:rPr>
+    </w:lvl>
+    <w:lvl xmlns:w="http://schemas.openxmlformats.org/wordprocessingml/2006/main" w:ilvl="2">
+      <w:start w:val="1"/>
+      <w:numFmt w:val="bullet"/>
+      <w:lvlText w:val=""/>
+      <w:lvlJc w:val="left"/>
+      <w:pPr>
+        <w:ind w:left="2520" w:hanging="360"/>
+      </w:pPr>
+      <w:rPr>
+        <w:rFonts w:hint="default" w:ascii="Wingdings" w:hAnsi="Wingdings"/>
+      </w:rPr>
+    </w:lvl>
+    <w:lvl xmlns:w="http://schemas.openxmlformats.org/wordprocessingml/2006/main" w:ilvl="3">
+      <w:start w:val="1"/>
+      <w:numFmt w:val="bullet"/>
+      <w:lvlText w:val=""/>
+      <w:lvlJc w:val="left"/>
+      <w:pPr>
+        <w:ind w:left="3240" w:hanging="360"/>
+      </w:pPr>
+      <w:rPr>
+        <w:rFonts w:hint="default" w:ascii="Symbol" w:hAnsi="Symbol"/>
+      </w:rPr>
+    </w:lvl>
+    <w:lvl xmlns:w="http://schemas.openxmlformats.org/wordprocessingml/2006/main" w:ilvl="4">
+      <w:start w:val="1"/>
+      <w:numFmt w:val="bullet"/>
+      <w:lvlText w:val="o"/>
+      <w:lvlJc w:val="left"/>
+      <w:pPr>
+        <w:ind w:left="3960" w:hanging="360"/>
+      </w:pPr>
+      <w:rPr>
+        <w:rFonts w:hint="default" w:ascii="Courier New" w:hAnsi="Courier New"/>
+      </w:rPr>
+    </w:lvl>
+    <w:lvl xmlns:w="http://schemas.openxmlformats.org/wordprocessingml/2006/main" w:ilvl="5">
+      <w:start w:val="1"/>
+      <w:numFmt w:val="bullet"/>
+      <w:lvlText w:val=""/>
+      <w:lvlJc w:val="left"/>
+      <w:pPr>
+        <w:ind w:left="4680" w:hanging="360"/>
+      </w:pPr>
+      <w:rPr>
+        <w:rFonts w:hint="default" w:ascii="Wingdings" w:hAnsi="Wingdings"/>
+      </w:rPr>
+    </w:lvl>
+    <w:lvl xmlns:w="http://schemas.openxmlformats.org/wordprocessingml/2006/main" w:ilvl="6">
+      <w:start w:val="1"/>
+      <w:numFmt w:val="bullet"/>
+      <w:lvlText w:val=""/>
+      <w:lvlJc w:val="left"/>
+      <w:pPr>
+        <w:ind w:left="5400" w:hanging="360"/>
+      </w:pPr>
+      <w:rPr>
+        <w:rFonts w:hint="default" w:ascii="Symbol" w:hAnsi="Symbol"/>
+      </w:rPr>
+    </w:lvl>
+    <w:lvl xmlns:w="http://schemas.openxmlformats.org/wordprocessingml/2006/main" w:ilvl="7">
+      <w:start w:val="1"/>
+      <w:numFmt w:val="bullet"/>
+      <w:lvlText w:val="o"/>
+      <w:lvlJc w:val="left"/>
+      <w:pPr>
+        <w:ind w:left="6120" w:hanging="360"/>
+      </w:pPr>
+      <w:rPr>
+        <w:rFonts w:hint="default" w:ascii="Courier New" w:hAnsi="Courier New"/>
+      </w:rPr>
+    </w:lvl>
+    <w:lvl xmlns:w="http://schemas.openxmlformats.org/wordprocessingml/2006/main" w:ilvl="8">
+      <w:start w:val="1"/>
+      <w:numFmt w:val="bullet"/>
+      <w:lvlText w:val=""/>
+      <w:lvlJc w:val="left"/>
+      <w:pPr>
+        <w:ind w:left="6840" w:hanging="360"/>
+      </w:pPr>
+      <w:rPr>
+        <w:rFonts w:hint="default" w:ascii="Wingdings" w:hAnsi="Wingdings"/>
+      </w:rPr>
+    </w:lvl>
+  </w:abstractNum>
+  <w:abstractNum xmlns:w="http://schemas.openxmlformats.org/wordprocessingml/2006/main" w:abstractNumId="31">
+    <w:nsid w:val="7829456"/>
+    <w:multiLevelType xmlns:w="http://schemas.openxmlformats.org/wordprocessingml/2006/main" w:val="hybridMultilevel"/>
+    <w:lvl xmlns:w="http://schemas.openxmlformats.org/wordprocessingml/2006/main" w:ilvl="0">
+      <w:start w:val="1"/>
+      <w:numFmt w:val="bullet"/>
+      <w:lvlText w:val="-"/>
+      <w:lvlJc w:val="left"/>
+      <w:pPr>
+        <w:ind w:left="1080" w:hanging="360"/>
+      </w:pPr>
+      <w:rPr>
+        <w:rFonts w:hint="default" w:ascii="Aptos" w:hAnsi="Aptos"/>
+      </w:rPr>
+    </w:lvl>
+    <w:lvl xmlns:w="http://schemas.openxmlformats.org/wordprocessingml/2006/main" w:ilvl="1">
+      <w:start w:val="1"/>
+      <w:numFmt w:val="bullet"/>
+      <w:lvlText w:val="o"/>
+      <w:lvlJc w:val="left"/>
+      <w:pPr>
+        <w:ind w:left="1800" w:hanging="360"/>
+      </w:pPr>
+      <w:rPr>
+        <w:rFonts w:hint="default" w:ascii="Courier New" w:hAnsi="Courier New"/>
+      </w:rPr>
+    </w:lvl>
+    <w:lvl xmlns:w="http://schemas.openxmlformats.org/wordprocessingml/2006/main" w:ilvl="2">
+      <w:start w:val="1"/>
+      <w:numFmt w:val="bullet"/>
+      <w:lvlText w:val=""/>
+      <w:lvlJc w:val="left"/>
+      <w:pPr>
+        <w:ind w:left="2520" w:hanging="360"/>
+      </w:pPr>
+      <w:rPr>
+        <w:rFonts w:hint="default" w:ascii="Wingdings" w:hAnsi="Wingdings"/>
+      </w:rPr>
+    </w:lvl>
+    <w:lvl xmlns:w="http://schemas.openxmlformats.org/wordprocessingml/2006/main" w:ilvl="3">
+      <w:start w:val="1"/>
+      <w:numFmt w:val="bullet"/>
+      <w:lvlText w:val=""/>
+      <w:lvlJc w:val="left"/>
+      <w:pPr>
+        <w:ind w:left="3240" w:hanging="360"/>
+      </w:pPr>
+      <w:rPr>
+        <w:rFonts w:hint="default" w:ascii="Symbol" w:hAnsi="Symbol"/>
+      </w:rPr>
+    </w:lvl>
+    <w:lvl xmlns:w="http://schemas.openxmlformats.org/wordprocessingml/2006/main" w:ilvl="4">
+      <w:start w:val="1"/>
+      <w:numFmt w:val="bullet"/>
+      <w:lvlText w:val="o"/>
+      <w:lvlJc w:val="left"/>
+      <w:pPr>
+        <w:ind w:left="3960" w:hanging="360"/>
+      </w:pPr>
+      <w:rPr>
+        <w:rFonts w:hint="default" w:ascii="Courier New" w:hAnsi="Courier New"/>
+      </w:rPr>
+    </w:lvl>
+    <w:lvl xmlns:w="http://schemas.openxmlformats.org/wordprocessingml/2006/main" w:ilvl="5">
+      <w:start w:val="1"/>
+      <w:numFmt w:val="bullet"/>
+      <w:lvlText w:val=""/>
+      <w:lvlJc w:val="left"/>
+      <w:pPr>
+        <w:ind w:left="4680" w:hanging="360"/>
+      </w:pPr>
+      <w:rPr>
+        <w:rFonts w:hint="default" w:ascii="Wingdings" w:hAnsi="Wingdings"/>
+      </w:rPr>
+    </w:lvl>
+    <w:lvl xmlns:w="http://schemas.openxmlformats.org/wordprocessingml/2006/main" w:ilvl="6">
+      <w:start w:val="1"/>
+      <w:numFmt w:val="bullet"/>
+      <w:lvlText w:val=""/>
+      <w:lvlJc w:val="left"/>
+      <w:pPr>
+        <w:ind w:left="5400" w:hanging="360"/>
+      </w:pPr>
+      <w:rPr>
+        <w:rFonts w:hint="default" w:ascii="Symbol" w:hAnsi="Symbol"/>
+      </w:rPr>
+    </w:lvl>
+    <w:lvl xmlns:w="http://schemas.openxmlformats.org/wordprocessingml/2006/main" w:ilvl="7">
+      <w:start w:val="1"/>
+      <w:numFmt w:val="bullet"/>
+      <w:lvlText w:val="o"/>
+      <w:lvlJc w:val="left"/>
+      <w:pPr>
+        <w:ind w:left="6120" w:hanging="360"/>
+      </w:pPr>
+      <w:rPr>
+        <w:rFonts w:hint="default" w:ascii="Courier New" w:hAnsi="Courier New"/>
+      </w:rPr>
+    </w:lvl>
+    <w:lvl xmlns:w="http://schemas.openxmlformats.org/wordprocessingml/2006/main" w:ilvl="8">
+      <w:start w:val="1"/>
+      <w:numFmt w:val="bullet"/>
+      <w:lvlText w:val=""/>
+      <w:lvlJc w:val="left"/>
+      <w:pPr>
+        <w:ind w:left="6840" w:hanging="360"/>
+      </w:pPr>
+      <w:rPr>
+        <w:rFonts w:hint="default" w:ascii="Wingdings" w:hAnsi="Wingdings"/>
+      </w:rPr>
+    </w:lvl>
+  </w:abstractNum>
+  <w:abstractNum xmlns:w="http://schemas.openxmlformats.org/wordprocessingml/2006/main" w:abstractNumId="30">
+    <w:nsid w:val="761aed90"/>
+    <w:multiLevelType xmlns:w="http://schemas.openxmlformats.org/wordprocessingml/2006/main" w:val="hybridMultilevel"/>
+    <w:lvl xmlns:w="http://schemas.openxmlformats.org/wordprocessingml/2006/main" w:ilvl="0">
+      <w:start w:val="1"/>
+      <w:numFmt w:val="bullet"/>
+      <w:lvlText w:val="-"/>
+      <w:lvlJc w:val="left"/>
+      <w:pPr>
+        <w:ind w:left="1080" w:hanging="360"/>
+      </w:pPr>
+      <w:rPr>
+        <w:rFonts w:hint="default" w:ascii="Aptos" w:hAnsi="Aptos"/>
+      </w:rPr>
+    </w:lvl>
+    <w:lvl xmlns:w="http://schemas.openxmlformats.org/wordprocessingml/2006/main" w:ilvl="1">
+      <w:start w:val="1"/>
+      <w:numFmt w:val="bullet"/>
+      <w:lvlText w:val="o"/>
+      <w:lvlJc w:val="left"/>
+      <w:pPr>
+        <w:ind w:left="1800" w:hanging="360"/>
+      </w:pPr>
+      <w:rPr>
+        <w:rFonts w:hint="default" w:ascii="Courier New" w:hAnsi="Courier New"/>
+      </w:rPr>
+    </w:lvl>
+    <w:lvl xmlns:w="http://schemas.openxmlformats.org/wordprocessingml/2006/main" w:ilvl="2">
+      <w:start w:val="1"/>
+      <w:numFmt w:val="bullet"/>
+      <w:lvlText w:val=""/>
+      <w:lvlJc w:val="left"/>
+      <w:pPr>
+        <w:ind w:left="2520" w:hanging="360"/>
+      </w:pPr>
+      <w:rPr>
+        <w:rFonts w:hint="default" w:ascii="Wingdings" w:hAnsi="Wingdings"/>
+      </w:rPr>
+    </w:lvl>
+    <w:lvl xmlns:w="http://schemas.openxmlformats.org/wordprocessingml/2006/main" w:ilvl="3">
+      <w:start w:val="1"/>
+      <w:numFmt w:val="bullet"/>
+      <w:lvlText w:val=""/>
+      <w:lvlJc w:val="left"/>
+      <w:pPr>
+        <w:ind w:left="3240" w:hanging="360"/>
+      </w:pPr>
+      <w:rPr>
+        <w:rFonts w:hint="default" w:ascii="Symbol" w:hAnsi="Symbol"/>
+      </w:rPr>
+    </w:lvl>
+    <w:lvl xmlns:w="http://schemas.openxmlformats.org/wordprocessingml/2006/main" w:ilvl="4">
+      <w:start w:val="1"/>
+      <w:numFmt w:val="bullet"/>
+      <w:lvlText w:val="o"/>
+      <w:lvlJc w:val="left"/>
+      <w:pPr>
+        <w:ind w:left="3960" w:hanging="360"/>
+      </w:pPr>
+      <w:rPr>
+        <w:rFonts w:hint="default" w:ascii="Courier New" w:hAnsi="Courier New"/>
+      </w:rPr>
+    </w:lvl>
+    <w:lvl xmlns:w="http://schemas.openxmlformats.org/wordprocessingml/2006/main" w:ilvl="5">
+      <w:start w:val="1"/>
+      <w:numFmt w:val="bullet"/>
+      <w:lvlText w:val=""/>
+      <w:lvlJc w:val="left"/>
+      <w:pPr>
+        <w:ind w:left="4680" w:hanging="360"/>
+      </w:pPr>
+      <w:rPr>
+        <w:rFonts w:hint="default" w:ascii="Wingdings" w:hAnsi="Wingdings"/>
+      </w:rPr>
+    </w:lvl>
+    <w:lvl xmlns:w="http://schemas.openxmlformats.org/wordprocessingml/2006/main" w:ilvl="6">
+      <w:start w:val="1"/>
+      <w:numFmt w:val="bullet"/>
+      <w:lvlText w:val=""/>
+      <w:lvlJc w:val="left"/>
+      <w:pPr>
+        <w:ind w:left="5400" w:hanging="360"/>
+      </w:pPr>
+      <w:rPr>
+        <w:rFonts w:hint="default" w:ascii="Symbol" w:hAnsi="Symbol"/>
+      </w:rPr>
+    </w:lvl>
+    <w:lvl xmlns:w="http://schemas.openxmlformats.org/wordprocessingml/2006/main" w:ilvl="7">
+      <w:start w:val="1"/>
+      <w:numFmt w:val="bullet"/>
+      <w:lvlText w:val="o"/>
+      <w:lvlJc w:val="left"/>
+      <w:pPr>
+        <w:ind w:left="6120" w:hanging="360"/>
+      </w:pPr>
+      <w:rPr>
+        <w:rFonts w:hint="default" w:ascii="Courier New" w:hAnsi="Courier New"/>
+      </w:rPr>
+    </w:lvl>
+    <w:lvl xmlns:w="http://schemas.openxmlformats.org/wordprocessingml/2006/main" w:ilvl="8">
+      <w:start w:val="1"/>
+      <w:numFmt w:val="bullet"/>
+      <w:lvlText w:val=""/>
+      <w:lvlJc w:val="left"/>
+      <w:pPr>
+        <w:ind w:left="6840" w:hanging="360"/>
+      </w:pPr>
+      <w:rPr>
+        <w:rFonts w:hint="default" w:ascii="Wingdings" w:hAnsi="Wingdings"/>
+      </w:rPr>
+    </w:lvl>
+  </w:abstractNum>
+  <w:abstractNum xmlns:w="http://schemas.openxmlformats.org/wordprocessingml/2006/main" w:abstractNumId="29">
+    <w:nsid w:val="3fcb1601"/>
+    <w:multiLevelType xmlns:w="http://schemas.openxmlformats.org/wordprocessingml/2006/main" w:val="hybridMultilevel"/>
+    <w:lvl xmlns:w="http://schemas.openxmlformats.org/wordprocessingml/2006/main" w:ilvl="0">
+      <w:start w:val="1"/>
+      <w:numFmt w:val="bullet"/>
+      <w:lvlText w:val=""/>
+      <w:lvlJc w:val="left"/>
+      <w:pPr>
+        <w:ind w:left="720" w:hanging="360"/>
+      </w:pPr>
+      <w:rPr>
+        <w:rFonts w:hint="default" w:ascii="Symbol" w:hAnsi="Symbol"/>
+      </w:rPr>
+    </w:lvl>
+    <w:lvl xmlns:w="http://schemas.openxmlformats.org/wordprocessingml/2006/main" w:ilvl="1">
+      <w:start w:val="1"/>
+      <w:numFmt w:val="bullet"/>
+      <w:lvlText w:val="o"/>
+      <w:lvlJc w:val="left"/>
+      <w:pPr>
+        <w:ind w:left="1440" w:hanging="360"/>
+      </w:pPr>
+      <w:rPr>
+        <w:rFonts w:hint="default" w:ascii="Courier New" w:hAnsi="Courier New"/>
+      </w:rPr>
+    </w:lvl>
+    <w:lvl xmlns:w="http://schemas.openxmlformats.org/wordprocessingml/2006/main" w:ilvl="2">
+      <w:start w:val="1"/>
+      <w:numFmt w:val="bullet"/>
+      <w:lvlText w:val=""/>
+      <w:lvlJc w:val="left"/>
+      <w:pPr>
+        <w:ind w:left="2160" w:hanging="360"/>
+      </w:pPr>
+      <w:rPr>
+        <w:rFonts w:hint="default" w:ascii="Wingdings" w:hAnsi="Wingdings"/>
+      </w:rPr>
+    </w:lvl>
+    <w:lvl xmlns:w="http://schemas.openxmlformats.org/wordprocessingml/2006/main" w:ilvl="3">
+      <w:start w:val="1"/>
+      <w:numFmt w:val="bullet"/>
+      <w:lvlText w:val=""/>
+      <w:lvlJc w:val="left"/>
+      <w:pPr>
+        <w:ind w:left="2880" w:hanging="360"/>
+      </w:pPr>
+      <w:rPr>
+        <w:rFonts w:hint="default" w:ascii="Symbol" w:hAnsi="Symbol"/>
+      </w:rPr>
+    </w:lvl>
+    <w:lvl xmlns:w="http://schemas.openxmlformats.org/wordprocessingml/2006/main" w:ilvl="4">
+      <w:start w:val="1"/>
+      <w:numFmt w:val="bullet"/>
+      <w:lvlText w:val="o"/>
+      <w:lvlJc w:val="left"/>
+      <w:pPr>
+        <w:ind w:left="3600" w:hanging="360"/>
+      </w:pPr>
+      <w:rPr>
+        <w:rFonts w:hint="default" w:ascii="Courier New" w:hAnsi="Courier New"/>
+      </w:rPr>
+    </w:lvl>
+    <w:lvl xmlns:w="http://schemas.openxmlformats.org/wordprocessingml/2006/main" w:ilvl="5">
+      <w:start w:val="1"/>
+      <w:numFmt w:val="bullet"/>
+      <w:lvlText w:val=""/>
+      <w:lvlJc w:val="left"/>
+      <w:pPr>
+        <w:ind w:left="4320" w:hanging="360"/>
+      </w:pPr>
+      <w:rPr>
+        <w:rFonts w:hint="default" w:ascii="Wingdings" w:hAnsi="Wingdings"/>
+      </w:rPr>
+    </w:lvl>
+    <w:lvl xmlns:w="http://schemas.openxmlformats.org/wordprocessingml/2006/main" w:ilvl="6">
+      <w:start w:val="1"/>
+      <w:numFmt w:val="bullet"/>
+      <w:lvlText w:val=""/>
+      <w:lvlJc w:val="left"/>
+      <w:pPr>
+        <w:ind w:left="5040" w:hanging="360"/>
+      </w:pPr>
+      <w:rPr>
+        <w:rFonts w:hint="default" w:ascii="Symbol" w:hAnsi="Symbol"/>
+      </w:rPr>
+    </w:lvl>
+    <w:lvl xmlns:w="http://schemas.openxmlformats.org/wordprocessingml/2006/main" w:ilvl="7">
+      <w:start w:val="1"/>
+      <w:numFmt w:val="bullet"/>
+      <w:lvlText w:val="o"/>
+      <w:lvlJc w:val="left"/>
+      <w:pPr>
+        <w:ind w:left="5760" w:hanging="360"/>
+      </w:pPr>
+      <w:rPr>
+        <w:rFonts w:hint="default" w:ascii="Courier New" w:hAnsi="Courier New"/>
+      </w:rPr>
+    </w:lvl>
+    <w:lvl xmlns:w="http://schemas.openxmlformats.org/wordprocessingml/2006/main" w:ilvl="8">
+      <w:start w:val="1"/>
+      <w:numFmt w:val="bullet"/>
+      <w:lvlText w:val=""/>
+      <w:lvlJc w:val="left"/>
+      <w:pPr>
+        <w:ind w:left="6480" w:hanging="360"/>
+      </w:pPr>
+      <w:rPr>
+        <w:rFonts w:hint="default" w:ascii="Wingdings" w:hAnsi="Wingdings"/>
+      </w:rPr>
+    </w:lvl>
+  </w:abstractNum>
+  <w:abstractNum xmlns:w="http://schemas.openxmlformats.org/wordprocessingml/2006/main" w:abstractNumId="28">
+    <w:nsid w:val="2ad86c60"/>
+    <w:multiLevelType xmlns:w="http://schemas.openxmlformats.org/wordprocessingml/2006/main" w:val="hybridMultilevel"/>
+    <w:lvl xmlns:w="http://schemas.openxmlformats.org/wordprocessingml/2006/main" w:ilvl="0">
+      <w:start w:val="1"/>
+      <w:numFmt w:val="bullet"/>
+      <w:lvlText w:val=""/>
+      <w:lvlJc w:val="left"/>
+      <w:pPr>
+        <w:ind w:left="720" w:hanging="360"/>
+      </w:pPr>
+      <w:rPr>
+        <w:rFonts w:hint="default" w:ascii="Symbol" w:hAnsi="Symbol"/>
+      </w:rPr>
+    </w:lvl>
+    <w:lvl xmlns:w="http://schemas.openxmlformats.org/wordprocessingml/2006/main" w:ilvl="1">
+      <w:start w:val="1"/>
+      <w:numFmt w:val="bullet"/>
+      <w:lvlText w:val="o"/>
+      <w:lvlJc w:val="left"/>
+      <w:pPr>
+        <w:ind w:left="1440" w:hanging="360"/>
+      </w:pPr>
+      <w:rPr>
+        <w:rFonts w:hint="default" w:ascii="Courier New" w:hAnsi="Courier New"/>
+      </w:rPr>
+    </w:lvl>
+    <w:lvl xmlns:w="http://schemas.openxmlformats.org/wordprocessingml/2006/main" w:ilvl="2">
+      <w:start w:val="1"/>
+      <w:numFmt w:val="bullet"/>
+      <w:lvlText w:val=""/>
+      <w:lvlJc w:val="left"/>
+      <w:pPr>
+        <w:ind w:left="2160" w:hanging="360"/>
+      </w:pPr>
+      <w:rPr>
+        <w:rFonts w:hint="default" w:ascii="Wingdings" w:hAnsi="Wingdings"/>
+      </w:rPr>
+    </w:lvl>
+    <w:lvl xmlns:w="http://schemas.openxmlformats.org/wordprocessingml/2006/main" w:ilvl="3">
+      <w:start w:val="1"/>
+      <w:numFmt w:val="bullet"/>
+      <w:lvlText w:val=""/>
+      <w:lvlJc w:val="left"/>
+      <w:pPr>
+        <w:ind w:left="2880" w:hanging="360"/>
+      </w:pPr>
+      <w:rPr>
+        <w:rFonts w:hint="default" w:ascii="Symbol" w:hAnsi="Symbol"/>
+      </w:rPr>
+    </w:lvl>
+    <w:lvl xmlns:w="http://schemas.openxmlformats.org/wordprocessingml/2006/main" w:ilvl="4">
+      <w:start w:val="1"/>
+      <w:numFmt w:val="bullet"/>
+      <w:lvlText w:val="o"/>
+      <w:lvlJc w:val="left"/>
+      <w:pPr>
+        <w:ind w:left="3600" w:hanging="360"/>
+      </w:pPr>
+      <w:rPr>
+        <w:rFonts w:hint="default" w:ascii="Courier New" w:hAnsi="Courier New"/>
+      </w:rPr>
+    </w:lvl>
+    <w:lvl xmlns:w="http://schemas.openxmlformats.org/wordprocessingml/2006/main" w:ilvl="5">
+      <w:start w:val="1"/>
+      <w:numFmt w:val="bullet"/>
+      <w:lvlText w:val=""/>
+      <w:lvlJc w:val="left"/>
+      <w:pPr>
+        <w:ind w:left="4320" w:hanging="360"/>
+      </w:pPr>
+      <w:rPr>
+        <w:rFonts w:hint="default" w:ascii="Wingdings" w:hAnsi="Wingdings"/>
+      </w:rPr>
+    </w:lvl>
+    <w:lvl xmlns:w="http://schemas.openxmlformats.org/wordprocessingml/2006/main" w:ilvl="6">
+      <w:start w:val="1"/>
+      <w:numFmt w:val="bullet"/>
+      <w:lvlText w:val=""/>
+      <w:lvlJc w:val="left"/>
+      <w:pPr>
+        <w:ind w:left="5040" w:hanging="360"/>
+      </w:pPr>
+      <w:rPr>
+        <w:rFonts w:hint="default" w:ascii="Symbol" w:hAnsi="Symbol"/>
+      </w:rPr>
+    </w:lvl>
+    <w:lvl xmlns:w="http://schemas.openxmlformats.org/wordprocessingml/2006/main" w:ilvl="7">
+      <w:start w:val="1"/>
+      <w:numFmt w:val="bullet"/>
+      <w:lvlText w:val="o"/>
+      <w:lvlJc w:val="left"/>
+      <w:pPr>
+        <w:ind w:left="5760" w:hanging="360"/>
+      </w:pPr>
+      <w:rPr>
+        <w:rFonts w:hint="default" w:ascii="Courier New" w:hAnsi="Courier New"/>
+      </w:rPr>
+    </w:lvl>
+    <w:lvl xmlns:w="http://schemas.openxmlformats.org/wordprocessingml/2006/main" w:ilvl="8">
+      <w:start w:val="1"/>
+      <w:numFmt w:val="bullet"/>
+      <w:lvlText w:val=""/>
+      <w:lvlJc w:val="left"/>
+      <w:pPr>
+        <w:ind w:left="6480" w:hanging="360"/>
+      </w:pPr>
+      <w:rPr>
+        <w:rFonts w:hint="default" w:ascii="Wingdings" w:hAnsi="Wingdings"/>
+      </w:rPr>
+    </w:lvl>
+  </w:abstractNum>
+  <w:abstractNum xmlns:w="http://schemas.openxmlformats.org/wordprocessingml/2006/main" w:abstractNumId="27">
+    <w:nsid w:val="651fc00e"/>
+    <w:multiLevelType xmlns:w="http://schemas.openxmlformats.org/wordprocessingml/2006/main" w:val="hybridMultilevel"/>
+    <w:lvl xmlns:w="http://schemas.openxmlformats.org/wordprocessingml/2006/main" w:ilvl="0">
+      <w:start w:val="1"/>
+      <w:numFmt w:val="bullet"/>
+      <w:lvlText w:val=""/>
+      <w:lvlJc w:val="left"/>
+      <w:pPr>
+        <w:ind w:left="720" w:hanging="360"/>
+      </w:pPr>
+      <w:rPr>
+        <w:rFonts w:hint="default" w:ascii="Symbol" w:hAnsi="Symbol"/>
+      </w:rPr>
+    </w:lvl>
+    <w:lvl xmlns:w="http://schemas.openxmlformats.org/wordprocessingml/2006/main" w:ilvl="1">
+      <w:start w:val="1"/>
+      <w:numFmt w:val="bullet"/>
+      <w:lvlText w:val="o"/>
+      <w:lvlJc w:val="left"/>
+      <w:pPr>
+        <w:ind w:left="1440" w:hanging="360"/>
+      </w:pPr>
+      <w:rPr>
+        <w:rFonts w:hint="default" w:ascii="Courier New" w:hAnsi="Courier New"/>
+      </w:rPr>
+    </w:lvl>
+    <w:lvl xmlns:w="http://schemas.openxmlformats.org/wordprocessingml/2006/main" w:ilvl="2">
+      <w:start w:val="1"/>
+      <w:numFmt w:val="bullet"/>
+      <w:lvlText w:val=""/>
+      <w:lvlJc w:val="left"/>
+      <w:pPr>
+        <w:ind w:left="2160" w:hanging="360"/>
+      </w:pPr>
+      <w:rPr>
+        <w:rFonts w:hint="default" w:ascii="Wingdings" w:hAnsi="Wingdings"/>
+      </w:rPr>
+    </w:lvl>
+    <w:lvl xmlns:w="http://schemas.openxmlformats.org/wordprocessingml/2006/main" w:ilvl="3">
+      <w:start w:val="1"/>
+      <w:numFmt w:val="bullet"/>
+      <w:lvlText w:val=""/>
+      <w:lvlJc w:val="left"/>
+      <w:pPr>
+        <w:ind w:left="2880" w:hanging="360"/>
+      </w:pPr>
+      <w:rPr>
+        <w:rFonts w:hint="default" w:ascii="Symbol" w:hAnsi="Symbol"/>
+      </w:rPr>
+    </w:lvl>
+    <w:lvl xmlns:w="http://schemas.openxmlformats.org/wordprocessingml/2006/main" w:ilvl="4">
+      <w:start w:val="1"/>
+      <w:numFmt w:val="bullet"/>
+      <w:lvlText w:val="o"/>
+      <w:lvlJc w:val="left"/>
+      <w:pPr>
+        <w:ind w:left="3600" w:hanging="360"/>
+      </w:pPr>
+      <w:rPr>
+        <w:rFonts w:hint="default" w:ascii="Courier New" w:hAnsi="Courier New"/>
+      </w:rPr>
+    </w:lvl>
+    <w:lvl xmlns:w="http://schemas.openxmlformats.org/wordprocessingml/2006/main" w:ilvl="5">
+      <w:start w:val="1"/>
+      <w:numFmt w:val="bullet"/>
+      <w:lvlText w:val=""/>
+      <w:lvlJc w:val="left"/>
+      <w:pPr>
+        <w:ind w:left="4320" w:hanging="360"/>
+      </w:pPr>
+      <w:rPr>
+        <w:rFonts w:hint="default" w:ascii="Wingdings" w:hAnsi="Wingdings"/>
+      </w:rPr>
+    </w:lvl>
+    <w:lvl xmlns:w="http://schemas.openxmlformats.org/wordprocessingml/2006/main" w:ilvl="6">
+      <w:start w:val="1"/>
+      <w:numFmt w:val="bullet"/>
+      <w:lvlText w:val=""/>
+      <w:lvlJc w:val="left"/>
+      <w:pPr>
+        <w:ind w:left="5040" w:hanging="360"/>
+      </w:pPr>
+      <w:rPr>
+        <w:rFonts w:hint="default" w:ascii="Symbol" w:hAnsi="Symbol"/>
+      </w:rPr>
+    </w:lvl>
+    <w:lvl xmlns:w="http://schemas.openxmlformats.org/wordprocessingml/2006/main" w:ilvl="7">
+      <w:start w:val="1"/>
+      <w:numFmt w:val="bullet"/>
+      <w:lvlText w:val="o"/>
+      <w:lvlJc w:val="left"/>
+      <w:pPr>
+        <w:ind w:left="5760" w:hanging="360"/>
+      </w:pPr>
+      <w:rPr>
+        <w:rFonts w:hint="default" w:ascii="Courier New" w:hAnsi="Courier New"/>
+      </w:rPr>
+    </w:lvl>
+    <w:lvl xmlns:w="http://schemas.openxmlformats.org/wordprocessingml/2006/main" w:ilvl="8">
+      <w:start w:val="1"/>
+      <w:numFmt w:val="bullet"/>
+      <w:lvlText w:val=""/>
+      <w:lvlJc w:val="left"/>
+      <w:pPr>
+        <w:ind w:left="6480" w:hanging="360"/>
+      </w:pPr>
+      <w:rPr>
+        <w:rFonts w:hint="default" w:ascii="Wingdings" w:hAnsi="Wingdings"/>
+      </w:rPr>
+    </w:lvl>
+  </w:abstractNum>
   <w:abstractNum xmlns:w="http://schemas.openxmlformats.org/wordprocessingml/2006/main" w:abstractNumId="26">
     <w:nsid w:val="1fb54871"/>
     <w:multiLevelType xmlns:w="http://schemas.openxmlformats.org/wordprocessingml/2006/main" w:val="hybridMultilevel"/>
@@ -5097,6 +8021,24 @@
       </w:rPr>
     </w:lvl>
   </w:abstractNum>
+  <w:num w:numId="35">
+    <w:abstractNumId w:val="32"/>
+  </w:num>
+  <w:num w:numId="34">
+    <w:abstractNumId w:val="31"/>
+  </w:num>
+  <w:num w:numId="33">
+    <w:abstractNumId w:val="30"/>
+  </w:num>
+  <w:num w:numId="32">
+    <w:abstractNumId w:val="29"/>
+  </w:num>
+  <w:num w:numId="31">
+    <w:abstractNumId w:val="28"/>
+  </w:num>
+  <w:num w:numId="30">
+    <w:abstractNumId w:val="27"/>
+  </w:num>
   <w:num w:numId="29">
     <w:abstractNumId w:val="26"/>
   </w:num>

--- a/SG2_Units/SG2_Artefacts/SG2_TestPlan.docx
+++ b/SG2_Units/SG2_Artefacts/SG2_TestPlan.docx
@@ -2,7 +2,7 @@
 <file path=word/document.xml><?xml version="1.0" encoding="utf-8"?>
 <w:document xmlns:wpc="http://schemas.microsoft.com/office/word/2010/wordprocessingCanvas" xmlns:cx="http://schemas.microsoft.com/office/drawing/2014/chartex" xmlns:cx1="http://schemas.microsoft.com/office/drawing/2015/9/8/chartex" xmlns:cx2="http://schemas.microsoft.com/office/drawing/2015/10/21/chartex" xmlns:cx3="http://schemas.microsoft.com/office/drawing/2016/5/9/chartex" xmlns:cx4="http://schemas.microsoft.com/office/drawing/2016/5/10/chartex" xmlns:cx5="http://schemas.microsoft.com/office/drawing/2016/5/11/chartex" xmlns:cx6="http://schemas.microsoft.com/office/drawing/2016/5/12/chartex" xmlns:cx7="http://schemas.microsoft.com/office/drawing/2016/5/13/chartex" xmlns:cx8="http://schemas.microsoft.com/office/drawing/2016/5/14/chartex" xmlns:mc="http://schemas.openxmlformats.org/markup-compatibility/2006" xmlns:aink="http://schemas.microsoft.com/office/drawing/2016/ink" xmlns:am3d="http://schemas.microsoft.com/office/drawing/2017/model3d" xmlns:o="urn:schemas-microsoft-com:office:office" xmlns:oel="http://schemas.microsoft.com/office/2019/extlst" xmlns:r="http://schemas.openxmlformats.org/officeDocument/2006/relationships" xmlns:m="http://schemas.openxmlformats.org/officeDocument/2006/math" xmlns:v="urn:schemas-microsoft-com:vml" xmlns:wp14="http://schemas.microsoft.com/office/word/2010/wordprocessingDrawing" xmlns:wp="http://schemas.openxmlformats.org/drawingml/2006/wordprocessingDrawing" xmlns:w10="urn:schemas-microsoft-com:office:word" xmlns:w="http://schemas.openxmlformats.org/wordprocessingml/2006/main" xmlns:w14="http://schemas.microsoft.com/office/word/2010/wordml" xmlns:w15="http://schemas.microsoft.com/office/word/2012/wordml" xmlns:w16cex="http://schemas.microsoft.com/office/word/2018/wordml/cex" xmlns:w16cid="http://schemas.microsoft.com/office/word/2016/wordml/cid" xmlns:w16="http://schemas.microsoft.com/office/word/2018/wordml" xmlns:w16du="http://schemas.microsoft.com/office/word/2023/wordml/word16du" xmlns:w16sdtdh="http://schemas.microsoft.com/office/word/2020/wordml/sdtdatahash" xmlns:w16sdtfl="http://schemas.microsoft.com/office/word/2024/wordml/sdtformatlock" xmlns:w16se="http://schemas.microsoft.com/office/word/2015/wordml/symex" xmlns:wpg="http://schemas.microsoft.com/office/word/2010/wordprocessingGroup" xmlns:wpi="http://schemas.microsoft.com/office/word/2010/wordprocessingInk" xmlns:wne="http://schemas.microsoft.com/office/word/2006/wordml" xmlns:wps="http://schemas.microsoft.com/office/word/2010/wordprocessingShape" xmlns:a="http://schemas.openxmlformats.org/drawingml/2006/main" xmlns:pic="http://schemas.openxmlformats.org/drawingml/2006/picture" xmlns:a14="http://schemas.microsoft.com/office/drawing/2010/main" mc:Ignorable="w14 w15 w16se w16cid w16 w16cex w16sdtdh w16sdtfl w16du wp14">
   <w:body>
-    <w:p xmlns:wp14="http://schemas.microsoft.com/office/word/2010/wordml" wp14:textId="15D4FDA9">
+    <w:p>
       <w:pPr>
         <w:pStyle w:val="MainTitle"/>
       </w:pPr>
@@ -23,9 +23,23 @@
       <w:pPr>
         <w:pStyle w:val="MainTitle"/>
         <w:rPr>
-          <w:lang w:val="en-GB"/>
-        </w:rPr>
-      </w:pPr>
+          <w:color w:val="2F5496" w:themeColor="accent1" w:themeTint="FF" w:themeShade="BF"/>
+          <w:sz w:val="24"/>
+          <w:szCs w:val="24"/>
+        </w:rPr>
+      </w:pPr>
+      <w:hyperlink r:id="Rc9f575875cf74a00">
+        <w:r>
+          <w:rPr>
+            <w:rStyle w:val="Hyperlnk"/>
+            <w:color w:val="2F5496" w:themeColor="accent1" w:themeTint="FF" w:themeShade="BF"/>
+            <w:sz w:val="24"/>
+            <w:szCs w:val="24"/>
+            <w:lang w:val="en-GB"/>
+          </w:rPr>
+          <w:t>https://github.com/DanielJ0131/interactive-house</w:t>
+        </w:r>
+      </w:hyperlink>
     </w:p>
     <w:p>
       <w:pPr>
@@ -64,7 +78,7 @@
           <w:r>
             <w:fldChar w:fldCharType="separate"/>
           </w:r>
-          <w:hyperlink w:anchor="_Toc36262792">
+          <w:hyperlink w:anchor="_Toc1342792405">
             <w:r>
               <w:rPr>
                 <w:rStyle w:val="Hyperlnk"/>
@@ -78,7 +92,7 @@
               <w:fldChar w:fldCharType="begin"/>
             </w:r>
             <w:r>
-              <w:instrText xml:space="preserve">PAGEREF _Toc36262792 \h</w:instrText>
+              <w:instrText xml:space="preserve">PAGEREF _Toc1342792405 \h</w:instrText>
             </w:r>
             <w:r>
               <w:fldChar w:fldCharType="separate"/>
@@ -101,7 +115,44 @@
               <w:tab w:val="right" w:leader="dot" w:pos="9360"/>
             </w:tabs>
           </w:pPr>
-          <w:hyperlink w:anchor="_Toc305748654">
+          <w:hyperlink w:anchor="_Toc1267129596">
+            <w:r>
+              <w:rPr>
+                <w:rStyle w:val="Hyperlnk"/>
+              </w:rPr>
+              <w:t>Relation between Requirements, Design and Tests</w:t>
+            </w:r>
+            <w:r>
+              <w:tab/>
+            </w:r>
+            <w:r>
+              <w:fldChar w:fldCharType="begin"/>
+            </w:r>
+            <w:r>
+              <w:instrText xml:space="preserve">PAGEREF _Toc1267129596 \h</w:instrText>
+            </w:r>
+            <w:r>
+              <w:fldChar w:fldCharType="separate"/>
+            </w:r>
+            <w:r>
+              <w:rPr>
+                <w:rStyle w:val="Hyperlnk"/>
+              </w:rPr>
+              <w:t>2</w:t>
+            </w:r>
+            <w:r>
+              <w:fldChar w:fldCharType="end"/>
+            </w:r>
+          </w:hyperlink>
+        </w:p>
+        <w:p>
+          <w:pPr>
+            <w:pStyle w:val="Innehll1"/>
+            <w:tabs>
+              <w:tab w:val="right" w:leader="dot" w:pos="9360"/>
+            </w:tabs>
+          </w:pPr>
+          <w:hyperlink w:anchor="_Toc1213802193">
             <w:r>
               <w:rPr>
                 <w:rStyle w:val="Hyperlnk"/>
@@ -115,7 +166,7 @@
               <w:fldChar w:fldCharType="begin"/>
             </w:r>
             <w:r>
-              <w:instrText xml:space="preserve">PAGEREF _Toc305748654 \h</w:instrText>
+              <w:instrText xml:space="preserve">PAGEREF _Toc1213802193 \h</w:instrText>
             </w:r>
             <w:r>
               <w:fldChar w:fldCharType="separate"/>
@@ -138,7 +189,7 @@
               <w:tab w:val="right" w:leader="dot" w:pos="9360"/>
             </w:tabs>
           </w:pPr>
-          <w:hyperlink w:anchor="_Toc1446820364">
+          <w:hyperlink w:anchor="_Toc1696093230">
             <w:r>
               <w:rPr>
                 <w:rStyle w:val="Hyperlnk"/>
@@ -152,7 +203,7 @@
               <w:fldChar w:fldCharType="begin"/>
             </w:r>
             <w:r>
-              <w:instrText xml:space="preserve">PAGEREF _Toc1446820364 \h</w:instrText>
+              <w:instrText xml:space="preserve">PAGEREF _Toc1696093230 \h</w:instrText>
             </w:r>
             <w:r>
               <w:fldChar w:fldCharType="separate"/>
@@ -161,7 +212,7 @@
               <w:rPr>
                 <w:rStyle w:val="Hyperlnk"/>
               </w:rPr>
-              <w:t>3</w:t>
+              <w:t>4</w:t>
             </w:r>
             <w:r>
               <w:fldChar w:fldCharType="end"/>
@@ -175,7 +226,7 @@
               <w:tab w:val="right" w:leader="dot" w:pos="9360"/>
             </w:tabs>
           </w:pPr>
-          <w:hyperlink w:anchor="_Toc431200943">
+          <w:hyperlink w:anchor="_Toc827477960">
             <w:r>
               <w:rPr>
                 <w:rStyle w:val="Hyperlnk"/>
@@ -189,7 +240,7 @@
               <w:fldChar w:fldCharType="begin"/>
             </w:r>
             <w:r>
-              <w:instrText xml:space="preserve">PAGEREF _Toc431200943 \h</w:instrText>
+              <w:instrText xml:space="preserve">PAGEREF _Toc827477960 \h</w:instrText>
             </w:r>
             <w:r>
               <w:fldChar w:fldCharType="separate"/>
@@ -198,7 +249,7 @@
               <w:rPr>
                 <w:rStyle w:val="Hyperlnk"/>
               </w:rPr>
-              <w:t>3</w:t>
+              <w:t>4</w:t>
             </w:r>
             <w:r>
               <w:fldChar w:fldCharType="end"/>
@@ -212,7 +263,7 @@
               <w:tab w:val="right" w:leader="dot" w:pos="9360"/>
             </w:tabs>
           </w:pPr>
-          <w:hyperlink w:anchor="_Toc1446132875">
+          <w:hyperlink w:anchor="_Toc1922944744">
             <w:r>
               <w:rPr>
                 <w:rStyle w:val="Hyperlnk"/>
@@ -226,7 +277,7 @@
               <w:fldChar w:fldCharType="begin"/>
             </w:r>
             <w:r>
-              <w:instrText xml:space="preserve">PAGEREF _Toc1446132875 \h</w:instrText>
+              <w:instrText xml:space="preserve">PAGEREF _Toc1922944744 \h</w:instrText>
             </w:r>
             <w:r>
               <w:fldChar w:fldCharType="separate"/>
@@ -235,7 +286,7 @@
               <w:rPr>
                 <w:rStyle w:val="Hyperlnk"/>
               </w:rPr>
-              <w:t>3</w:t>
+              <w:t>4</w:t>
             </w:r>
             <w:r>
               <w:fldChar w:fldCharType="end"/>
@@ -249,7 +300,7 @@
               <w:tab w:val="right" w:leader="dot" w:pos="9360"/>
             </w:tabs>
           </w:pPr>
-          <w:hyperlink w:anchor="_Toc1147015749">
+          <w:hyperlink w:anchor="_Toc97251143">
             <w:r>
               <w:rPr>
                 <w:rStyle w:val="Hyperlnk"/>
@@ -263,7 +314,7 @@
               <w:fldChar w:fldCharType="begin"/>
             </w:r>
             <w:r>
-              <w:instrText xml:space="preserve">PAGEREF _Toc1147015749 \h</w:instrText>
+              <w:instrText xml:space="preserve">PAGEREF _Toc97251143 \h</w:instrText>
             </w:r>
             <w:r>
               <w:fldChar w:fldCharType="separate"/>
@@ -272,7 +323,7 @@
               <w:rPr>
                 <w:rStyle w:val="Hyperlnk"/>
               </w:rPr>
-              <w:t>3</w:t>
+              <w:t>4</w:t>
             </w:r>
             <w:r>
               <w:fldChar w:fldCharType="end"/>
@@ -286,7 +337,7 @@
               <w:tab w:val="right" w:leader="dot" w:pos="9360"/>
             </w:tabs>
           </w:pPr>
-          <w:hyperlink w:anchor="_Toc295096855">
+          <w:hyperlink w:anchor="_Toc880193930">
             <w:r>
               <w:rPr>
                 <w:rStyle w:val="Hyperlnk"/>
@@ -300,7 +351,7 @@
               <w:fldChar w:fldCharType="begin"/>
             </w:r>
             <w:r>
-              <w:instrText xml:space="preserve">PAGEREF _Toc295096855 \h</w:instrText>
+              <w:instrText xml:space="preserve">PAGEREF _Toc880193930 \h</w:instrText>
             </w:r>
             <w:r>
               <w:fldChar w:fldCharType="separate"/>
@@ -323,7 +374,7 @@
               <w:tab w:val="right" w:leader="dot" w:pos="9360"/>
             </w:tabs>
           </w:pPr>
-          <w:hyperlink w:anchor="_Toc890092232">
+          <w:hyperlink w:anchor="_Toc1838512061">
             <w:r>
               <w:rPr>
                 <w:rStyle w:val="Hyperlnk"/>
@@ -337,7 +388,7 @@
               <w:fldChar w:fldCharType="begin"/>
             </w:r>
             <w:r>
-              <w:instrText xml:space="preserve">PAGEREF _Toc890092232 \h</w:instrText>
+              <w:instrText xml:space="preserve">PAGEREF _Toc1838512061 \h</w:instrText>
             </w:r>
             <w:r>
               <w:fldChar w:fldCharType="separate"/>
@@ -360,7 +411,7 @@
               <w:tab w:val="right" w:leader="dot" w:pos="9360"/>
             </w:tabs>
           </w:pPr>
-          <w:hyperlink w:anchor="_Toc938179047">
+          <w:hyperlink w:anchor="_Toc837146664">
             <w:r>
               <w:rPr>
                 <w:rStyle w:val="Hyperlnk"/>
@@ -374,7 +425,7 @@
               <w:fldChar w:fldCharType="begin"/>
             </w:r>
             <w:r>
-              <w:instrText xml:space="preserve">PAGEREF _Toc938179047 \h</w:instrText>
+              <w:instrText xml:space="preserve">PAGEREF _Toc837146664 \h</w:instrText>
             </w:r>
             <w:r>
               <w:fldChar w:fldCharType="separate"/>
@@ -397,7 +448,7 @@
               <w:tab w:val="right" w:leader="dot" w:pos="9360"/>
             </w:tabs>
           </w:pPr>
-          <w:hyperlink w:anchor="_Toc15717097">
+          <w:hyperlink w:anchor="_Toc1737057262">
             <w:r>
               <w:rPr>
                 <w:rStyle w:val="Hyperlnk"/>
@@ -411,7 +462,7 @@
               <w:fldChar w:fldCharType="begin"/>
             </w:r>
             <w:r>
-              <w:instrText xml:space="preserve">PAGEREF _Toc15717097 \h</w:instrText>
+              <w:instrText xml:space="preserve">PAGEREF _Toc1737057262 \h</w:instrText>
             </w:r>
             <w:r>
               <w:fldChar w:fldCharType="separate"/>
@@ -434,7 +485,7 @@
               <w:tab w:val="right" w:leader="dot" w:pos="9360"/>
             </w:tabs>
           </w:pPr>
-          <w:hyperlink w:anchor="_Toc604995234">
+          <w:hyperlink w:anchor="_Toc44008529">
             <w:r>
               <w:rPr>
                 <w:rStyle w:val="Hyperlnk"/>
@@ -448,7 +499,7 @@
               <w:fldChar w:fldCharType="begin"/>
             </w:r>
             <w:r>
-              <w:instrText xml:space="preserve">PAGEREF _Toc604995234 \h</w:instrText>
+              <w:instrText xml:space="preserve">PAGEREF _Toc44008529 \h</w:instrText>
             </w:r>
             <w:r>
               <w:fldChar w:fldCharType="separate"/>
@@ -471,7 +522,7 @@
               <w:tab w:val="right" w:leader="dot" w:pos="9360"/>
             </w:tabs>
           </w:pPr>
-          <w:hyperlink w:anchor="_Toc1602817557">
+          <w:hyperlink w:anchor="_Toc1267100893">
             <w:r>
               <w:rPr>
                 <w:rStyle w:val="Hyperlnk"/>
@@ -485,7 +536,7 @@
               <w:fldChar w:fldCharType="begin"/>
             </w:r>
             <w:r>
-              <w:instrText xml:space="preserve">PAGEREF _Toc1602817557 \h</w:instrText>
+              <w:instrText xml:space="preserve">PAGEREF _Toc1267100893 \h</w:instrText>
             </w:r>
             <w:r>
               <w:fldChar w:fldCharType="separate"/>
@@ -508,7 +559,7 @@
               <w:tab w:val="right" w:leader="dot" w:pos="9360"/>
             </w:tabs>
           </w:pPr>
-          <w:hyperlink w:anchor="_Toc1570336905">
+          <w:hyperlink w:anchor="_Toc1311345277">
             <w:r>
               <w:rPr>
                 <w:rStyle w:val="Hyperlnk"/>
@@ -522,7 +573,7 @@
               <w:fldChar w:fldCharType="begin"/>
             </w:r>
             <w:r>
-              <w:instrText xml:space="preserve">PAGEREF _Toc1570336905 \h</w:instrText>
+              <w:instrText xml:space="preserve">PAGEREF _Toc1311345277 \h</w:instrText>
             </w:r>
             <w:r>
               <w:fldChar w:fldCharType="separate"/>
@@ -545,7 +596,7 @@
               <w:tab w:val="right" w:leader="dot" w:pos="9360"/>
             </w:tabs>
           </w:pPr>
-          <w:hyperlink w:anchor="_Toc1423098431">
+          <w:hyperlink w:anchor="_Toc2110010356">
             <w:r>
               <w:rPr>
                 <w:rStyle w:val="Hyperlnk"/>
@@ -559,7 +610,7 @@
               <w:fldChar w:fldCharType="begin"/>
             </w:r>
             <w:r>
-              <w:instrText xml:space="preserve">PAGEREF _Toc1423098431 \h</w:instrText>
+              <w:instrText xml:space="preserve">PAGEREF _Toc2110010356 \h</w:instrText>
             </w:r>
             <w:r>
               <w:fldChar w:fldCharType="separate"/>
@@ -582,7 +633,7 @@
               <w:tab w:val="right" w:leader="dot" w:pos="9360"/>
             </w:tabs>
           </w:pPr>
-          <w:hyperlink w:anchor="_Toc1228504062">
+          <w:hyperlink w:anchor="_Toc947629806">
             <w:r>
               <w:rPr>
                 <w:rStyle w:val="Hyperlnk"/>
@@ -596,7 +647,7 @@
               <w:fldChar w:fldCharType="begin"/>
             </w:r>
             <w:r>
-              <w:instrText xml:space="preserve">PAGEREF _Toc1228504062 \h</w:instrText>
+              <w:instrText xml:space="preserve">PAGEREF _Toc947629806 \h</w:instrText>
             </w:r>
             <w:r>
               <w:fldChar w:fldCharType="separate"/>
@@ -619,7 +670,7 @@
               <w:tab w:val="right" w:leader="dot" w:pos="9360"/>
             </w:tabs>
           </w:pPr>
-          <w:hyperlink w:anchor="_Toc1698420464">
+          <w:hyperlink w:anchor="_Toc103950143">
             <w:r>
               <w:rPr>
                 <w:rStyle w:val="Hyperlnk"/>
@@ -633,7 +684,7 @@
               <w:fldChar w:fldCharType="begin"/>
             </w:r>
             <w:r>
-              <w:instrText xml:space="preserve">PAGEREF _Toc1698420464 \h</w:instrText>
+              <w:instrText xml:space="preserve">PAGEREF _Toc103950143 \h</w:instrText>
             </w:r>
             <w:r>
               <w:fldChar w:fldCharType="separate"/>
@@ -656,7 +707,7 @@
               <w:tab w:val="right" w:leader="dot" w:pos="9360"/>
             </w:tabs>
           </w:pPr>
-          <w:hyperlink w:anchor="_Toc1826842216">
+          <w:hyperlink w:anchor="_Toc677062815">
             <w:r>
               <w:rPr>
                 <w:rStyle w:val="Hyperlnk"/>
@@ -670,7 +721,7 @@
               <w:fldChar w:fldCharType="begin"/>
             </w:r>
             <w:r>
-              <w:instrText xml:space="preserve">PAGEREF _Toc1826842216 \h</w:instrText>
+              <w:instrText xml:space="preserve">PAGEREF _Toc677062815 \h</w:instrText>
             </w:r>
             <w:r>
               <w:fldChar w:fldCharType="separate"/>
@@ -693,7 +744,7 @@
               <w:tab w:val="right" w:leader="dot" w:pos="9360"/>
             </w:tabs>
           </w:pPr>
-          <w:hyperlink w:anchor="_Toc1527935436">
+          <w:hyperlink w:anchor="_Toc952168268">
             <w:r>
               <w:rPr>
                 <w:rStyle w:val="Hyperlnk"/>
@@ -707,7 +758,7 @@
               <w:fldChar w:fldCharType="begin"/>
             </w:r>
             <w:r>
-              <w:instrText xml:space="preserve">PAGEREF _Toc1527935436 \h</w:instrText>
+              <w:instrText xml:space="preserve">PAGEREF _Toc952168268 \h</w:instrText>
             </w:r>
             <w:r>
               <w:fldChar w:fldCharType="separate"/>
@@ -730,7 +781,7 @@
               <w:tab w:val="right" w:leader="dot" w:pos="9360"/>
             </w:tabs>
           </w:pPr>
-          <w:hyperlink w:anchor="_Toc2129354352">
+          <w:hyperlink w:anchor="_Toc1357198645">
             <w:r>
               <w:rPr>
                 <w:rStyle w:val="Hyperlnk"/>
@@ -744,7 +795,7 @@
               <w:fldChar w:fldCharType="begin"/>
             </w:r>
             <w:r>
-              <w:instrText xml:space="preserve">PAGEREF _Toc2129354352 \h</w:instrText>
+              <w:instrText xml:space="preserve">PAGEREF _Toc1357198645 \h</w:instrText>
             </w:r>
             <w:r>
               <w:fldChar w:fldCharType="separate"/>
@@ -767,7 +818,7 @@
               <w:tab w:val="right" w:leader="dot" w:pos="9360"/>
             </w:tabs>
           </w:pPr>
-          <w:hyperlink w:anchor="_Toc283577030">
+          <w:hyperlink w:anchor="_Toc1303225162">
             <w:r>
               <w:rPr>
                 <w:rStyle w:val="Hyperlnk"/>
@@ -781,7 +832,7 @@
               <w:fldChar w:fldCharType="begin"/>
             </w:r>
             <w:r>
-              <w:instrText xml:space="preserve">PAGEREF _Toc283577030 \h</w:instrText>
+              <w:instrText xml:space="preserve">PAGEREF _Toc1303225162 \h</w:instrText>
             </w:r>
             <w:r>
               <w:fldChar w:fldCharType="separate"/>
@@ -804,12 +855,12 @@
               <w:tab w:val="right" w:leader="dot" w:pos="9360"/>
             </w:tabs>
           </w:pPr>
-          <w:hyperlink w:anchor="_Toc1679387986">
+          <w:hyperlink w:anchor="_Toc1187186567">
             <w:r>
               <w:rPr>
                 <w:rStyle w:val="Hyperlnk"/>
               </w:rPr>
-              <w:t>Figure 5: Test Coverage</w:t>
+              <w:t>Figure 5: Web Test Files</w:t>
             </w:r>
             <w:r>
               <w:tab/>
@@ -818,7 +869,7 @@
               <w:fldChar w:fldCharType="begin"/>
             </w:r>
             <w:r>
-              <w:instrText xml:space="preserve">PAGEREF _Toc1679387986 \h</w:instrText>
+              <w:instrText xml:space="preserve">PAGEREF _Toc1187186567 \h</w:instrText>
             </w:r>
             <w:r>
               <w:fldChar w:fldCharType="separate"/>
@@ -827,7 +878,7 @@
               <w:rPr>
                 <w:rStyle w:val="Hyperlnk"/>
               </w:rPr>
-              <w:t>11</w:t>
+              <w:t>12</w:t>
             </w:r>
             <w:r>
               <w:fldChar w:fldCharType="end"/>
@@ -841,12 +892,12 @@
               <w:tab w:val="right" w:leader="dot" w:pos="9360"/>
             </w:tabs>
           </w:pPr>
-          <w:hyperlink w:anchor="_Toc816572277">
+          <w:hyperlink w:anchor="_Toc1913491962">
             <w:r>
               <w:rPr>
                 <w:rStyle w:val="Hyperlnk"/>
               </w:rPr>
-              <w:t>Figure 6: Web Total Test (SG2_Subgroup)</w:t>
+              <w:t>Figure 6: Web Total Tests</w:t>
             </w:r>
             <w:r>
               <w:tab/>
@@ -855,7 +906,7 @@
               <w:fldChar w:fldCharType="begin"/>
             </w:r>
             <w:r>
-              <w:instrText xml:space="preserve">PAGEREF _Toc816572277 \h</w:instrText>
+              <w:instrText xml:space="preserve">PAGEREF _Toc1913491962 \h</w:instrText>
             </w:r>
             <w:r>
               <w:fldChar w:fldCharType="separate"/>
@@ -864,7 +915,7 @@
               <w:rPr>
                 <w:rStyle w:val="Hyperlnk"/>
               </w:rPr>
-              <w:t>11</w:t>
+              <w:t>12</w:t>
             </w:r>
             <w:r>
               <w:fldChar w:fldCharType="end"/>
@@ -878,12 +929,12 @@
               <w:tab w:val="right" w:leader="dot" w:pos="9360"/>
             </w:tabs>
           </w:pPr>
-          <w:hyperlink w:anchor="_Toc1458995919">
+          <w:hyperlink w:anchor="_Toc1997298187">
             <w:r>
               <w:rPr>
                 <w:rStyle w:val="Hyperlnk"/>
               </w:rPr>
-              <w:t>Figure 7: Web Coverage (SG2_Subgroup)</w:t>
+              <w:t>Figure 7: Web Coverage</w:t>
             </w:r>
             <w:r>
               <w:tab/>
@@ -892,7 +943,7 @@
               <w:fldChar w:fldCharType="begin"/>
             </w:r>
             <w:r>
-              <w:instrText xml:space="preserve">PAGEREF _Toc1458995919 \h</w:instrText>
+              <w:instrText xml:space="preserve">PAGEREF _Toc1997298187 \h</w:instrText>
             </w:r>
             <w:r>
               <w:fldChar w:fldCharType="separate"/>
@@ -901,7 +952,7 @@
               <w:rPr>
                 <w:rStyle w:val="Hyperlnk"/>
               </w:rPr>
-              <w:t>11</w:t>
+              <w:t>12</w:t>
             </w:r>
             <w:r>
               <w:fldChar w:fldCharType="end"/>
@@ -951,21 +1002,6 @@
         </w:rPr>
       </w:pPr>
     </w:p>
-    <w:p xmlns:wp14="http://schemas.microsoft.com/office/word/2010/wordml" wp14:textId="77777777">
-      <w:pPr>
-        <w:rPr>
-          <w:lang w:val="en-GB"/>
-        </w:rPr>
-      </w:pPr>
-    </w:p>
-    <w:p xmlns:wp14="http://schemas.microsoft.com/office/word/2010/wordml" wp14:textId="649FEFB9">
-      <w:pPr>
-        <w:pStyle w:val="Rubrik"/>
-        <w:rPr>
-          <w:lang w:val="en-GB"/>
-        </w:rPr>
-      </w:pPr>
-    </w:p>
     <w:p xmlns:wp14="http://schemas.microsoft.com/office/word/2010/wordml" wp14:textId="1666EBF1">
       <w:pPr/>
       <w:r>
@@ -979,13 +1015,13 @@
         <w:jc w:val="center"/>
       </w:pPr>
       <w:bookmarkStart w:name="_Toc691925603" w:id="504436102"/>
-      <w:bookmarkStart w:name="_Toc36262792" w:id="1369796358"/>
+      <w:bookmarkStart w:name="_Toc1342792405" w:id="82461335"/>
       <w:r>
         <w:rPr/>
         <w:t>Revision History</w:t>
       </w:r>
       <w:bookmarkEnd w:id="504436102"/>
-      <w:bookmarkEnd w:id="1369796358"/>
+      <w:bookmarkEnd w:id="82461335"/>
     </w:p>
     <w:p xmlns:wp14="http://schemas.microsoft.com/office/word/2010/wordml" wp14:textId="77777777">
       <w:pPr>
@@ -1447,10 +1483,14 @@
             <w:tcW w:w="2304" w:type="dxa"/>
             <w:tcMar/>
           </w:tcPr>
-          <w:p wp14:textId="77777777">
+          <w:p wp14:textId="07C07404">
             <w:pPr>
               <w:pStyle w:val="Tabletext"/>
             </w:pPr>
+            <w:r>
+              <w:rPr/>
+              <w:t>25/May/26</w:t>
+            </w:r>
           </w:p>
         </w:tc>
         <w:tc>
@@ -1458,10 +1498,14 @@
             <w:tcW w:w="1152" w:type="dxa"/>
             <w:tcMar/>
           </w:tcPr>
-          <w:p wp14:textId="77777777">
+          <w:p wp14:textId="6F8B272F">
             <w:pPr>
               <w:pStyle w:val="Tabletext"/>
             </w:pPr>
+            <w:r>
+              <w:rPr/>
+              <w:t>1.3</w:t>
+            </w:r>
           </w:p>
         </w:tc>
         <w:tc>
@@ -1469,10 +1513,38 @@
             <w:tcW w:w="3744" w:type="dxa"/>
             <w:tcMar/>
           </w:tcPr>
-          <w:p wp14:textId="77777777">
+          <w:p wp14:textId="10C1A026">
             <w:pPr>
               <w:pStyle w:val="Tabletext"/>
             </w:pPr>
+            <w:r>
+              <w:rPr/>
+              <w:t xml:space="preserve">Add </w:t>
+            </w:r>
+            <w:r>
+              <w:rPr/>
+              <w:t>Github</w:t>
+            </w:r>
+            <w:r>
+              <w:rPr/>
+              <w:t xml:space="preserve"> Link, </w:t>
+            </w:r>
+            <w:r>
+              <w:rPr/>
+              <w:t>Add</w:t>
+            </w:r>
+            <w:r>
+              <w:rPr/>
+              <w:t xml:space="preserve"> more Web Tests, Update Figures and add Table for relation between requirements</w:t>
+            </w:r>
+            <w:r>
+              <w:rPr/>
+              <w:t xml:space="preserve">, </w:t>
+            </w:r>
+            <w:r>
+              <w:rPr/>
+              <w:t>design and tests.</w:t>
+            </w:r>
           </w:p>
         </w:tc>
         <w:tc>
@@ -1480,16 +1552,960 @@
             <w:tcW w:w="2304" w:type="dxa"/>
             <w:tcMar/>
           </w:tcPr>
-          <w:p wp14:textId="77777777">
+          <w:p wp14:textId="3A18D03E">
             <w:pPr>
               <w:pStyle w:val="Tabletext"/>
             </w:pPr>
+            <w:r>
+              <w:rPr/>
+              <w:t>Daniel Jönsson &amp;</w:t>
+            </w:r>
+          </w:p>
+          <w:p wp14:textId="14598765">
+            <w:pPr>
+              <w:pStyle w:val="Tabletext"/>
+            </w:pPr>
+            <w:r>
+              <w:rPr/>
+              <w:t>Patrick Nordahl</w:t>
+            </w:r>
           </w:p>
         </w:tc>
       </w:tr>
     </w:tbl>
     <w:p xmlns:wp14="http://schemas.microsoft.com/office/word/2010/wordml" wp14:textId="77777777">
-      <w:pPr>
+      <w:pPr/>
+    </w:p>
+    <w:p>
+      <w:pPr>
+        <w:pStyle w:val="Rubrik1"/>
+        <w:keepNext w:val="1"/>
+        <w:keepLines w:val="1"/>
+        <w:suppressLineNumbers w:val="0"/>
+        <w:bidi w:val="0"/>
+        <w:spacing w:before="360" w:beforeAutospacing="off" w:after="80" w:afterAutospacing="off" w:line="276" w:lineRule="auto"/>
+        <w:ind w:left="0" w:right="0"/>
+        <w:jc w:val="center"/>
+        <w:rPr>
+          <w:rFonts w:ascii="Arial" w:hAnsi="Arial" w:eastAsia="Arial" w:cs="Arial"/>
+          <w:b w:val="0"/>
+          <w:bCs w:val="0"/>
+          <w:i w:val="0"/>
+          <w:iCs w:val="0"/>
+          <w:noProof w:val="0"/>
+          <w:color w:val="auto"/>
+          <w:sz w:val="40"/>
+          <w:szCs w:val="40"/>
+          <w:lang w:val="sv-SE"/>
+        </w:rPr>
+      </w:pPr>
+      <w:bookmarkStart w:name="_Toc1267129596" w:id="275232490"/>
+      <w:r>
+        <w:rPr>
+          <w:rFonts w:ascii="Arial" w:hAnsi="Arial" w:eastAsia="Arial" w:cs="Arial"/>
+          <w:b w:val="0"/>
+          <w:bCs w:val="0"/>
+          <w:i w:val="0"/>
+          <w:iCs w:val="0"/>
+          <w:noProof w:val="0"/>
+          <w:color w:val="auto"/>
+          <w:sz w:val="40"/>
+          <w:szCs w:val="40"/>
+          <w:lang w:val="sv-SE"/>
+        </w:rPr>
+        <w:t xml:space="preserve">Relation </w:t>
+      </w:r>
+      <w:r>
+        <w:rPr>
+          <w:rFonts w:ascii="Arial" w:hAnsi="Arial" w:eastAsia="Arial" w:cs="Arial"/>
+          <w:b w:val="0"/>
+          <w:bCs w:val="0"/>
+          <w:i w:val="0"/>
+          <w:iCs w:val="0"/>
+          <w:noProof w:val="0"/>
+          <w:color w:val="auto"/>
+          <w:sz w:val="40"/>
+          <w:szCs w:val="40"/>
+          <w:lang w:val="sv-SE"/>
+        </w:rPr>
+        <w:t>between</w:t>
+      </w:r>
+      <w:r>
+        <w:rPr>
+          <w:rFonts w:ascii="Arial" w:hAnsi="Arial" w:eastAsia="Arial" w:cs="Arial"/>
+          <w:b w:val="0"/>
+          <w:bCs w:val="0"/>
+          <w:i w:val="0"/>
+          <w:iCs w:val="0"/>
+          <w:noProof w:val="0"/>
+          <w:color w:val="auto"/>
+          <w:sz w:val="40"/>
+          <w:szCs w:val="40"/>
+          <w:lang w:val="sv-SE"/>
+        </w:rPr>
+        <w:t xml:space="preserve"> </w:t>
+      </w:r>
+      <w:r>
+        <w:rPr>
+          <w:rFonts w:ascii="Arial" w:hAnsi="Arial" w:eastAsia="Arial" w:cs="Arial"/>
+          <w:b w:val="0"/>
+          <w:bCs w:val="0"/>
+          <w:i w:val="0"/>
+          <w:iCs w:val="0"/>
+          <w:noProof w:val="0"/>
+          <w:color w:val="auto"/>
+          <w:sz w:val="40"/>
+          <w:szCs w:val="40"/>
+          <w:lang w:val="sv-SE"/>
+        </w:rPr>
+        <w:t>Requirements</w:t>
+      </w:r>
+      <w:r>
+        <w:rPr>
+          <w:rFonts w:ascii="Arial" w:hAnsi="Arial" w:eastAsia="Arial" w:cs="Arial"/>
+          <w:b w:val="0"/>
+          <w:bCs w:val="0"/>
+          <w:i w:val="0"/>
+          <w:iCs w:val="0"/>
+          <w:noProof w:val="0"/>
+          <w:color w:val="auto"/>
+          <w:sz w:val="40"/>
+          <w:szCs w:val="40"/>
+          <w:lang w:val="sv-SE"/>
+        </w:rPr>
+        <w:t>, Design</w:t>
+      </w:r>
+      <w:r>
+        <w:rPr>
+          <w:rFonts w:ascii="Arial" w:hAnsi="Arial" w:eastAsia="Arial" w:cs="Arial"/>
+          <w:b w:val="0"/>
+          <w:bCs w:val="0"/>
+          <w:i w:val="0"/>
+          <w:iCs w:val="0"/>
+          <w:noProof w:val="0"/>
+          <w:color w:val="auto"/>
+          <w:sz w:val="40"/>
+          <w:szCs w:val="40"/>
+          <w:lang w:val="sv-SE"/>
+        </w:rPr>
+        <w:t xml:space="preserve"> and Tests</w:t>
+      </w:r>
+      <w:bookmarkEnd w:id="275232490"/>
+    </w:p>
+    <w:tbl>
+      <w:tblPr>
+        <w:tblStyle w:val="Normaltabell"/>
+        <w:bidiVisual w:val="0"/>
+        <w:tblW w:w="0" w:type="auto"/>
+        <w:jc w:val="center"/>
+        <w:tblBorders>
+          <w:top w:val="single" w:sz="6"/>
+          <w:left w:val="single" w:sz="6"/>
+          <w:bottom w:val="single" w:sz="6"/>
+          <w:right w:val="single" w:sz="6"/>
+        </w:tblBorders>
+        <w:tblLook w:val="04A0" w:firstRow="1" w:lastRow="0" w:firstColumn="1" w:lastColumn="0" w:noHBand="0" w:noVBand="1"/>
+      </w:tblPr>
+      <w:tblGrid>
+        <w:gridCol w:w="2820"/>
+        <w:gridCol w:w="2070"/>
+        <w:gridCol w:w="4298"/>
+      </w:tblGrid>
+      <w:tr>
+        <w:trPr>
+          <w:trHeight w:val="540"/>
+        </w:trPr>
+        <w:tc>
+          <w:tcPr>
+            <w:tcW w:w="2820" w:type="dxa"/>
+            <w:tcBorders>
+              <w:top w:val="single" w:sz="12"/>
+              <w:left w:val="single" w:sz="12"/>
+              <w:bottom w:val="single" w:sz="12"/>
+              <w:right w:val="single" w:sz="12"/>
+            </w:tcBorders>
+            <w:shd w:val="clear" w:color="auto" w:fill="CCCCCC"/>
+            <w:tcMar>
+              <w:left w:w="60" w:type="dxa"/>
+              <w:right w:w="60" w:type="dxa"/>
+            </w:tcMar>
+            <w:vAlign w:val="center"/>
+          </w:tcPr>
+          <w:p>
+            <w:pPr>
+              <w:pStyle w:val="Sidfot"/>
+              <w:widowControl w:val="0"/>
+              <w:tabs>
+                <w:tab w:val="center" w:leader="none" w:pos="4320"/>
+                <w:tab w:val="right" w:leader="none" w:pos="8640"/>
+              </w:tabs>
+              <w:spacing w:before="120" w:after="120" w:line="240" w:lineRule="auto"/>
+              <w:rPr>
+                <w:rFonts w:ascii="Arial" w:hAnsi="Arial" w:eastAsia="Arial" w:cs="Arial"/>
+                <w:b w:val="0"/>
+                <w:bCs w:val="0"/>
+                <w:i w:val="0"/>
+                <w:iCs w:val="0"/>
+                <w:sz w:val="20"/>
+                <w:szCs w:val="20"/>
+              </w:rPr>
+            </w:pPr>
+            <w:r>
+              <w:rPr>
+                <w:rFonts w:ascii="Arial" w:hAnsi="Arial" w:eastAsia="Arial" w:cs="Arial"/>
+                <w:b w:val="1"/>
+                <w:bCs w:val="1"/>
+                <w:i w:val="0"/>
+                <w:iCs w:val="0"/>
+                <w:sz w:val="20"/>
+                <w:szCs w:val="20"/>
+                <w:lang w:val="en-US"/>
+              </w:rPr>
+              <w:t>Requirement</w:t>
+            </w:r>
+            <w:r>
+              <w:rPr>
+                <w:rFonts w:ascii="Arial" w:hAnsi="Arial" w:eastAsia="Arial" w:cs="Arial"/>
+                <w:b w:val="1"/>
+                <w:bCs w:val="1"/>
+                <w:i w:val="0"/>
+                <w:iCs w:val="0"/>
+                <w:sz w:val="20"/>
+                <w:szCs w:val="20"/>
+                <w:lang w:val="en-US"/>
+              </w:rPr>
+              <w:t xml:space="preserve"> Item</w:t>
+            </w:r>
+          </w:p>
+        </w:tc>
+        <w:tc>
+          <w:tcPr>
+            <w:tcW w:w="2070" w:type="dxa"/>
+            <w:tcBorders>
+              <w:top w:val="single" w:sz="12"/>
+              <w:left w:val="single" w:sz="12"/>
+              <w:bottom w:val="single" w:sz="12"/>
+              <w:right w:val="single" w:sz="12"/>
+            </w:tcBorders>
+            <w:shd w:val="clear" w:color="auto" w:fill="CCCCCC"/>
+            <w:tcMar>
+              <w:left w:w="60" w:type="dxa"/>
+              <w:right w:w="60" w:type="dxa"/>
+            </w:tcMar>
+            <w:vAlign w:val="center"/>
+          </w:tcPr>
+          <w:p>
+            <w:pPr>
+              <w:pStyle w:val="Sidfot"/>
+              <w:widowControl w:val="0"/>
+              <w:tabs>
+                <w:tab w:val="center" w:leader="none" w:pos="4320"/>
+                <w:tab w:val="right" w:leader="none" w:pos="8640"/>
+              </w:tabs>
+              <w:spacing w:before="120" w:after="120" w:line="240" w:lineRule="auto"/>
+              <w:jc w:val="center"/>
+            </w:pPr>
+            <w:r>
+              <w:rPr>
+                <w:rFonts w:ascii="Arial" w:hAnsi="Arial" w:eastAsia="Arial" w:cs="Arial"/>
+                <w:b w:val="1"/>
+                <w:bCs w:val="1"/>
+                <w:i w:val="0"/>
+                <w:iCs w:val="0"/>
+                <w:sz w:val="20"/>
+                <w:szCs w:val="20"/>
+                <w:lang w:val="en-US"/>
+              </w:rPr>
+              <w:t>Design Item</w:t>
+            </w:r>
+          </w:p>
+        </w:tc>
+        <w:tc>
+          <w:tcPr>
+            <w:tcW w:w="4298" w:type="dxa"/>
+            <w:tcBorders>
+              <w:top w:val="single" w:sz="12"/>
+              <w:left w:val="single" w:sz="12"/>
+              <w:bottom w:val="single" w:sz="12"/>
+              <w:right w:val="single" w:sz="12"/>
+            </w:tcBorders>
+            <w:shd w:val="clear" w:color="auto" w:fill="CCCCCC"/>
+            <w:tcMar>
+              <w:left w:w="60" w:type="dxa"/>
+              <w:right w:w="60" w:type="dxa"/>
+            </w:tcMar>
+            <w:vAlign w:val="center"/>
+          </w:tcPr>
+          <w:p>
+            <w:pPr>
+              <w:pStyle w:val="Sidfot"/>
+              <w:widowControl w:val="0"/>
+              <w:suppressLineNumbers w:val="0"/>
+              <w:tabs>
+                <w:tab w:val="center" w:leader="none" w:pos="4320"/>
+                <w:tab w:val="right" w:leader="none" w:pos="8640"/>
+              </w:tabs>
+              <w:bidi w:val="0"/>
+              <w:spacing w:before="0" w:beforeAutospacing="off" w:after="0" w:afterAutospacing="off" w:line="240" w:lineRule="auto"/>
+              <w:ind w:left="0" w:right="0"/>
+              <w:jc w:val="center"/>
+            </w:pPr>
+            <w:r>
+              <w:rPr>
+                <w:rFonts w:ascii="Arial" w:hAnsi="Arial" w:eastAsia="Arial" w:cs="Arial"/>
+                <w:b w:val="1"/>
+                <w:bCs w:val="1"/>
+                <w:i w:val="0"/>
+                <w:iCs w:val="0"/>
+                <w:sz w:val="20"/>
+                <w:szCs w:val="20"/>
+                <w:lang w:val="en-US"/>
+              </w:rPr>
+              <w:t>Corresponding Test</w:t>
+            </w:r>
+            <w:r>
+              <w:rPr>
+                <w:rFonts w:ascii="Arial" w:hAnsi="Arial" w:eastAsia="Arial" w:cs="Arial"/>
+                <w:b w:val="1"/>
+                <w:bCs w:val="1"/>
+                <w:i w:val="0"/>
+                <w:iCs w:val="0"/>
+                <w:sz w:val="20"/>
+                <w:szCs w:val="20"/>
+                <w:lang w:val="en-US"/>
+              </w:rPr>
+              <w:t>s</w:t>
+            </w:r>
+          </w:p>
+        </w:tc>
+      </w:tr>
+      <w:tr>
+        <w:trPr>
+          <w:trHeight w:val="540"/>
+        </w:trPr>
+        <w:tc>
+          <w:tcPr>
+            <w:tcW w:w="2820" w:type="dxa"/>
+            <w:tcBorders>
+              <w:top w:val="single" w:sz="12"/>
+              <w:left w:val="single" w:sz="12"/>
+              <w:bottom w:val="single" w:sz="12"/>
+              <w:right w:val="single" w:sz="12"/>
+            </w:tcBorders>
+            <w:tcMar>
+              <w:left w:w="60" w:type="dxa"/>
+              <w:right w:w="60" w:type="dxa"/>
+            </w:tcMar>
+            <w:vAlign w:val="top"/>
+          </w:tcPr>
+          <w:p>
+            <w:pPr>
+              <w:pStyle w:val="Normal"/>
+              <w:tabs>
+                <w:tab w:val="right" w:leader="none" w:pos="3617"/>
+              </w:tabs>
+              <w:spacing w:before="120" w:after="120" w:line="240" w:lineRule="auto"/>
+            </w:pPr>
+            <w:r>
+              <w:rPr>
+                <w:rFonts w:ascii="Arial" w:hAnsi="Arial" w:eastAsia="Arial" w:cs="Arial"/>
+                <w:noProof w:val="0"/>
+                <w:sz w:val="24"/>
+                <w:szCs w:val="24"/>
+                <w:lang w:val="en-US"/>
+              </w:rPr>
+              <w:t>R1 (General User Authentication), R19 (Web Authentication Integration), R8 (Basic Access Control</w:t>
+            </w:r>
+            <w:r>
+              <w:rPr>
+                <w:rFonts w:ascii="Arial" w:hAnsi="Arial" w:eastAsia="Arial" w:cs="Arial"/>
+                <w:noProof w:val="0"/>
+                <w:sz w:val="24"/>
+                <w:szCs w:val="24"/>
+                <w:lang w:val="en-US"/>
+              </w:rPr>
+              <w:t xml:space="preserve">), </w:t>
+            </w:r>
+            <w:r>
+              <w:rPr>
+                <w:rFonts w:ascii="Arial" w:hAnsi="Arial" w:eastAsia="Arial" w:cs="Arial"/>
+                <w:noProof w:val="0"/>
+                <w:sz w:val="24"/>
+                <w:szCs w:val="24"/>
+                <w:lang w:val="en-US"/>
+              </w:rPr>
+              <w:t>R23 (Web Route Protection).</w:t>
+            </w:r>
+          </w:p>
+        </w:tc>
+        <w:tc>
+          <w:tcPr>
+            <w:tcW w:w="2070" w:type="dxa"/>
+            <w:tcBorders>
+              <w:top w:val="single" w:sz="12"/>
+              <w:left w:val="single" w:sz="12"/>
+              <w:bottom w:val="single" w:sz="12"/>
+              <w:right w:val="single" w:sz="12"/>
+            </w:tcBorders>
+            <w:tcMar>
+              <w:left w:w="60" w:type="dxa"/>
+              <w:right w:w="60" w:type="dxa"/>
+            </w:tcMar>
+            <w:vAlign w:val="top"/>
+          </w:tcPr>
+          <w:p>
+            <w:pPr>
+              <w:pStyle w:val="Sidfot"/>
+              <w:widowControl w:val="0"/>
+              <w:tabs>
+                <w:tab w:val="center" w:leader="none" w:pos="4320"/>
+                <w:tab w:val="right" w:leader="none" w:pos="8640"/>
+              </w:tabs>
+              <w:spacing w:before="120" w:after="120" w:line="240" w:lineRule="auto"/>
+              <w:jc w:val="center"/>
+              <w:rPr>
+                <w:rFonts w:ascii="Arial" w:hAnsi="Arial" w:eastAsia="Arial" w:cs="Arial"/>
+                <w:b w:val="0"/>
+                <w:bCs w:val="0"/>
+                <w:i w:val="0"/>
+                <w:iCs w:val="0"/>
+                <w:sz w:val="24"/>
+                <w:szCs w:val="24"/>
+                <w:lang w:val="en-US"/>
+              </w:rPr>
+            </w:pPr>
+            <w:r>
+              <w:rPr>
+                <w:rFonts w:ascii="Arial" w:hAnsi="Arial" w:eastAsia="Arial" w:cs="Arial"/>
+                <w:b w:val="0"/>
+                <w:bCs w:val="0"/>
+                <w:i w:val="0"/>
+                <w:iCs w:val="0"/>
+                <w:sz w:val="24"/>
+                <w:szCs w:val="24"/>
+                <w:lang w:val="en-US"/>
+              </w:rPr>
+              <w:t xml:space="preserve">D2 (Web User Authentication), D5 (Mobile Login/Signup).  </w:t>
+            </w:r>
+          </w:p>
+        </w:tc>
+        <w:tc>
+          <w:tcPr>
+            <w:tcW w:w="4298" w:type="dxa"/>
+            <w:tcBorders>
+              <w:top w:val="single" w:sz="12"/>
+              <w:left w:val="single" w:sz="12"/>
+              <w:bottom w:val="single" w:sz="12"/>
+              <w:right w:val="single" w:sz="12"/>
+            </w:tcBorders>
+            <w:tcMar>
+              <w:left w:w="60" w:type="dxa"/>
+              <w:right w:w="60" w:type="dxa"/>
+            </w:tcMar>
+            <w:vAlign w:val="top"/>
+          </w:tcPr>
+          <w:p>
+            <w:pPr>
+              <w:pStyle w:val="Sidfot"/>
+              <w:widowControl w:val="0"/>
+              <w:tabs>
+                <w:tab w:val="center" w:leader="none" w:pos="4320"/>
+                <w:tab w:val="right" w:leader="none" w:pos="8640"/>
+              </w:tabs>
+              <w:spacing w:line="240" w:lineRule="auto"/>
+              <w:jc w:val="center"/>
+            </w:pPr>
+            <w:r>
+              <w:rPr>
+                <w:rFonts w:ascii="Arial" w:hAnsi="Arial" w:eastAsia="Arial" w:cs="Arial"/>
+                <w:b w:val="0"/>
+                <w:bCs w:val="0"/>
+                <w:i w:val="0"/>
+                <w:iCs w:val="0"/>
+                <w:sz w:val="20"/>
+                <w:szCs w:val="20"/>
+                <w:lang w:val="en-US"/>
+              </w:rPr>
+              <w:t xml:space="preserve">The Mobile </w:t>
+            </w:r>
+            <w:r>
+              <w:rPr>
+                <w:rFonts w:ascii="Arial" w:hAnsi="Arial" w:eastAsia="Arial" w:cs="Arial"/>
+                <w:b w:val="0"/>
+                <w:bCs w:val="0"/>
+                <w:i w:val="0"/>
+                <w:iCs w:val="0"/>
+                <w:sz w:val="20"/>
+                <w:szCs w:val="20"/>
+                <w:lang w:val="en-US"/>
+              </w:rPr>
+              <w:t xml:space="preserve">and Web </w:t>
+            </w:r>
+            <w:r>
+              <w:rPr>
+                <w:rFonts w:ascii="Arial" w:hAnsi="Arial" w:eastAsia="Arial" w:cs="Arial"/>
+                <w:b w:val="0"/>
+                <w:bCs w:val="0"/>
+                <w:i w:val="0"/>
+                <w:iCs w:val="0"/>
+                <w:sz w:val="20"/>
+                <w:szCs w:val="20"/>
+                <w:lang w:val="en-US"/>
+              </w:rPr>
+              <w:t xml:space="preserve">test plan covers </w:t>
+            </w:r>
+            <w:r>
+              <w:rPr>
+                <w:rFonts w:ascii="Arial" w:hAnsi="Arial" w:eastAsia="Arial" w:cs="Arial"/>
+                <w:b w:val="0"/>
+                <w:bCs w:val="0"/>
+                <w:i w:val="0"/>
+                <w:iCs w:val="0"/>
+                <w:sz w:val="20"/>
+                <w:szCs w:val="20"/>
+                <w:lang w:val="en-US"/>
+              </w:rPr>
+              <w:t>signInWithEmailAndPassword</w:t>
+            </w:r>
+            <w:r>
+              <w:rPr>
+                <w:rFonts w:ascii="Arial" w:hAnsi="Arial" w:eastAsia="Arial" w:cs="Arial"/>
+                <w:b w:val="0"/>
+                <w:bCs w:val="0"/>
+                <w:i w:val="0"/>
+                <w:iCs w:val="0"/>
+                <w:sz w:val="20"/>
+                <w:szCs w:val="20"/>
+                <w:lang w:val="en-US"/>
+              </w:rPr>
+              <w:t xml:space="preserve"> functions, valid user identification, error codes, and </w:t>
+            </w:r>
+            <w:r>
+              <w:rPr>
+                <w:rFonts w:ascii="Arial" w:hAnsi="Arial" w:eastAsia="Arial" w:cs="Arial"/>
+                <w:b w:val="0"/>
+                <w:bCs w:val="0"/>
+                <w:i w:val="0"/>
+                <w:iCs w:val="0"/>
+                <w:sz w:val="20"/>
+                <w:szCs w:val="20"/>
+                <w:lang w:val="en-US"/>
+              </w:rPr>
+              <w:t>onAuthStateChanged</w:t>
+            </w:r>
+            <w:r>
+              <w:rPr>
+                <w:rFonts w:ascii="Arial" w:hAnsi="Arial" w:eastAsia="Arial" w:cs="Arial"/>
+                <w:b w:val="0"/>
+                <w:bCs w:val="0"/>
+                <w:i w:val="0"/>
+                <w:iCs w:val="0"/>
+                <w:sz w:val="20"/>
+                <w:szCs w:val="20"/>
+                <w:lang w:val="en-US"/>
+              </w:rPr>
+              <w:t xml:space="preserve"> tracking. The Web test plan covers validation errors for missing fields, Firebase account creation, session cookies, and redirection to the /hub page.</w:t>
+            </w:r>
+          </w:p>
+        </w:tc>
+      </w:tr>
+      <w:tr>
+        <w:trPr>
+          <w:trHeight w:val="3120"/>
+        </w:trPr>
+        <w:tc>
+          <w:tcPr>
+            <w:tcW w:w="2820" w:type="dxa"/>
+            <w:tcBorders>
+              <w:top w:val="single" w:sz="12"/>
+              <w:left w:val="single" w:sz="12"/>
+              <w:bottom w:val="single" w:sz="12"/>
+              <w:right w:val="single" w:sz="12"/>
+            </w:tcBorders>
+            <w:tcMar>
+              <w:left w:w="60" w:type="dxa"/>
+              <w:right w:w="60" w:type="dxa"/>
+            </w:tcMar>
+            <w:vAlign w:val="top"/>
+          </w:tcPr>
+          <w:p>
+            <w:pPr>
+              <w:tabs>
+                <w:tab w:val="right" w:leader="none" w:pos="3617"/>
+              </w:tabs>
+              <w:spacing w:before="120" w:after="120" w:line="240" w:lineRule="auto"/>
+            </w:pPr>
+            <w:r>
+              <w:rPr>
+                <w:rFonts w:ascii="Arial" w:hAnsi="Arial" w:eastAsia="Arial" w:cs="Arial"/>
+                <w:b w:val="0"/>
+                <w:bCs w:val="0"/>
+                <w:i w:val="0"/>
+                <w:iCs w:val="0"/>
+                <w:sz w:val="24"/>
+                <w:szCs w:val="24"/>
+                <w:lang w:val="en-US"/>
+              </w:rPr>
+              <w:t>R3 (Display device list), R5 (Send control commands), R20 (Web Device Synchronization), R21 (Web Hub Control Panel).</w:t>
+            </w:r>
+          </w:p>
+        </w:tc>
+        <w:tc>
+          <w:tcPr>
+            <w:tcW w:w="2070" w:type="dxa"/>
+            <w:tcBorders>
+              <w:top w:val="single" w:sz="12"/>
+              <w:left w:val="single" w:sz="12"/>
+              <w:bottom w:val="single" w:sz="12"/>
+              <w:right w:val="single" w:sz="12"/>
+            </w:tcBorders>
+            <w:tcMar>
+              <w:left w:w="60" w:type="dxa"/>
+              <w:right w:w="60" w:type="dxa"/>
+            </w:tcMar>
+            <w:vAlign w:val="top"/>
+          </w:tcPr>
+          <w:p>
+            <w:pPr>
+              <w:pStyle w:val="Sidfot"/>
+              <w:widowControl w:val="0"/>
+              <w:tabs>
+                <w:tab w:val="center" w:leader="none" w:pos="4320"/>
+                <w:tab w:val="right" w:leader="none" w:pos="8640"/>
+              </w:tabs>
+              <w:spacing w:before="120" w:after="120" w:line="240" w:lineRule="auto"/>
+              <w:jc w:val="center"/>
+            </w:pPr>
+            <w:r>
+              <w:rPr>
+                <w:rFonts w:ascii="Arial" w:hAnsi="Arial" w:eastAsia="Arial" w:cs="Arial"/>
+                <w:b w:val="0"/>
+                <w:bCs w:val="0"/>
+                <w:i w:val="0"/>
+                <w:iCs w:val="0"/>
+                <w:sz w:val="20"/>
+                <w:szCs w:val="20"/>
+                <w:lang w:val="en-US"/>
+              </w:rPr>
+              <w:t>D3 (Web Device Management Interface), D4 (Web Hub Control Panel), D6 (Mobile Control Devices in Device Hub).</w:t>
+            </w:r>
+          </w:p>
+        </w:tc>
+        <w:tc>
+          <w:tcPr>
+            <w:tcW w:w="4298" w:type="dxa"/>
+            <w:tcBorders>
+              <w:top w:val="single" w:sz="12"/>
+              <w:left w:val="single" w:sz="12"/>
+              <w:bottom w:val="single" w:sz="12"/>
+              <w:right w:val="single" w:sz="12"/>
+            </w:tcBorders>
+            <w:tcMar>
+              <w:left w:w="60" w:type="dxa"/>
+              <w:right w:w="60" w:type="dxa"/>
+            </w:tcMar>
+            <w:vAlign w:val="top"/>
+          </w:tcPr>
+          <w:p>
+            <w:pPr>
+              <w:widowControl w:val="0"/>
+              <w:tabs>
+                <w:tab w:val="center" w:leader="none" w:pos="4320"/>
+                <w:tab w:val="right" w:leader="none" w:pos="8640"/>
+              </w:tabs>
+              <w:spacing w:line="240" w:lineRule="auto"/>
+              <w:jc w:val="center"/>
+              <w:rPr>
+                <w:rFonts w:ascii="Arial" w:hAnsi="Arial" w:eastAsia="Arial" w:cs="Arial"/>
+                <w:b w:val="0"/>
+                <w:bCs w:val="0"/>
+                <w:i w:val="0"/>
+                <w:iCs w:val="0"/>
+                <w:sz w:val="20"/>
+                <w:szCs w:val="20"/>
+              </w:rPr>
+            </w:pPr>
+          </w:p>
+          <w:p>
+            <w:pPr>
+              <w:pStyle w:val="Sidfot"/>
+              <w:widowControl w:val="0"/>
+              <w:tabs>
+                <w:tab w:val="center" w:leader="none" w:pos="4320"/>
+                <w:tab w:val="right" w:leader="none" w:pos="8640"/>
+              </w:tabs>
+              <w:spacing w:line="240" w:lineRule="auto"/>
+              <w:jc w:val="center"/>
+            </w:pPr>
+            <w:r>
+              <w:rPr>
+                <w:rFonts w:ascii="Arial" w:hAnsi="Arial" w:eastAsia="Arial" w:cs="Arial"/>
+                <w:b w:val="0"/>
+                <w:bCs w:val="0"/>
+                <w:i w:val="0"/>
+                <w:iCs w:val="0"/>
+                <w:sz w:val="20"/>
+                <w:szCs w:val="20"/>
+                <w:lang w:val="en-US"/>
+              </w:rPr>
+              <w:t xml:space="preserve">The Mobile and Web test plan uses Jest to mock </w:t>
+            </w:r>
+            <w:r>
+              <w:rPr>
+                <w:rFonts w:ascii="Arial" w:hAnsi="Arial" w:eastAsia="Arial" w:cs="Arial"/>
+                <w:b w:val="0"/>
+                <w:bCs w:val="0"/>
+                <w:i w:val="0"/>
+                <w:iCs w:val="0"/>
+                <w:sz w:val="20"/>
+                <w:szCs w:val="20"/>
+                <w:lang w:val="en-US"/>
+              </w:rPr>
+              <w:t>Firestore</w:t>
+            </w:r>
+            <w:r>
+              <w:rPr>
+                <w:rFonts w:ascii="Arial" w:hAnsi="Arial" w:eastAsia="Arial" w:cs="Arial"/>
+                <w:b w:val="0"/>
+                <w:bCs w:val="0"/>
+                <w:i w:val="0"/>
+                <w:iCs w:val="0"/>
+                <w:sz w:val="20"/>
+                <w:szCs w:val="20"/>
+                <w:lang w:val="en-US"/>
+              </w:rPr>
+              <w:t xml:space="preserve"> </w:t>
+            </w:r>
+            <w:r>
+              <w:rPr>
+                <w:rFonts w:ascii="Arial" w:hAnsi="Arial" w:eastAsia="Arial" w:cs="Arial"/>
+                <w:b w:val="0"/>
+                <w:bCs w:val="0"/>
+                <w:i w:val="0"/>
+                <w:iCs w:val="0"/>
+                <w:sz w:val="20"/>
+                <w:szCs w:val="20"/>
+                <w:lang w:val="en-US"/>
+              </w:rPr>
+              <w:t>onSnapshot</w:t>
+            </w:r>
+            <w:r>
+              <w:rPr>
+                <w:rFonts w:ascii="Arial" w:hAnsi="Arial" w:eastAsia="Arial" w:cs="Arial"/>
+                <w:b w:val="0"/>
+                <w:bCs w:val="0"/>
+                <w:i w:val="0"/>
+                <w:iCs w:val="0"/>
+                <w:sz w:val="20"/>
+                <w:szCs w:val="20"/>
+                <w:lang w:val="en-US"/>
+              </w:rPr>
+              <w:t xml:space="preserve"> listeners to verify the UI reflects database changes. It also verifies that toggling a UI switch sends the correct update command (like turning a light "off") to the database.</w:t>
+            </w:r>
+          </w:p>
+        </w:tc>
+      </w:tr>
+      <w:tr>
+        <w:trPr>
+          <w:trHeight w:val="540"/>
+        </w:trPr>
+        <w:tc>
+          <w:tcPr>
+            <w:tcW w:w="2820" w:type="dxa"/>
+            <w:tcBorders>
+              <w:top w:val="single" w:sz="12"/>
+              <w:left w:val="single" w:sz="12"/>
+              <w:bottom w:val="single" w:sz="12"/>
+              <w:right w:val="single" w:sz="12"/>
+            </w:tcBorders>
+            <w:tcMar>
+              <w:left w:w="60" w:type="dxa"/>
+              <w:right w:w="60" w:type="dxa"/>
+            </w:tcMar>
+            <w:vAlign w:val="top"/>
+          </w:tcPr>
+          <w:p>
+            <w:pPr>
+              <w:tabs>
+                <w:tab w:val="right" w:leader="none" w:pos="3617"/>
+              </w:tabs>
+              <w:spacing w:before="120" w:after="120" w:line="240" w:lineRule="auto"/>
+            </w:pPr>
+            <w:r>
+              <w:rPr>
+                <w:rFonts w:ascii="Arial" w:hAnsi="Arial" w:eastAsia="Arial" w:cs="Arial"/>
+                <w:b w:val="0"/>
+                <w:bCs w:val="0"/>
+                <w:i w:val="0"/>
+                <w:iCs w:val="0"/>
+                <w:sz w:val="24"/>
+                <w:szCs w:val="24"/>
+                <w:lang w:val="en-US"/>
+              </w:rPr>
+              <w:t>R2 (Connect to House Server</w:t>
+            </w:r>
+            <w:r>
+              <w:rPr>
+                <w:rFonts w:ascii="Arial" w:hAnsi="Arial" w:eastAsia="Arial" w:cs="Arial"/>
+                <w:b w:val="0"/>
+                <w:bCs w:val="0"/>
+                <w:i w:val="0"/>
+                <w:iCs w:val="0"/>
+                <w:sz w:val="24"/>
+                <w:szCs w:val="24"/>
+                <w:lang w:val="en-US"/>
+              </w:rPr>
+              <w:t>),</w:t>
+            </w:r>
+            <w:r>
+              <w:rPr>
+                <w:rFonts w:ascii="Arial" w:hAnsi="Arial" w:eastAsia="Arial" w:cs="Arial"/>
+                <w:b w:val="0"/>
+                <w:bCs w:val="0"/>
+                <w:i w:val="0"/>
+                <w:iCs w:val="0"/>
+                <w:sz w:val="24"/>
+                <w:szCs w:val="24"/>
+                <w:lang w:val="en-US"/>
+              </w:rPr>
+              <w:t xml:space="preserve"> R7 (Handle connection loss</w:t>
+            </w:r>
+            <w:r>
+              <w:rPr>
+                <w:rFonts w:ascii="Arial" w:hAnsi="Arial" w:eastAsia="Arial" w:cs="Arial"/>
+                <w:b w:val="0"/>
+                <w:bCs w:val="0"/>
+                <w:i w:val="0"/>
+                <w:iCs w:val="0"/>
+                <w:sz w:val="24"/>
+                <w:szCs w:val="24"/>
+                <w:lang w:val="en-US"/>
+              </w:rPr>
+              <w:t>),</w:t>
+            </w:r>
+            <w:r>
+              <w:rPr>
+                <w:rFonts w:ascii="Arial" w:hAnsi="Arial" w:eastAsia="Arial" w:cs="Arial"/>
+                <w:b w:val="0"/>
+                <w:bCs w:val="0"/>
+                <w:i w:val="0"/>
+                <w:iCs w:val="0"/>
+                <w:sz w:val="24"/>
+                <w:szCs w:val="24"/>
+                <w:lang w:val="en-US"/>
+              </w:rPr>
+              <w:t xml:space="preserve"> R22 (Web Connection State Handling).</w:t>
+            </w:r>
+          </w:p>
+        </w:tc>
+        <w:tc>
+          <w:tcPr>
+            <w:tcW w:w="2070" w:type="dxa"/>
+            <w:tcBorders>
+              <w:top w:val="single" w:sz="12"/>
+              <w:left w:val="single" w:sz="12"/>
+              <w:bottom w:val="single" w:sz="12"/>
+              <w:right w:val="single" w:sz="12"/>
+            </w:tcBorders>
+            <w:tcMar>
+              <w:left w:w="60" w:type="dxa"/>
+              <w:right w:w="60" w:type="dxa"/>
+            </w:tcMar>
+            <w:vAlign w:val="top"/>
+          </w:tcPr>
+          <w:p>
+            <w:pPr>
+              <w:pStyle w:val="Sidfot"/>
+              <w:widowControl w:val="0"/>
+              <w:tabs>
+                <w:tab w:val="center" w:leader="none" w:pos="4320"/>
+                <w:tab w:val="right" w:leader="none" w:pos="8640"/>
+              </w:tabs>
+              <w:spacing w:before="120" w:after="120" w:line="240" w:lineRule="auto"/>
+              <w:jc w:val="center"/>
+            </w:pPr>
+            <w:r>
+              <w:rPr>
+                <w:rFonts w:ascii="Arial" w:hAnsi="Arial" w:eastAsia="Arial" w:cs="Arial"/>
+                <w:b w:val="0"/>
+                <w:bCs w:val="0"/>
+                <w:i w:val="0"/>
+                <w:iCs w:val="0"/>
+                <w:sz w:val="20"/>
+                <w:szCs w:val="20"/>
+                <w:lang w:val="en-US"/>
+              </w:rPr>
+              <w:t xml:space="preserve">D7 (Mobile Database Connection).  </w:t>
+            </w:r>
+          </w:p>
+        </w:tc>
+        <w:tc>
+          <w:tcPr>
+            <w:tcW w:w="4298" w:type="dxa"/>
+            <w:tcBorders>
+              <w:top w:val="single" w:sz="12"/>
+              <w:left w:val="single" w:sz="12"/>
+              <w:bottom w:val="single" w:sz="12"/>
+              <w:right w:val="single" w:sz="12"/>
+            </w:tcBorders>
+            <w:tcMar>
+              <w:left w:w="60" w:type="dxa"/>
+              <w:right w:w="60" w:type="dxa"/>
+            </w:tcMar>
+            <w:vAlign w:val="top"/>
+          </w:tcPr>
+          <w:p>
+            <w:pPr>
+              <w:widowControl w:val="0"/>
+              <w:tabs>
+                <w:tab w:val="center" w:leader="none" w:pos="4320"/>
+                <w:tab w:val="right" w:leader="none" w:pos="8640"/>
+              </w:tabs>
+              <w:spacing w:line="240" w:lineRule="auto"/>
+              <w:jc w:val="center"/>
+              <w:rPr>
+                <w:rFonts w:ascii="Arial" w:hAnsi="Arial" w:eastAsia="Arial" w:cs="Arial"/>
+                <w:b w:val="0"/>
+                <w:bCs w:val="0"/>
+                <w:i w:val="0"/>
+                <w:iCs w:val="0"/>
+                <w:sz w:val="20"/>
+                <w:szCs w:val="20"/>
+              </w:rPr>
+            </w:pPr>
+          </w:p>
+          <w:p>
+            <w:pPr>
+              <w:pStyle w:val="Sidfot"/>
+              <w:widowControl w:val="0"/>
+              <w:tabs>
+                <w:tab w:val="center" w:leader="none" w:pos="4320"/>
+                <w:tab w:val="right" w:leader="none" w:pos="8640"/>
+              </w:tabs>
+              <w:spacing w:line="240" w:lineRule="auto"/>
+              <w:jc w:val="center"/>
+            </w:pPr>
+            <w:r>
+              <w:rPr>
+                <w:rFonts w:ascii="Arial" w:hAnsi="Arial" w:eastAsia="Arial" w:cs="Arial"/>
+                <w:b w:val="0"/>
+                <w:bCs w:val="0"/>
+                <w:i w:val="0"/>
+                <w:iCs w:val="0"/>
+                <w:sz w:val="20"/>
+                <w:szCs w:val="20"/>
+                <w:lang w:val="en-US"/>
+              </w:rPr>
+              <w:t>Mobile testing implements a withTimeout test to verify the app provides immediate feedback if the server is unreachable.</w:t>
+            </w:r>
+          </w:p>
+        </w:tc>
+      </w:tr>
+    </w:tbl>
+    <w:p/>
+    <w:p>
+      <w:pPr>
+        <w:pStyle w:val="Normal"/>
         <w:sectPr>
           <w:headerReference w:type="even" r:id="rId7"/>
           <w:headerReference w:type="default" r:id="rId8"/>
@@ -1504,20 +2520,10 @@
         </w:sectPr>
       </w:pPr>
     </w:p>
-    <w:p xmlns:wp14="http://schemas.microsoft.com/office/word/2010/wordml" wp14:textId="77777777">
-      <w:pPr>
-        <w:pStyle w:val="Rubrik"/>
+    <w:p>
+      <w:pPr>
+        <w:pStyle w:val="Rubrik1"/>
         <w:jc w:val="left"/>
-        <w:rPr>
-          <w:rFonts w:ascii="Arial Nova" w:hAnsi="Arial Nova" w:eastAsia="Arial Nova" w:cs="Arial Nova"/>
-          <w:sz w:val="24"/>
-          <w:szCs w:val="24"/>
-        </w:rPr>
-      </w:pPr>
-    </w:p>
-    <w:p>
-      <w:pPr>
-        <w:pStyle w:val="Rubrik1"/>
         <w:rPr>
           <w:rFonts w:ascii="Arial Nova" w:hAnsi="Arial Nova" w:eastAsia="Arial Nova" w:cs="Arial Nova"/>
           <w:b w:val="1"/>
@@ -1529,7 +2535,7 @@
       <w:bookmarkStart w:name="_Toc130200185" w:id="0"/>
       <w:bookmarkStart w:name="OLE_LINK1" w:id="1"/>
       <w:bookmarkStart w:name="_Toc1213036217" w:id="1724783789"/>
-      <w:bookmarkStart w:name="_Toc305748654" w:id="1114255053"/>
+      <w:bookmarkStart w:name="_Toc1213802193" w:id="852860715"/>
       <w:r>
         <w:rPr>
           <w:rFonts w:ascii="Arial Nova" w:hAnsi="Arial Nova" w:eastAsia="Arial Nova" w:cs="Arial Nova"/>
@@ -1539,7 +2545,7 @@
         <w:t>Test Plan</w:t>
       </w:r>
       <w:bookmarkEnd w:id="1724783789"/>
-      <w:bookmarkEnd w:id="1114255053"/>
+      <w:bookmarkEnd w:id="852860715"/>
     </w:p>
     <w:p>
       <w:pPr>
@@ -1551,7 +2557,7 @@
         </w:rPr>
       </w:pPr>
       <w:bookmarkStart w:name="_Toc1947007236" w:id="653233900"/>
-      <w:bookmarkStart w:name="_Toc1446820364" w:id="2057314902"/>
+      <w:bookmarkStart w:name="_Toc1696093230" w:id="1679010229"/>
       <w:r>
         <w:rPr>
           <w:rFonts w:ascii="Arial Nova" w:hAnsi="Arial Nova" w:eastAsia="Arial Nova" w:cs="Arial Nova"/>
@@ -1585,7 +2591,7 @@
         <w:t>General</w:t>
       </w:r>
       <w:bookmarkEnd w:id="653233900"/>
-      <w:bookmarkEnd w:id="2057314902"/>
+      <w:bookmarkEnd w:id="1679010229"/>
     </w:p>
     <w:p>
       <w:pPr>
@@ -1678,7 +2684,7 @@
         </w:rPr>
       </w:pPr>
       <w:bookmarkStart w:name="_Toc878806677" w:id="114598086"/>
-      <w:bookmarkStart w:name="_Toc431200943" w:id="705569210"/>
+      <w:bookmarkStart w:name="_Toc827477960" w:id="959392581"/>
       <w:r>
         <w:rPr>
           <w:rFonts w:ascii="Arial Nova" w:hAnsi="Arial Nova" w:eastAsia="Arial Nova" w:cs="Arial Nova"/>
@@ -1712,7 +2718,7 @@
         <w:t>Mobile</w:t>
       </w:r>
       <w:bookmarkEnd w:id="114598086"/>
-      <w:bookmarkEnd w:id="705569210"/>
+      <w:bookmarkEnd w:id="959392581"/>
     </w:p>
     <w:p>
       <w:pPr>
@@ -1726,7 +2732,7 @@
         </w:rPr>
       </w:pPr>
       <w:bookmarkStart w:name="_Toc1473805675" w:id="752673863"/>
-      <w:bookmarkStart w:name="_Toc1446132875" w:id="1614714209"/>
+      <w:bookmarkStart w:name="_Toc1922944744" w:id="1925415756"/>
       <w:r>
         <w:rPr>
           <w:rFonts w:ascii="Arial Nova" w:hAnsi="Arial Nova" w:eastAsia="Arial Nova" w:cs="Arial Nova"/>
@@ -1760,7 +2766,7 @@
         <w:t>Scope</w:t>
       </w:r>
       <w:bookmarkEnd w:id="752673863"/>
-      <w:bookmarkEnd w:id="1614714209"/>
+      <w:bookmarkEnd w:id="1925415756"/>
     </w:p>
     <w:p>
       <w:pPr>
@@ -1865,7 +2871,7 @@
         </w:rPr>
       </w:pPr>
       <w:bookmarkStart w:name="_Toc1058872678" w:id="1728380962"/>
-      <w:bookmarkStart w:name="_Toc1147015749" w:id="823428210"/>
+      <w:bookmarkStart w:name="_Toc97251143" w:id="1611944942"/>
       <w:r>
         <w:rPr>
           <w:rFonts w:ascii="Arial Nova" w:hAnsi="Arial Nova" w:eastAsia="Arial Nova" w:cs="Arial Nova"/>
@@ -1887,7 +2893,7 @@
         <w:t>Testing Approach &amp; Tools</w:t>
       </w:r>
       <w:bookmarkEnd w:id="1728380962"/>
-      <w:bookmarkEnd w:id="823428210"/>
+      <w:bookmarkEnd w:id="1611944942"/>
     </w:p>
     <w:p>
       <w:pPr>
@@ -2534,7 +3540,7 @@
         </w:rPr>
       </w:pPr>
       <w:bookmarkStart w:name="_Toc1542142902" w:id="472065291"/>
-      <w:bookmarkStart w:name="_Toc295096855" w:id="456698549"/>
+      <w:bookmarkStart w:name="_Toc880193930" w:id="1555223255"/>
       <w:r>
         <w:rPr>
           <w:rFonts w:ascii="Arial Nova" w:hAnsi="Arial Nova" w:eastAsia="Arial Nova" w:cs="Arial Nova"/>
@@ -2546,7 +3552,7 @@
         <w:t>1.2.3 Verification &amp; Validation (V&amp;V)</w:t>
       </w:r>
       <w:bookmarkEnd w:id="472065291"/>
-      <w:bookmarkEnd w:id="456698549"/>
+      <w:bookmarkEnd w:id="1555223255"/>
     </w:p>
     <w:p>
       <w:pPr>
@@ -2606,7 +3612,7 @@
         </w:rPr>
       </w:pPr>
       <w:bookmarkStart w:name="_Toc486713058" w:id="1936363124"/>
-      <w:bookmarkStart w:name="_Toc890092232" w:id="1358909568"/>
+      <w:bookmarkStart w:name="_Toc1838512061" w:id="2094481952"/>
       <w:r>
         <w:rPr>
           <w:rFonts w:ascii="Arial Nova" w:hAnsi="Arial Nova" w:eastAsia="Arial Nova" w:cs="Arial Nova"/>
@@ -2618,7 +3624,7 @@
         <w:t>1.2.4 Test Examples</w:t>
       </w:r>
       <w:bookmarkEnd w:id="1936363124"/>
-      <w:bookmarkEnd w:id="1358909568"/>
+      <w:bookmarkEnd w:id="2094481952"/>
     </w:p>
     <w:p>
       <w:pPr>
@@ -3256,13 +4262,16 @@
     <w:p>
       <w:pPr>
         <w:pStyle w:val="Rubrik2"/>
+        <w:bidi w:val="0"/>
         <w:rPr>
           <w:rFonts w:ascii="Arial Nova" w:hAnsi="Arial Nova" w:eastAsia="Arial Nova" w:cs="Arial Nova"/>
           <w:b w:val="1"/>
           <w:bCs w:val="1"/>
-        </w:rPr>
-      </w:pPr>
-      <w:bookmarkStart w:name="_Toc938179047" w:id="610612239"/>
+          <w:noProof w:val="0"/>
+          <w:lang w:val="en-US"/>
+        </w:rPr>
+      </w:pPr>
+      <w:bookmarkStart w:name="_Toc837146664" w:id="84038276"/>
       <w:r>
         <w:rPr>
           <w:rFonts w:ascii="Arial Nova" w:hAnsi="Arial Nova" w:eastAsia="Arial Nova" w:cs="Arial Nova"/>
@@ -3279,7 +4288,7 @@
         </w:rPr>
         <w:t>Web</w:t>
       </w:r>
-      <w:bookmarkEnd w:id="610612239"/>
+      <w:bookmarkEnd w:id="84038276"/>
     </w:p>
     <w:p>
       <w:pPr>
@@ -3293,6 +4302,109 @@
           <w:lang w:val="en-US"/>
         </w:rPr>
       </w:pPr>
+      <w:bookmarkStart w:name="_Toc1737057262" w:id="563858841"/>
+      <w:r>
+        <w:rPr>
+          <w:rFonts w:ascii="Arial Nova" w:hAnsi="Arial Nova" w:eastAsia="Arial Nova" w:cs="Arial Nova"/>
+          <w:b w:val="1"/>
+          <w:bCs w:val="1"/>
+          <w:noProof w:val="0"/>
+          <w:lang w:val="en-US"/>
+        </w:rPr>
+        <w:t>1.3.1 Scope</w:t>
+      </w:r>
+      <w:bookmarkEnd w:id="563858841"/>
+    </w:p>
+    <w:p>
+      <w:pPr>
+        <w:pStyle w:val="Normal"/>
+        <w:bidi w:val="0"/>
+        <w:rPr>
+          <w:noProof w:val="0"/>
+          <w:lang w:val="en-US"/>
+        </w:rPr>
+      </w:pPr>
+    </w:p>
+    <w:p>
+      <w:pPr>
+        <w:bidi w:val="0"/>
+        <w:rPr>
+          <w:rFonts w:ascii="Arial Nova" w:hAnsi="Arial Nova" w:eastAsia="Arial Nova" w:cs="Arial Nova"/>
+          <w:b w:val="0"/>
+          <w:bCs w:val="0"/>
+          <w:noProof w:val="0"/>
+          <w:sz w:val="24"/>
+          <w:szCs w:val="24"/>
+          <w:lang w:val="en-US"/>
+        </w:rPr>
+      </w:pPr>
+      <w:r>
+        <w:rPr>
+          <w:rFonts w:ascii="Arial Nova" w:hAnsi="Arial Nova" w:eastAsia="Arial Nova" w:cs="Arial Nova"/>
+          <w:b w:val="0"/>
+          <w:bCs w:val="0"/>
+          <w:noProof w:val="0"/>
+          <w:sz w:val="24"/>
+          <w:szCs w:val="24"/>
+          <w:lang w:val="en-US"/>
+        </w:rPr>
+        <w:t>Our web testing focuses on verifying that the Next.js web interface can load the Firebase configuration correctly and support authentication-related user interactions in the browser environment. The tests mainly cover login, signup, Firebase authentication, and Firestore user document creation developed within the SG2 Units subgroup.</w:t>
+      </w:r>
+    </w:p>
+    <w:p>
+      <w:pPr>
+        <w:pStyle w:val="Normal"/>
+        <w:bidi w:val="0"/>
+        <w:rPr>
+          <w:rFonts w:ascii="Arial Nova" w:hAnsi="Arial Nova" w:eastAsia="Arial Nova" w:cs="Arial Nova"/>
+          <w:b w:val="0"/>
+          <w:bCs w:val="0"/>
+          <w:noProof w:val="0"/>
+          <w:sz w:val="24"/>
+          <w:szCs w:val="24"/>
+          <w:lang w:val="en-US"/>
+        </w:rPr>
+      </w:pPr>
+    </w:p>
+    <w:p>
+      <w:pPr>
+        <w:pStyle w:val="Normal"/>
+        <w:bidi w:val="0"/>
+        <w:rPr>
+          <w:rFonts w:ascii="Arial Nova" w:hAnsi="Arial Nova" w:eastAsia="Arial Nova" w:cs="Arial Nova"/>
+          <w:b w:val="0"/>
+          <w:bCs w:val="0"/>
+          <w:noProof w:val="0"/>
+          <w:sz w:val="24"/>
+          <w:szCs w:val="24"/>
+          <w:lang w:val="en-US"/>
+        </w:rPr>
+      </w:pPr>
+      <w:r>
+        <w:rPr>
+          <w:rFonts w:ascii="Arial Nova" w:hAnsi="Arial Nova" w:eastAsia="Arial Nova" w:cs="Arial Nova"/>
+          <w:b w:val="0"/>
+          <w:bCs w:val="0"/>
+          <w:noProof w:val="0"/>
+          <w:sz w:val="24"/>
+          <w:szCs w:val="24"/>
+          <w:lang w:val="en-US"/>
+        </w:rPr>
+        <w:t>The web interface is also tested to ensure that users are redirected to the smart house hub after successful authentication.</w:t>
+      </w:r>
+    </w:p>
+    <w:p>
+      <w:pPr>
+        <w:pStyle w:val="Normal"/>
+        <w:bidi w:val="0"/>
+        <w:rPr>
+          <w:rFonts w:ascii="Arial Nova" w:hAnsi="Arial Nova" w:eastAsia="Arial Nova" w:cs="Arial Nova"/>
+          <w:noProof w:val="0"/>
+          <w:sz w:val="24"/>
+          <w:szCs w:val="24"/>
+          <w:lang w:val="en-US"/>
+        </w:rPr>
+      </w:pPr>
     </w:p>
     <w:p>
       <w:pPr>
@@ -3306,7 +4418,7 @@
           <w:lang w:val="en-US"/>
         </w:rPr>
       </w:pPr>
-      <w:bookmarkStart w:name="_Toc15717097" w:id="1495807755"/>
+      <w:bookmarkStart w:name="_Toc44008529" w:id="366437737"/>
       <w:r>
         <w:rPr>
           <w:rFonts w:ascii="Arial Nova" w:hAnsi="Arial Nova" w:eastAsia="Arial Nova" w:cs="Arial Nova"/>
@@ -3315,161 +4427,9 @@
           <w:noProof w:val="0"/>
           <w:lang w:val="en-US"/>
         </w:rPr>
-        <w:t>1.3.1 Scope</w:t>
-      </w:r>
-      <w:bookmarkEnd w:id="1495807755"/>
-    </w:p>
-    <w:p>
-      <w:pPr>
-        <w:pStyle w:val="Normal"/>
-        <w:bidi w:val="0"/>
-        <w:rPr>
-          <w:noProof w:val="0"/>
-          <w:lang w:val="en-US"/>
-        </w:rPr>
-      </w:pPr>
-    </w:p>
-    <w:p>
-      <w:pPr>
-        <w:pStyle w:val="Normal"/>
-        <w:bidi w:val="0"/>
-        <w:rPr>
-          <w:rFonts w:ascii="Arial Nova" w:hAnsi="Arial Nova" w:eastAsia="Arial Nova" w:cs="Arial Nova"/>
-          <w:noProof w:val="0"/>
-          <w:sz w:val="24"/>
-          <w:szCs w:val="24"/>
-          <w:lang w:val="en-US"/>
-        </w:rPr>
-      </w:pPr>
-    </w:p>
-    <w:p>
-      <w:pPr>
-        <w:bidi w:val="0"/>
-        <w:rPr>
-          <w:rFonts w:ascii="Arial Nova" w:hAnsi="Arial Nova" w:eastAsia="Arial Nova" w:cs="Arial Nova"/>
-          <w:b w:val="1"/>
-          <w:bCs w:val="1"/>
-          <w:noProof w:val="0"/>
-          <w:sz w:val="24"/>
-          <w:szCs w:val="24"/>
-          <w:lang w:val="en-US"/>
-        </w:rPr>
-      </w:pPr>
-      <w:r>
-        <w:rPr>
-          <w:rFonts w:ascii="Arial Nova" w:hAnsi="Arial Nova" w:eastAsia="Arial Nova" w:cs="Arial Nova"/>
-          <w:b w:val="1"/>
-          <w:bCs w:val="1"/>
-          <w:noProof w:val="0"/>
-          <w:sz w:val="24"/>
-          <w:szCs w:val="24"/>
-          <w:lang w:val="en-US"/>
-        </w:rPr>
-        <w:t>Our web testing focuses on verifying that the Next.js web interface can load the Firebase configuration correctly and support authentication-related user interactions in the browser environment. The tests mainly cover login, signup, Firebase authentication, and Firestore user document creation developed within the SG2 Units subgroup.</w:t>
-      </w:r>
-    </w:p>
-    <w:p>
-      <w:pPr>
-        <w:pStyle w:val="Normal"/>
-        <w:bidi w:val="0"/>
-        <w:rPr>
-          <w:rFonts w:ascii="Arial Nova" w:hAnsi="Arial Nova" w:eastAsia="Arial Nova" w:cs="Arial Nova"/>
-          <w:b w:val="1"/>
-          <w:bCs w:val="1"/>
-          <w:noProof w:val="0"/>
-          <w:sz w:val="24"/>
-          <w:szCs w:val="24"/>
-          <w:lang w:val="en-US"/>
-        </w:rPr>
-      </w:pPr>
-    </w:p>
-    <w:p>
-      <w:pPr>
-        <w:pStyle w:val="Normal"/>
-        <w:bidi w:val="0"/>
-        <w:rPr>
-          <w:rFonts w:ascii="Arial Nova" w:hAnsi="Arial Nova" w:eastAsia="Arial Nova" w:cs="Arial Nova"/>
-          <w:b w:val="1"/>
-          <w:bCs w:val="1"/>
-          <w:noProof w:val="0"/>
-          <w:sz w:val="24"/>
-          <w:szCs w:val="24"/>
-          <w:lang w:val="en-US"/>
-        </w:rPr>
-      </w:pPr>
-      <w:r>
-        <w:rPr>
-          <w:rFonts w:ascii="Arial Nova" w:hAnsi="Arial Nova" w:eastAsia="Arial Nova" w:cs="Arial Nova"/>
-          <w:b w:val="1"/>
-          <w:bCs w:val="1"/>
-          <w:noProof w:val="0"/>
-          <w:sz w:val="24"/>
-          <w:szCs w:val="24"/>
-          <w:lang w:val="en-US"/>
-        </w:rPr>
-        <w:t>The web interface is also tested to ensure that users are redirected to the smart house hub after successful authentication.</w:t>
-      </w:r>
-    </w:p>
-    <w:p>
-      <w:pPr>
-        <w:pStyle w:val="Normal"/>
-        <w:bidi w:val="0"/>
-        <w:rPr>
-          <w:rFonts w:ascii="Arial Nova" w:hAnsi="Arial Nova" w:eastAsia="Arial Nova" w:cs="Arial Nova"/>
-          <w:noProof w:val="0"/>
-          <w:sz w:val="24"/>
-          <w:szCs w:val="24"/>
-          <w:lang w:val="en-US"/>
-        </w:rPr>
-      </w:pPr>
-    </w:p>
-    <w:p>
-      <w:pPr>
-        <w:pStyle w:val="Normal"/>
-        <w:bidi w:val="0"/>
-        <w:rPr>
-          <w:rFonts w:ascii="Arial Nova" w:hAnsi="Arial Nova" w:eastAsia="Arial Nova" w:cs="Arial Nova"/>
-          <w:noProof w:val="0"/>
-          <w:sz w:val="24"/>
-          <w:szCs w:val="24"/>
-          <w:lang w:val="en-US"/>
-        </w:rPr>
-      </w:pPr>
-    </w:p>
-    <w:p>
-      <w:pPr>
-        <w:pStyle w:val="Rubrik3"/>
-        <w:bidi w:val="0"/>
-        <w:rPr>
-          <w:rFonts w:ascii="Arial Nova" w:hAnsi="Arial Nova" w:eastAsia="Arial Nova" w:cs="Arial Nova"/>
-          <w:b w:val="1"/>
-          <w:bCs w:val="1"/>
-          <w:noProof w:val="0"/>
-          <w:lang w:val="en-US"/>
-        </w:rPr>
-      </w:pPr>
-      <w:bookmarkStart w:name="_Toc604995234" w:id="1424367018"/>
-      <w:r>
-        <w:rPr>
-          <w:rFonts w:ascii="Arial Nova" w:hAnsi="Arial Nova" w:eastAsia="Arial Nova" w:cs="Arial Nova"/>
-          <w:b w:val="1"/>
-          <w:bCs w:val="1"/>
-          <w:noProof w:val="0"/>
-          <w:lang w:val="en-US"/>
-        </w:rPr>
         <w:t>1.3.2 Testing Approach &amp; Tools</w:t>
       </w:r>
-      <w:bookmarkEnd w:id="1424367018"/>
-    </w:p>
-    <w:p>
-      <w:pPr>
-        <w:pStyle w:val="Normal"/>
-        <w:bidi w:val="0"/>
-        <w:rPr>
-          <w:noProof w:val="0"/>
-          <w:lang w:val="en-US"/>
-        </w:rPr>
-      </w:pPr>
+      <w:bookmarkEnd w:id="366437737"/>
     </w:p>
     <w:p>
       <w:pPr>
@@ -3477,19 +4437,19 @@
         <w:spacing w:before="240" w:beforeAutospacing="off" w:after="240" w:afterAutospacing="off"/>
         <w:rPr>
           <w:rFonts w:ascii="Arial Nova" w:hAnsi="Arial Nova" w:eastAsia="Arial Nova" w:cs="Arial Nova"/>
-          <w:b w:val="1"/>
-          <w:bCs w:val="1"/>
-          <w:noProof w:val="0"/>
-          <w:sz w:val="24"/>
-          <w:szCs w:val="24"/>
-          <w:lang w:val="en-US"/>
-        </w:rPr>
-      </w:pPr>
-      <w:r>
-        <w:rPr>
-          <w:rFonts w:ascii="Arial Nova" w:hAnsi="Arial Nova" w:eastAsia="Arial Nova" w:cs="Arial Nova"/>
-          <w:b w:val="1"/>
-          <w:bCs w:val="1"/>
+          <w:b w:val="0"/>
+          <w:bCs w:val="0"/>
+          <w:noProof w:val="0"/>
+          <w:sz w:val="24"/>
+          <w:szCs w:val="24"/>
+          <w:lang w:val="en-US"/>
+        </w:rPr>
+      </w:pPr>
+      <w:r>
+        <w:rPr>
+          <w:rFonts w:ascii="Arial Nova" w:hAnsi="Arial Nova" w:eastAsia="Arial Nova" w:cs="Arial Nova"/>
+          <w:b w:val="0"/>
+          <w:bCs w:val="0"/>
           <w:noProof w:val="0"/>
           <w:sz w:val="24"/>
           <w:szCs w:val="24"/>
@@ -3504,19 +4464,19 @@
         <w:spacing w:before="240" w:beforeAutospacing="off" w:after="240" w:afterAutospacing="off"/>
         <w:rPr>
           <w:rFonts w:ascii="Arial Nova" w:hAnsi="Arial Nova" w:eastAsia="Arial Nova" w:cs="Arial Nova"/>
-          <w:b w:val="1"/>
-          <w:bCs w:val="1"/>
-          <w:noProof w:val="0"/>
-          <w:sz w:val="24"/>
-          <w:szCs w:val="24"/>
-          <w:lang w:val="en-US"/>
-        </w:rPr>
-      </w:pPr>
-      <w:r>
-        <w:rPr>
-          <w:rFonts w:ascii="Arial Nova" w:hAnsi="Arial Nova" w:eastAsia="Arial Nova" w:cs="Arial Nova"/>
-          <w:b w:val="1"/>
-          <w:bCs w:val="1"/>
+          <w:b w:val="0"/>
+          <w:bCs w:val="0"/>
+          <w:noProof w:val="0"/>
+          <w:sz w:val="24"/>
+          <w:szCs w:val="24"/>
+          <w:lang w:val="en-US"/>
+        </w:rPr>
+      </w:pPr>
+      <w:r>
+        <w:rPr>
+          <w:rFonts w:ascii="Arial Nova" w:hAnsi="Arial Nova" w:eastAsia="Arial Nova" w:cs="Arial Nova"/>
+          <w:b w:val="0"/>
+          <w:bCs w:val="0"/>
           <w:noProof w:val="0"/>
           <w:sz w:val="24"/>
           <w:szCs w:val="24"/>
@@ -3531,19 +4491,19 @@
         <w:spacing w:before="240" w:beforeAutospacing="off" w:after="240" w:afterAutospacing="off"/>
         <w:rPr>
           <w:rFonts w:ascii="Arial Nova" w:hAnsi="Arial Nova" w:eastAsia="Arial Nova" w:cs="Arial Nova"/>
-          <w:b w:val="1"/>
-          <w:bCs w:val="1"/>
-          <w:noProof w:val="0"/>
-          <w:sz w:val="24"/>
-          <w:szCs w:val="24"/>
-          <w:lang w:val="en-US"/>
-        </w:rPr>
-      </w:pPr>
-      <w:r>
-        <w:rPr>
-          <w:rFonts w:ascii="Arial Nova" w:hAnsi="Arial Nova" w:eastAsia="Arial Nova" w:cs="Arial Nova"/>
-          <w:b w:val="1"/>
-          <w:bCs w:val="1"/>
+          <w:b w:val="0"/>
+          <w:bCs w:val="0"/>
+          <w:noProof w:val="0"/>
+          <w:sz w:val="24"/>
+          <w:szCs w:val="24"/>
+          <w:lang w:val="en-US"/>
+        </w:rPr>
+      </w:pPr>
+      <w:r>
+        <w:rPr>
+          <w:rFonts w:ascii="Arial Nova" w:hAnsi="Arial Nova" w:eastAsia="Arial Nova" w:cs="Arial Nova"/>
+          <w:b w:val="0"/>
+          <w:bCs w:val="0"/>
           <w:noProof w:val="0"/>
           <w:sz w:val="24"/>
           <w:szCs w:val="24"/>
@@ -3558,19 +4518,19 @@
         <w:spacing w:before="240" w:beforeAutospacing="off" w:after="240" w:afterAutospacing="off"/>
         <w:rPr>
           <w:rFonts w:ascii="Arial Nova" w:hAnsi="Arial Nova" w:eastAsia="Arial Nova" w:cs="Arial Nova"/>
-          <w:b w:val="1"/>
-          <w:bCs w:val="1"/>
-          <w:noProof w:val="0"/>
-          <w:sz w:val="24"/>
-          <w:szCs w:val="24"/>
-          <w:lang w:val="en-US"/>
-        </w:rPr>
-      </w:pPr>
-      <w:r>
-        <w:rPr>
-          <w:rFonts w:ascii="Arial Nova" w:hAnsi="Arial Nova" w:eastAsia="Arial Nova" w:cs="Arial Nova"/>
-          <w:b w:val="1"/>
-          <w:bCs w:val="1"/>
+          <w:b w:val="0"/>
+          <w:bCs w:val="0"/>
+          <w:noProof w:val="0"/>
+          <w:sz w:val="24"/>
+          <w:szCs w:val="24"/>
+          <w:lang w:val="en-US"/>
+        </w:rPr>
+      </w:pPr>
+      <w:r>
+        <w:rPr>
+          <w:rFonts w:ascii="Arial Nova" w:hAnsi="Arial Nova" w:eastAsia="Arial Nova" w:cs="Arial Nova"/>
+          <w:b w:val="0"/>
+          <w:bCs w:val="0"/>
           <w:noProof w:val="0"/>
           <w:sz w:val="24"/>
           <w:szCs w:val="24"/>
@@ -3587,19 +4547,19 @@
         <w:ind w:left="720"/>
         <w:rPr>
           <w:rFonts w:ascii="Arial Nova" w:hAnsi="Arial Nova" w:eastAsia="Arial Nova" w:cs="Arial Nova"/>
-          <w:b w:val="1"/>
-          <w:bCs w:val="1"/>
-          <w:noProof w:val="0"/>
-          <w:sz w:val="24"/>
-          <w:szCs w:val="24"/>
-          <w:lang w:val="en-US"/>
-        </w:rPr>
-      </w:pPr>
-      <w:r>
-        <w:rPr>
-          <w:rFonts w:ascii="Arial Nova" w:hAnsi="Arial Nova" w:eastAsia="Arial Nova" w:cs="Arial Nova"/>
-          <w:b w:val="1"/>
-          <w:bCs w:val="1"/>
+          <w:b w:val="0"/>
+          <w:bCs w:val="0"/>
+          <w:noProof w:val="0"/>
+          <w:sz w:val="24"/>
+          <w:szCs w:val="24"/>
+          <w:lang w:val="en-US"/>
+        </w:rPr>
+      </w:pPr>
+      <w:r>
+        <w:rPr>
+          <w:rFonts w:ascii="Arial Nova" w:hAnsi="Arial Nova" w:eastAsia="Arial Nova" w:cs="Arial Nova"/>
+          <w:b w:val="0"/>
+          <w:bCs w:val="0"/>
           <w:noProof w:val="0"/>
           <w:sz w:val="24"/>
           <w:szCs w:val="24"/>
@@ -3616,19 +4576,19 @@
         <w:ind w:left="720"/>
         <w:rPr>
           <w:rFonts w:ascii="Arial Nova" w:hAnsi="Arial Nova" w:eastAsia="Arial Nova" w:cs="Arial Nova"/>
-          <w:b w:val="1"/>
-          <w:bCs w:val="1"/>
-          <w:noProof w:val="0"/>
-          <w:sz w:val="24"/>
-          <w:szCs w:val="24"/>
-          <w:lang w:val="en-US"/>
-        </w:rPr>
-      </w:pPr>
-      <w:r>
-        <w:rPr>
-          <w:rFonts w:ascii="Arial Nova" w:hAnsi="Arial Nova" w:eastAsia="Arial Nova" w:cs="Arial Nova"/>
-          <w:b w:val="1"/>
-          <w:bCs w:val="1"/>
+          <w:b w:val="0"/>
+          <w:bCs w:val="0"/>
+          <w:noProof w:val="0"/>
+          <w:sz w:val="24"/>
+          <w:szCs w:val="24"/>
+          <w:lang w:val="en-US"/>
+        </w:rPr>
+      </w:pPr>
+      <w:r>
+        <w:rPr>
+          <w:rFonts w:ascii="Arial Nova" w:hAnsi="Arial Nova" w:eastAsia="Arial Nova" w:cs="Arial Nova"/>
+          <w:b w:val="0"/>
+          <w:bCs w:val="0"/>
           <w:noProof w:val="0"/>
           <w:sz w:val="24"/>
           <w:szCs w:val="24"/>
@@ -3645,19 +4605,19 @@
         <w:ind w:left="720"/>
         <w:rPr>
           <w:rFonts w:ascii="Arial Nova" w:hAnsi="Arial Nova" w:eastAsia="Arial Nova" w:cs="Arial Nova"/>
-          <w:b w:val="1"/>
-          <w:bCs w:val="1"/>
-          <w:noProof w:val="0"/>
-          <w:sz w:val="24"/>
-          <w:szCs w:val="24"/>
-          <w:lang w:val="en-US"/>
-        </w:rPr>
-      </w:pPr>
-      <w:r>
-        <w:rPr>
-          <w:rFonts w:ascii="Arial Nova" w:hAnsi="Arial Nova" w:eastAsia="Arial Nova" w:cs="Arial Nova"/>
-          <w:b w:val="1"/>
-          <w:bCs w:val="1"/>
+          <w:b w:val="0"/>
+          <w:bCs w:val="0"/>
+          <w:noProof w:val="0"/>
+          <w:sz w:val="24"/>
+          <w:szCs w:val="24"/>
+          <w:lang w:val="en-US"/>
+        </w:rPr>
+      </w:pPr>
+      <w:r>
+        <w:rPr>
+          <w:rFonts w:ascii="Arial Nova" w:hAnsi="Arial Nova" w:eastAsia="Arial Nova" w:cs="Arial Nova"/>
+          <w:b w:val="0"/>
+          <w:bCs w:val="0"/>
           <w:noProof w:val="0"/>
           <w:sz w:val="24"/>
           <w:szCs w:val="24"/>
@@ -3674,19 +4634,19 @@
         <w:ind w:left="720"/>
         <w:rPr>
           <w:rFonts w:ascii="Arial Nova" w:hAnsi="Arial Nova" w:eastAsia="Arial Nova" w:cs="Arial Nova"/>
-          <w:b w:val="1"/>
-          <w:bCs w:val="1"/>
-          <w:noProof w:val="0"/>
-          <w:sz w:val="24"/>
-          <w:szCs w:val="24"/>
-          <w:lang w:val="en-US"/>
-        </w:rPr>
-      </w:pPr>
-      <w:r>
-        <w:rPr>
-          <w:rFonts w:ascii="Arial Nova" w:hAnsi="Arial Nova" w:eastAsia="Arial Nova" w:cs="Arial Nova"/>
-          <w:b w:val="1"/>
-          <w:bCs w:val="1"/>
+          <w:b w:val="0"/>
+          <w:bCs w:val="0"/>
+          <w:noProof w:val="0"/>
+          <w:sz w:val="24"/>
+          <w:szCs w:val="24"/>
+          <w:lang w:val="en-US"/>
+        </w:rPr>
+      </w:pPr>
+      <w:r>
+        <w:rPr>
+          <w:rFonts w:ascii="Arial Nova" w:hAnsi="Arial Nova" w:eastAsia="Arial Nova" w:cs="Arial Nova"/>
+          <w:b w:val="0"/>
+          <w:bCs w:val="0"/>
           <w:noProof w:val="0"/>
           <w:sz w:val="24"/>
           <w:szCs w:val="24"/>
@@ -3703,19 +4663,19 @@
         <w:ind w:left="720"/>
         <w:rPr>
           <w:rFonts w:ascii="Arial Nova" w:hAnsi="Arial Nova" w:eastAsia="Arial Nova" w:cs="Arial Nova"/>
-          <w:b w:val="1"/>
-          <w:bCs w:val="1"/>
-          <w:noProof w:val="0"/>
-          <w:sz w:val="24"/>
-          <w:szCs w:val="24"/>
-          <w:lang w:val="en-US"/>
-        </w:rPr>
-      </w:pPr>
-      <w:r>
-        <w:rPr>
-          <w:rFonts w:ascii="Arial Nova" w:hAnsi="Arial Nova" w:eastAsia="Arial Nova" w:cs="Arial Nova"/>
-          <w:b w:val="1"/>
-          <w:bCs w:val="1"/>
+          <w:b w:val="0"/>
+          <w:bCs w:val="0"/>
+          <w:noProof w:val="0"/>
+          <w:sz w:val="24"/>
+          <w:szCs w:val="24"/>
+          <w:lang w:val="en-US"/>
+        </w:rPr>
+      </w:pPr>
+      <w:r>
+        <w:rPr>
+          <w:rFonts w:ascii="Arial Nova" w:hAnsi="Arial Nova" w:eastAsia="Arial Nova" w:cs="Arial Nova"/>
+          <w:b w:val="0"/>
+          <w:bCs w:val="0"/>
           <w:noProof w:val="0"/>
           <w:sz w:val="24"/>
           <w:szCs w:val="24"/>
@@ -3732,6 +4692,72 @@
         <w:ind w:left="720"/>
         <w:rPr>
           <w:rFonts w:ascii="Arial Nova" w:hAnsi="Arial Nova" w:eastAsia="Arial Nova" w:cs="Arial Nova"/>
+          <w:b w:val="0"/>
+          <w:bCs w:val="0"/>
+          <w:noProof w:val="0"/>
+          <w:sz w:val="24"/>
+          <w:szCs w:val="24"/>
+          <w:lang w:val="en-US"/>
+        </w:rPr>
+      </w:pPr>
+      <w:r>
+        <w:rPr>
+          <w:rFonts w:ascii="Arial Nova" w:hAnsi="Arial Nova" w:eastAsia="Arial Nova" w:cs="Arial Nova"/>
+          <w:b w:val="0"/>
+          <w:bCs w:val="0"/>
+          <w:noProof w:val="0"/>
+          <w:sz w:val="24"/>
+          <w:szCs w:val="24"/>
+          <w:lang w:val="en-US"/>
+        </w:rPr>
+        <w:t xml:space="preserve">Friendly error handling for Firebase authentication errors </w:t>
+      </w:r>
+    </w:p>
+    <w:p>
+      <w:pPr>
+        <w:bidi w:val="0"/>
+        <w:spacing w:before="240" w:beforeAutospacing="off" w:after="240" w:afterAutospacing="off"/>
+        <w:rPr>
+          <w:rFonts w:ascii="Arial Nova" w:hAnsi="Arial Nova" w:eastAsia="Arial Nova" w:cs="Arial Nova"/>
+          <w:b w:val="0"/>
+          <w:bCs w:val="0"/>
+          <w:noProof w:val="0"/>
+          <w:sz w:val="24"/>
+          <w:szCs w:val="24"/>
+          <w:lang w:val="en-US"/>
+        </w:rPr>
+      </w:pPr>
+      <w:r>
+        <w:rPr>
+          <w:rFonts w:ascii="Arial Nova" w:hAnsi="Arial Nova" w:eastAsia="Arial Nova" w:cs="Arial Nova"/>
+          <w:b w:val="0"/>
+          <w:bCs w:val="0"/>
+          <w:noProof w:val="0"/>
+          <w:sz w:val="24"/>
+          <w:szCs w:val="24"/>
+          <w:lang w:val="en-US"/>
+        </w:rPr>
+        <w:t>Coverage reports are also generated to evaluate tested statements, branches,</w:t>
+      </w:r>
+      <w:r>
+        <w:rPr>
+          <w:rFonts w:ascii="Arial Nova" w:hAnsi="Arial Nova" w:eastAsia="Arial Nova" w:cs="Arial Nova"/>
+          <w:b w:val="0"/>
+          <w:bCs w:val="0"/>
+          <w:noProof w:val="0"/>
+          <w:sz w:val="24"/>
+          <w:szCs w:val="24"/>
+          <w:lang w:val="en-US"/>
+        </w:rPr>
+        <w:t xml:space="preserve"> functions, and lines within the web application.</w:t>
+      </w:r>
+    </w:p>
+    <w:p>
+      <w:pPr>
+        <w:bidi w:val="0"/>
+        <w:spacing w:before="240" w:beforeAutospacing="off" w:after="240" w:afterAutospacing="off"/>
+        <w:rPr>
+          <w:rFonts w:ascii="Arial Nova" w:hAnsi="Arial Nova" w:eastAsia="Arial Nova" w:cs="Arial Nova"/>
           <w:b w:val="1"/>
           <w:bCs w:val="1"/>
           <w:noProof w:val="0"/>
@@ -3740,36 +4766,202 @@
           <w:lang w:val="en-US"/>
         </w:rPr>
       </w:pPr>
-      <w:r>
+    </w:p>
+    <w:p>
+      <w:pPr>
+        <w:pStyle w:val="Rubrik3"/>
+        <w:bidi w:val="0"/>
         <w:rPr>
           <w:rFonts w:ascii="Arial Nova" w:hAnsi="Arial Nova" w:eastAsia="Arial Nova" w:cs="Arial Nova"/>
           <w:b w:val="1"/>
           <w:bCs w:val="1"/>
           <w:noProof w:val="0"/>
-          <w:sz w:val="24"/>
-          <w:szCs w:val="24"/>
-          <w:lang w:val="en-US"/>
-        </w:rPr>
-        <w:t xml:space="preserve">Friendly error handling for Firebase authentication errors </w:t>
-      </w:r>
-    </w:p>
-    <w:p>
-      <w:pPr>
+          <w:lang w:val="en-US"/>
+        </w:rPr>
+      </w:pPr>
+      <w:bookmarkStart w:name="_Toc1267100893" w:id="182170980"/>
+      <w:r>
+        <w:rPr>
+          <w:rFonts w:ascii="Arial Nova" w:hAnsi="Arial Nova" w:eastAsia="Arial Nova" w:cs="Arial Nova"/>
+          <w:b w:val="1"/>
+          <w:bCs w:val="1"/>
+          <w:noProof w:val="0"/>
+          <w:lang w:val="en-US"/>
+        </w:rPr>
+        <w:t>1.3.3 Verification &amp; Validation</w:t>
+      </w:r>
+      <w:bookmarkEnd w:id="182170980"/>
+    </w:p>
+    <w:p>
+      <w:pPr>
+        <w:pStyle w:val="Normal"/>
         <w:bidi w:val="0"/>
         <w:spacing w:before="240" w:beforeAutospacing="off" w:after="240" w:afterAutospacing="off"/>
-      </w:pPr>
-      <w:r>
+        <w:rPr>
+          <w:rFonts w:ascii="Arial Nova" w:hAnsi="Arial Nova" w:eastAsia="Arial Nova" w:cs="Arial Nova"/>
+          <w:b w:val="0"/>
+          <w:bCs w:val="0"/>
+          <w:noProof w:val="0"/>
+          <w:sz w:val="24"/>
+          <w:szCs w:val="24"/>
+          <w:lang w:val="en-US"/>
+        </w:rPr>
+      </w:pPr>
+      <w:r>
+        <w:rPr>
+          <w:rFonts w:ascii="Arial Nova" w:hAnsi="Arial Nova" w:eastAsia="Arial Nova" w:cs="Arial Nova"/>
+          <w:b w:val="0"/>
+          <w:bCs w:val="0"/>
+          <w:noProof w:val="0"/>
+          <w:sz w:val="24"/>
+          <w:szCs w:val="24"/>
+          <w:lang w:val="en-US"/>
+        </w:rPr>
+        <w:t>For the verification part, we use Jest Unit and UI tests to verify that the authentication flow and Firebase configuration behave according to the requirements defined in our Requirement Documentation.</w:t>
+      </w:r>
+    </w:p>
+    <w:p>
+      <w:pPr>
+        <w:bidi w:val="0"/>
+        <w:spacing w:before="240" w:beforeAutospacing="off" w:after="240" w:afterAutospacing="off"/>
+        <w:rPr>
+          <w:rFonts w:ascii="Arial Nova" w:hAnsi="Arial Nova" w:eastAsia="Arial Nova" w:cs="Arial Nova"/>
+          <w:b w:val="0"/>
+          <w:bCs w:val="0"/>
+          <w:noProof w:val="0"/>
+          <w:sz w:val="24"/>
+          <w:szCs w:val="24"/>
+          <w:lang w:val="en-US"/>
+        </w:rPr>
+      </w:pPr>
+      <w:r>
+        <w:rPr>
+          <w:rFonts w:ascii="Arial Nova" w:hAnsi="Arial Nova" w:eastAsia="Arial Nova" w:cs="Arial Nova"/>
+          <w:b w:val="0"/>
+          <w:bCs w:val="0"/>
+          <w:noProof w:val="0"/>
+          <w:sz w:val="24"/>
+          <w:szCs w:val="24"/>
+          <w:lang w:val="en-US"/>
+        </w:rPr>
+        <w:t>For the validation part, we manually validate that users can successfully log in, create accounts, and navigate to the smart house hub through the web interface.</w:t>
+      </w:r>
+    </w:p>
+    <w:p>
+      <w:pPr>
+        <w:bidi w:val="0"/>
+        <w:spacing w:before="240" w:beforeAutospacing="off" w:after="240" w:afterAutospacing="off"/>
+        <w:rPr>
+          <w:rFonts w:ascii="Arial Nova" w:hAnsi="Arial Nova" w:eastAsia="Arial Nova" w:cs="Arial Nova"/>
+          <w:b w:val="0"/>
+          <w:bCs w:val="0"/>
+          <w:noProof w:val="0"/>
+          <w:sz w:val="24"/>
+          <w:szCs w:val="24"/>
+          <w:lang w:val="en-US"/>
+        </w:rPr>
+      </w:pPr>
+      <w:r>
+        <w:rPr>
+          <w:rFonts w:ascii="Arial Nova" w:hAnsi="Arial Nova" w:eastAsia="Arial Nova" w:cs="Arial Nova"/>
+          <w:b w:val="0"/>
+          <w:bCs w:val="0"/>
+          <w:noProof w:val="0"/>
+          <w:sz w:val="24"/>
+          <w:szCs w:val="24"/>
+          <w:lang w:val="en-US"/>
+        </w:rPr>
+        <w:t xml:space="preserve">Since the SG2 Units subgroup is </w:t>
+      </w:r>
+      <w:r>
+        <w:rPr>
+          <w:rFonts w:ascii="Arial Nova" w:hAnsi="Arial Nova" w:eastAsia="Arial Nova" w:cs="Arial Nova"/>
+          <w:b w:val="0"/>
+          <w:bCs w:val="0"/>
+          <w:noProof w:val="0"/>
+          <w:sz w:val="24"/>
+          <w:szCs w:val="24"/>
+          <w:lang w:val="en-US"/>
+        </w:rPr>
+        <w:t>mainly responsible</w:t>
+      </w:r>
+      <w:r>
+        <w:rPr>
+          <w:rFonts w:ascii="Arial Nova" w:hAnsi="Arial Nova" w:eastAsia="Arial Nova" w:cs="Arial Nova"/>
+          <w:b w:val="0"/>
+          <w:bCs w:val="0"/>
+          <w:noProof w:val="0"/>
+          <w:sz w:val="24"/>
+          <w:szCs w:val="24"/>
+          <w:lang w:val="en-US"/>
+        </w:rPr>
+        <w:t xml:space="preserve"> for the client-side web and mobile interface, the implemented web tests focus on frontend authentication and Firebase-related functionality. </w:t>
+      </w:r>
+    </w:p>
+    <w:p>
+      <w:pPr>
+        <w:bidi w:val="0"/>
+        <w:spacing w:before="240" w:beforeAutospacing="off" w:after="240" w:afterAutospacing="off"/>
+        <w:rPr>
+          <w:rFonts w:ascii="Arial Nova" w:hAnsi="Arial Nova" w:eastAsia="Arial Nova" w:cs="Arial Nova"/>
+          <w:b w:val="0"/>
+          <w:bCs w:val="0"/>
+          <w:noProof w:val="0"/>
+          <w:sz w:val="24"/>
+          <w:szCs w:val="24"/>
+          <w:lang w:val="en-US"/>
+        </w:rPr>
+      </w:pPr>
+      <w:r>
+        <w:rPr>
+          <w:rFonts w:ascii="Arial Nova" w:hAnsi="Arial Nova" w:eastAsia="Arial Nova" w:cs="Arial Nova"/>
+          <w:b w:val="0"/>
+          <w:bCs w:val="0"/>
+          <w:i w:val="1"/>
+          <w:iCs w:val="1"/>
+          <w:noProof w:val="0"/>
+          <w:sz w:val="24"/>
+          <w:szCs w:val="24"/>
+          <w:u w:val="none"/>
+          <w:lang w:val="en-US"/>
+        </w:rPr>
+        <w:t>More extensive system-level and integration testing is documented separately in the SG4 subgroup Test Plan documentation.</w:t>
+      </w:r>
+    </w:p>
+    <w:p>
+      <w:pPr>
+        <w:pStyle w:val="Normal"/>
+        <w:bidi w:val="0"/>
+        <w:rPr>
+          <w:noProof w:val="0"/>
+          <w:lang w:val="en-US"/>
+        </w:rPr>
+      </w:pPr>
+    </w:p>
+    <w:p>
+      <w:pPr>
+        <w:pStyle w:val="Rubrik3"/>
+        <w:bidi w:val="0"/>
         <w:rPr>
           <w:rFonts w:ascii="Arial Nova" w:hAnsi="Arial Nova" w:eastAsia="Arial Nova" w:cs="Arial Nova"/>
           <w:b w:val="1"/>
           <w:bCs w:val="1"/>
           <w:noProof w:val="0"/>
-          <w:sz w:val="24"/>
-          <w:szCs w:val="24"/>
-          <w:lang w:val="en-US"/>
-        </w:rPr>
-        <w:t>Coverage reports are also generated to evaluate tested statements, branches, functions, and lines within the web application.</w:t>
-      </w:r>
+          <w:lang w:val="en-US"/>
+        </w:rPr>
+      </w:pPr>
+      <w:bookmarkStart w:name="_Toc1311345277" w:id="212049280"/>
+      <w:r>
+        <w:rPr>
+          <w:rFonts w:ascii="Arial Nova" w:hAnsi="Arial Nova" w:eastAsia="Arial Nova" w:cs="Arial Nova"/>
+          <w:b w:val="1"/>
+          <w:bCs w:val="1"/>
+          <w:noProof w:val="0"/>
+          <w:lang w:val="en-US"/>
+        </w:rPr>
+        <w:t>1.3.4 Test Examples</w:t>
+      </w:r>
+      <w:bookmarkEnd w:id="212049280"/>
     </w:p>
     <w:p>
       <w:pPr>
@@ -3777,49 +4969,119 @@
         <w:spacing w:before="240" w:beforeAutospacing="off" w:after="240" w:afterAutospacing="off"/>
         <w:rPr>
           <w:rFonts w:ascii="Arial Nova" w:hAnsi="Arial Nova" w:eastAsia="Arial Nova" w:cs="Arial Nova"/>
-          <w:b w:val="1"/>
-          <w:bCs w:val="1"/>
-          <w:noProof w:val="0"/>
-          <w:sz w:val="24"/>
-          <w:szCs w:val="24"/>
-          <w:lang w:val="en-US"/>
-        </w:rPr>
-      </w:pPr>
-    </w:p>
-    <w:p>
-      <w:pPr>
-        <w:pStyle w:val="Rubrik3"/>
+          <w:b w:val="0"/>
+          <w:bCs w:val="0"/>
+          <w:i w:val="0"/>
+          <w:iCs w:val="0"/>
+          <w:noProof w:val="0"/>
+          <w:sz w:val="24"/>
+          <w:szCs w:val="24"/>
+          <w:lang w:val="en-US"/>
+        </w:rPr>
+      </w:pPr>
+      <w:r>
+        <w:rPr>
+          <w:rFonts w:ascii="Arial Nova" w:hAnsi="Arial Nova" w:eastAsia="Arial Nova" w:cs="Arial Nova"/>
+          <w:b w:val="0"/>
+          <w:bCs w:val="0"/>
+          <w:i w:val="0"/>
+          <w:iCs w:val="0"/>
+          <w:noProof w:val="0"/>
+          <w:sz w:val="24"/>
+          <w:szCs w:val="24"/>
+          <w:lang w:val="en-US"/>
+        </w:rPr>
+        <w:t>Firebase Configuration</w:t>
+      </w:r>
+    </w:p>
+    <w:p>
+      <w:pPr>
         <w:bidi w:val="0"/>
-        <w:rPr>
-          <w:rFonts w:ascii="Arial Nova" w:hAnsi="Arial Nova" w:eastAsia="Arial Nova" w:cs="Arial Nova"/>
-          <w:b w:val="1"/>
-          <w:bCs w:val="1"/>
-          <w:noProof w:val="0"/>
-          <w:lang w:val="en-US"/>
-        </w:rPr>
-      </w:pPr>
-      <w:bookmarkStart w:name="_Toc1602817557" w:id="911420626"/>
-      <w:r>
-        <w:rPr>
-          <w:rFonts w:ascii="Arial Nova" w:hAnsi="Arial Nova" w:eastAsia="Arial Nova" w:cs="Arial Nova"/>
-          <w:b w:val="1"/>
-          <w:bCs w:val="1"/>
-          <w:noProof w:val="0"/>
-          <w:lang w:val="en-US"/>
-        </w:rPr>
-        <w:t>1.3.3 Verification &amp; Validation</w:t>
-      </w:r>
-      <w:bookmarkEnd w:id="911420626"/>
+        <w:spacing w:before="240" w:beforeAutospacing="off" w:after="240" w:afterAutospacing="off"/>
+        <w:rPr>
+          <w:rFonts w:ascii="Arial Nova" w:hAnsi="Arial Nova" w:eastAsia="Arial Nova" w:cs="Arial Nova"/>
+          <w:b w:val="0"/>
+          <w:bCs w:val="0"/>
+          <w:i w:val="0"/>
+          <w:iCs w:val="0"/>
+          <w:noProof w:val="0"/>
+          <w:sz w:val="24"/>
+          <w:szCs w:val="24"/>
+          <w:lang w:val="en-US"/>
+        </w:rPr>
+      </w:pPr>
+      <w:r>
+        <w:rPr>
+          <w:rFonts w:ascii="Arial Nova" w:hAnsi="Arial Nova" w:eastAsia="Arial Nova" w:cs="Arial Nova"/>
+          <w:b w:val="0"/>
+          <w:bCs w:val="0"/>
+          <w:i w:val="0"/>
+          <w:iCs w:val="0"/>
+          <w:noProof w:val="0"/>
+          <w:sz w:val="24"/>
+          <w:szCs w:val="24"/>
+          <w:lang w:val="en-US"/>
+        </w:rPr>
+        <w:t>The Firebase configuration tests verify that the application correctly exports valid Firebase authentication, Firestore, and application instances.</w:t>
+      </w:r>
+    </w:p>
+    <w:p>
+      <w:pPr>
+        <w:bidi w:val="0"/>
+        <w:spacing w:before="240" w:beforeAutospacing="off" w:after="240" w:afterAutospacing="off"/>
+        <w:rPr>
+          <w:rFonts w:ascii="Arial Nova" w:hAnsi="Arial Nova" w:eastAsia="Arial Nova" w:cs="Arial Nova"/>
+          <w:b w:val="0"/>
+          <w:bCs w:val="0"/>
+          <w:i w:val="0"/>
+          <w:iCs w:val="0"/>
+          <w:noProof w:val="0"/>
+          <w:sz w:val="24"/>
+          <w:szCs w:val="24"/>
+          <w:lang w:val="en-US"/>
+        </w:rPr>
+      </w:pPr>
+      <w:r>
+        <w:rPr>
+          <w:rFonts w:ascii="Arial Nova" w:hAnsi="Arial Nova" w:eastAsia="Arial Nova" w:cs="Arial Nova"/>
+          <w:b w:val="0"/>
+          <w:bCs w:val="0"/>
+          <w:i w:val="0"/>
+          <w:iCs w:val="0"/>
+          <w:noProof w:val="0"/>
+          <w:sz w:val="24"/>
+          <w:szCs w:val="24"/>
+          <w:lang w:val="en-US"/>
+        </w:rPr>
+        <w:t>Firebase modules are mocked during testing to isolate the test environment from the production Firebase configuration.</w:t>
+      </w:r>
     </w:p>
     <w:p>
       <w:pPr>
         <w:pStyle w:val="Normal"/>
         <w:bidi w:val="0"/>
         <w:rPr>
-          <w:noProof w:val="0"/>
-          <w:lang w:val="en-US"/>
-        </w:rPr>
-      </w:pPr>
+          <w:rFonts w:ascii="Arial Nova" w:hAnsi="Arial Nova" w:eastAsia="Arial Nova" w:cs="Arial Nova"/>
+          <w:b w:val="0"/>
+          <w:bCs w:val="0"/>
+          <w:noProof w:val="0"/>
+          <w:sz w:val="24"/>
+          <w:szCs w:val="24"/>
+          <w:lang w:val="en-US"/>
+        </w:rPr>
+      </w:pPr>
+      <w:r>
+        <w:rPr>
+          <w:rFonts w:ascii="Arial Nova" w:hAnsi="Arial Nova" w:eastAsia="Arial Nova" w:cs="Arial Nova"/>
+          <w:b w:val="0"/>
+          <w:bCs w:val="0"/>
+          <w:noProof w:val="0"/>
+          <w:sz w:val="24"/>
+          <w:szCs w:val="24"/>
+          <w:lang w:val="en-US"/>
+        </w:rPr>
+        <w:t>Authentication and Access Control</w:t>
+      </w:r>
     </w:p>
     <w:p>
       <w:pPr>
@@ -3827,179 +5089,8 @@
         <w:spacing w:before="240" w:beforeAutospacing="off" w:after="240" w:afterAutospacing="off"/>
         <w:rPr>
           <w:rFonts w:ascii="Arial Nova" w:hAnsi="Arial Nova" w:eastAsia="Arial Nova" w:cs="Arial Nova"/>
-          <w:b w:val="1"/>
-          <w:bCs w:val="1"/>
-          <w:noProof w:val="0"/>
-          <w:sz w:val="24"/>
-          <w:szCs w:val="24"/>
-          <w:lang w:val="en-US"/>
-        </w:rPr>
-      </w:pPr>
-      <w:r>
-        <w:rPr>
-          <w:rFonts w:ascii="Arial Nova" w:hAnsi="Arial Nova" w:eastAsia="Arial Nova" w:cs="Arial Nova"/>
-          <w:b w:val="1"/>
-          <w:bCs w:val="1"/>
-          <w:noProof w:val="0"/>
-          <w:sz w:val="24"/>
-          <w:szCs w:val="24"/>
-          <w:lang w:val="en-US"/>
-        </w:rPr>
-        <w:t>For the verification part, we use Jest Unit and UI tests to verify that the authentication flow and Firebase configuration behave according to the requirements defined in our Requirement Documentation.</w:t>
-      </w:r>
-    </w:p>
-    <w:p>
-      <w:pPr>
-        <w:bidi w:val="0"/>
-        <w:spacing w:before="240" w:beforeAutospacing="off" w:after="240" w:afterAutospacing="off"/>
-        <w:rPr>
-          <w:rFonts w:ascii="Arial Nova" w:hAnsi="Arial Nova" w:eastAsia="Arial Nova" w:cs="Arial Nova"/>
-          <w:b w:val="1"/>
-          <w:bCs w:val="1"/>
-          <w:noProof w:val="0"/>
-          <w:sz w:val="24"/>
-          <w:szCs w:val="24"/>
-          <w:lang w:val="en-US"/>
-        </w:rPr>
-      </w:pPr>
-      <w:r>
-        <w:rPr>
-          <w:rFonts w:ascii="Arial Nova" w:hAnsi="Arial Nova" w:eastAsia="Arial Nova" w:cs="Arial Nova"/>
-          <w:b w:val="1"/>
-          <w:bCs w:val="1"/>
-          <w:noProof w:val="0"/>
-          <w:sz w:val="24"/>
-          <w:szCs w:val="24"/>
-          <w:lang w:val="en-US"/>
-        </w:rPr>
-        <w:t>For the validation part, we manually validate that users can successfully log in, create accounts, and navigate to the smart house hub through the web interface.</w:t>
-      </w:r>
-    </w:p>
-    <w:p>
-      <w:pPr>
-        <w:bidi w:val="0"/>
-        <w:spacing w:before="240" w:beforeAutospacing="off" w:after="240" w:afterAutospacing="off"/>
-      </w:pPr>
-      <w:r>
-        <w:rPr>
-          <w:rFonts w:ascii="Arial Nova" w:hAnsi="Arial Nova" w:eastAsia="Arial Nova" w:cs="Arial Nova"/>
-          <w:b w:val="1"/>
-          <w:bCs w:val="1"/>
-          <w:noProof w:val="0"/>
-          <w:sz w:val="24"/>
-          <w:szCs w:val="24"/>
-          <w:lang w:val="en-US"/>
-        </w:rPr>
-        <w:t xml:space="preserve">Since the SG2 Units subgroup is </w:t>
-      </w:r>
-      <w:r>
-        <w:rPr>
-          <w:rFonts w:ascii="Arial Nova" w:hAnsi="Arial Nova" w:eastAsia="Arial Nova" w:cs="Arial Nova"/>
-          <w:b w:val="1"/>
-          <w:bCs w:val="1"/>
-          <w:noProof w:val="0"/>
-          <w:sz w:val="24"/>
-          <w:szCs w:val="24"/>
-          <w:lang w:val="en-US"/>
-        </w:rPr>
-        <w:t>mainly responsible</w:t>
-      </w:r>
-      <w:r>
-        <w:rPr>
-          <w:rFonts w:ascii="Arial Nova" w:hAnsi="Arial Nova" w:eastAsia="Arial Nova" w:cs="Arial Nova"/>
-          <w:b w:val="1"/>
-          <w:bCs w:val="1"/>
-          <w:noProof w:val="0"/>
-          <w:sz w:val="24"/>
-          <w:szCs w:val="24"/>
-          <w:lang w:val="en-US"/>
-        </w:rPr>
-        <w:t xml:space="preserve"> for the client-side web and mobile interface, the implemented web tests focus on frontend authentication and Firebase-related functionality. </w:t>
-      </w:r>
-    </w:p>
-    <w:p>
-      <w:pPr>
-        <w:bidi w:val="0"/>
-        <w:spacing w:before="240" w:beforeAutospacing="off" w:after="240" w:afterAutospacing="off"/>
-        <w:rPr>
-          <w:rFonts w:ascii="Arial Nova" w:hAnsi="Arial Nova" w:eastAsia="Arial Nova" w:cs="Arial Nova"/>
-          <w:b w:val="1"/>
-          <w:bCs w:val="1"/>
-          <w:noProof w:val="0"/>
-          <w:sz w:val="24"/>
-          <w:szCs w:val="24"/>
-          <w:lang w:val="en-US"/>
-        </w:rPr>
-      </w:pPr>
-      <w:r>
-        <w:rPr>
-          <w:rFonts w:ascii="Arial Nova" w:hAnsi="Arial Nova" w:eastAsia="Arial Nova" w:cs="Arial Nova"/>
-          <w:b w:val="1"/>
-          <w:bCs w:val="1"/>
-          <w:i w:val="1"/>
-          <w:iCs w:val="1"/>
-          <w:noProof w:val="0"/>
-          <w:sz w:val="24"/>
-          <w:szCs w:val="24"/>
-          <w:u w:val="none"/>
-          <w:lang w:val="en-US"/>
-        </w:rPr>
-        <w:t>More extensive system-level and integration testing is documented separately in the SG4 subgroup Test Plan documentation.</w:t>
-      </w:r>
-    </w:p>
-    <w:p>
-      <w:pPr>
-        <w:pStyle w:val="Normal"/>
-        <w:bidi w:val="0"/>
-        <w:rPr>
-          <w:noProof w:val="0"/>
-          <w:lang w:val="en-US"/>
-        </w:rPr>
-      </w:pPr>
-    </w:p>
-    <w:p>
-      <w:pPr>
-        <w:pStyle w:val="Rubrik3"/>
-        <w:bidi w:val="0"/>
-        <w:rPr>
-          <w:rFonts w:ascii="Arial Nova" w:hAnsi="Arial Nova" w:eastAsia="Arial Nova" w:cs="Arial Nova"/>
-          <w:b w:val="1"/>
-          <w:bCs w:val="1"/>
-          <w:noProof w:val="0"/>
-          <w:lang w:val="en-US"/>
-        </w:rPr>
-      </w:pPr>
-      <w:bookmarkStart w:name="_Toc1570336905" w:id="2121943746"/>
-      <w:r>
-        <w:rPr>
-          <w:rFonts w:ascii="Arial Nova" w:hAnsi="Arial Nova" w:eastAsia="Arial Nova" w:cs="Arial Nova"/>
-          <w:b w:val="1"/>
-          <w:bCs w:val="1"/>
-          <w:noProof w:val="0"/>
-          <w:lang w:val="en-US"/>
-        </w:rPr>
-        <w:t>1.3.4 Test Examples</w:t>
-      </w:r>
-      <w:bookmarkEnd w:id="2121943746"/>
-    </w:p>
-    <w:p>
-      <w:pPr>
-        <w:pStyle w:val="Normal"/>
-        <w:bidi w:val="0"/>
-        <w:rPr>
-          <w:noProof w:val="0"/>
-          <w:lang w:val="en-US"/>
-        </w:rPr>
-      </w:pPr>
-    </w:p>
-    <w:p>
-      <w:pPr>
-        <w:bidi w:val="0"/>
-        <w:spacing w:before="240" w:beforeAutospacing="off" w:after="240" w:afterAutospacing="off"/>
-        <w:rPr>
-          <w:rFonts w:ascii="Arial Nova" w:hAnsi="Arial Nova" w:eastAsia="Arial Nova" w:cs="Arial Nova"/>
-          <w:b w:val="1"/>
-          <w:bCs w:val="1"/>
+          <w:b w:val="0"/>
+          <w:bCs w:val="0"/>
           <w:i w:val="0"/>
           <w:iCs w:val="0"/>
           <w:noProof w:val="0"/>
@@ -4011,128 +5102,8 @@
       <w:r>
         <w:rPr>
           <w:rFonts w:ascii="Arial Nova" w:hAnsi="Arial Nova" w:eastAsia="Arial Nova" w:cs="Arial Nova"/>
-          <w:b w:val="1"/>
-          <w:bCs w:val="1"/>
-          <w:i w:val="0"/>
-          <w:iCs w:val="0"/>
-          <w:noProof w:val="0"/>
-          <w:sz w:val="24"/>
-          <w:szCs w:val="24"/>
-          <w:lang w:val="en-US"/>
-        </w:rPr>
-        <w:t>Firebase Configuration</w:t>
-      </w:r>
-    </w:p>
-    <w:p>
-      <w:pPr>
-        <w:bidi w:val="0"/>
-        <w:spacing w:before="240" w:beforeAutospacing="off" w:after="240" w:afterAutospacing="off"/>
-        <w:rPr>
-          <w:rFonts w:ascii="Arial Nova" w:hAnsi="Arial Nova" w:eastAsia="Arial Nova" w:cs="Arial Nova"/>
-          <w:b w:val="1"/>
-          <w:bCs w:val="1"/>
-          <w:i w:val="0"/>
-          <w:iCs w:val="0"/>
-          <w:noProof w:val="0"/>
-          <w:sz w:val="24"/>
-          <w:szCs w:val="24"/>
-          <w:lang w:val="en-US"/>
-        </w:rPr>
-      </w:pPr>
-      <w:r>
-        <w:rPr>
-          <w:rFonts w:ascii="Arial Nova" w:hAnsi="Arial Nova" w:eastAsia="Arial Nova" w:cs="Arial Nova"/>
-          <w:b w:val="1"/>
-          <w:bCs w:val="1"/>
-          <w:i w:val="0"/>
-          <w:iCs w:val="0"/>
-          <w:noProof w:val="0"/>
-          <w:sz w:val="24"/>
-          <w:szCs w:val="24"/>
-          <w:lang w:val="en-US"/>
-        </w:rPr>
-        <w:t>The Firebase configuration tests verify that the application correctly exports valid Firebase authentication, Firestore, and application instances.</w:t>
-      </w:r>
-    </w:p>
-    <w:p>
-      <w:pPr>
-        <w:bidi w:val="0"/>
-        <w:spacing w:before="240" w:beforeAutospacing="off" w:after="240" w:afterAutospacing="off"/>
-        <w:rPr>
-          <w:rFonts w:ascii="Arial Nova" w:hAnsi="Arial Nova" w:eastAsia="Arial Nova" w:cs="Arial Nova"/>
-          <w:b w:val="1"/>
-          <w:bCs w:val="1"/>
-          <w:i w:val="0"/>
-          <w:iCs w:val="0"/>
-          <w:noProof w:val="0"/>
-          <w:sz w:val="24"/>
-          <w:szCs w:val="24"/>
-          <w:lang w:val="en-US"/>
-        </w:rPr>
-      </w:pPr>
-      <w:r>
-        <w:rPr>
-          <w:rFonts w:ascii="Arial Nova" w:hAnsi="Arial Nova" w:eastAsia="Arial Nova" w:cs="Arial Nova"/>
-          <w:b w:val="1"/>
-          <w:bCs w:val="1"/>
-          <w:i w:val="0"/>
-          <w:iCs w:val="0"/>
-          <w:noProof w:val="0"/>
-          <w:sz w:val="24"/>
-          <w:szCs w:val="24"/>
-          <w:lang w:val="en-US"/>
-        </w:rPr>
-        <w:t>Firebase modules are mocked during testing to isolate the test environment from the production Firebase configuration.</w:t>
-      </w:r>
-    </w:p>
-    <w:p>
-      <w:pPr>
-        <w:pStyle w:val="Normal"/>
-        <w:bidi w:val="0"/>
-        <w:rPr>
-          <w:rFonts w:ascii="Arial Nova" w:hAnsi="Arial Nova" w:eastAsia="Arial Nova" w:cs="Arial Nova"/>
-          <w:b w:val="1"/>
-          <w:bCs w:val="1"/>
-          <w:noProof w:val="0"/>
-          <w:sz w:val="24"/>
-          <w:szCs w:val="24"/>
-          <w:lang w:val="en-US"/>
-        </w:rPr>
-      </w:pPr>
-      <w:r>
-        <w:rPr>
-          <w:rFonts w:ascii="Arial Nova" w:hAnsi="Arial Nova" w:eastAsia="Arial Nova" w:cs="Arial Nova"/>
-          <w:b w:val="1"/>
-          <w:bCs w:val="1"/>
-          <w:noProof w:val="0"/>
-          <w:sz w:val="24"/>
-          <w:szCs w:val="24"/>
-          <w:lang w:val="en-US"/>
-        </w:rPr>
-        <w:t>Authentication and Access Control</w:t>
-      </w:r>
-    </w:p>
-    <w:p>
-      <w:pPr>
-        <w:bidi w:val="0"/>
-        <w:spacing w:before="240" w:beforeAutospacing="off" w:after="240" w:afterAutospacing="off"/>
-        <w:rPr>
-          <w:rFonts w:ascii="Arial Nova" w:hAnsi="Arial Nova" w:eastAsia="Arial Nova" w:cs="Arial Nova"/>
-          <w:b w:val="1"/>
-          <w:bCs w:val="1"/>
-          <w:i w:val="0"/>
-          <w:iCs w:val="0"/>
-          <w:noProof w:val="0"/>
-          <w:sz w:val="24"/>
-          <w:szCs w:val="24"/>
-          <w:lang w:val="en-US"/>
-        </w:rPr>
-      </w:pPr>
-      <w:r>
-        <w:rPr>
-          <w:rFonts w:ascii="Arial Nova" w:hAnsi="Arial Nova" w:eastAsia="Arial Nova" w:cs="Arial Nova"/>
-          <w:b w:val="1"/>
-          <w:bCs w:val="1"/>
+          <w:b w:val="0"/>
+          <w:bCs w:val="0"/>
           <w:i w:val="0"/>
           <w:iCs w:val="0"/>
           <w:noProof w:val="0"/>
@@ -4151,8 +5122,8 @@
         <w:ind w:left="720"/>
         <w:rPr>
           <w:rFonts w:ascii="Arial Nova" w:hAnsi="Arial Nova" w:eastAsia="Arial Nova" w:cs="Arial Nova"/>
-          <w:b w:val="1"/>
-          <w:bCs w:val="1"/>
+          <w:b w:val="0"/>
+          <w:bCs w:val="0"/>
           <w:i w:val="0"/>
           <w:iCs w:val="0"/>
           <w:noProof w:val="0"/>
@@ -4164,8 +5135,8 @@
       <w:r>
         <w:rPr>
           <w:rFonts w:ascii="Arial Nova" w:hAnsi="Arial Nova" w:eastAsia="Arial Nova" w:cs="Arial Nova"/>
-          <w:b w:val="1"/>
-          <w:bCs w:val="1"/>
+          <w:b w:val="0"/>
+          <w:bCs w:val="0"/>
           <w:i w:val="0"/>
           <w:iCs w:val="0"/>
           <w:noProof w:val="0"/>
@@ -4178,8 +5149,8 @@
       <w:r>
         <w:rPr>
           <w:rFonts w:ascii="Arial Nova" w:hAnsi="Arial Nova" w:eastAsia="Arial Nova" w:cs="Arial Nova"/>
-          <w:b w:val="1"/>
-          <w:bCs w:val="1"/>
+          <w:b w:val="0"/>
+          <w:bCs w:val="0"/>
           <w:i w:val="0"/>
           <w:iCs w:val="0"/>
           <w:noProof w:val="0"/>
@@ -4192,8 +5163,8 @@
       <w:r>
         <w:rPr>
           <w:rFonts w:ascii="Arial Nova" w:hAnsi="Arial Nova" w:eastAsia="Arial Nova" w:cs="Arial Nova"/>
-          <w:b w:val="1"/>
-          <w:bCs w:val="1"/>
+          <w:b w:val="0"/>
+          <w:bCs w:val="0"/>
           <w:i w:val="0"/>
           <w:iCs w:val="0"/>
           <w:noProof w:val="0"/>
@@ -4212,8 +5183,8 @@
         <w:ind w:left="720"/>
         <w:rPr>
           <w:rFonts w:ascii="Arial Nova" w:hAnsi="Arial Nova" w:eastAsia="Arial Nova" w:cs="Arial Nova"/>
-          <w:b w:val="1"/>
-          <w:bCs w:val="1"/>
+          <w:b w:val="0"/>
+          <w:bCs w:val="0"/>
           <w:i w:val="0"/>
           <w:iCs w:val="0"/>
           <w:noProof w:val="0"/>
@@ -4225,8 +5196,8 @@
       <w:r>
         <w:rPr>
           <w:rFonts w:ascii="Arial Nova" w:hAnsi="Arial Nova" w:eastAsia="Arial Nova" w:cs="Arial Nova"/>
-          <w:b w:val="1"/>
-          <w:bCs w:val="1"/>
+          <w:b w:val="0"/>
+          <w:bCs w:val="0"/>
           <w:i w:val="0"/>
           <w:iCs w:val="0"/>
           <w:noProof w:val="0"/>
@@ -4245,8 +5216,8 @@
         <w:ind w:left="720"/>
         <w:rPr>
           <w:rFonts w:ascii="Arial Nova" w:hAnsi="Arial Nova" w:eastAsia="Arial Nova" w:cs="Arial Nova"/>
-          <w:b w:val="1"/>
-          <w:bCs w:val="1"/>
+          <w:b w:val="0"/>
+          <w:bCs w:val="0"/>
           <w:i w:val="0"/>
           <w:iCs w:val="0"/>
           <w:noProof w:val="0"/>
@@ -4258,8 +5229,8 @@
       <w:r>
         <w:rPr>
           <w:rFonts w:ascii="Arial Nova" w:hAnsi="Arial Nova" w:eastAsia="Arial Nova" w:cs="Arial Nova"/>
-          <w:b w:val="1"/>
-          <w:bCs w:val="1"/>
+          <w:b w:val="0"/>
+          <w:bCs w:val="0"/>
           <w:i w:val="0"/>
           <w:iCs w:val="0"/>
           <w:noProof w:val="0"/>
@@ -4278,8 +5249,8 @@
         <w:ind w:left="720"/>
         <w:rPr>
           <w:rFonts w:ascii="Arial Nova" w:hAnsi="Arial Nova" w:eastAsia="Arial Nova" w:cs="Arial Nova"/>
-          <w:b w:val="1"/>
-          <w:bCs w:val="1"/>
+          <w:b w:val="0"/>
+          <w:bCs w:val="0"/>
           <w:i w:val="0"/>
           <w:iCs w:val="0"/>
           <w:noProof w:val="0"/>
@@ -4291,8 +5262,8 @@
       <w:r>
         <w:rPr>
           <w:rFonts w:ascii="Arial Nova" w:hAnsi="Arial Nova" w:eastAsia="Arial Nova" w:cs="Arial Nova"/>
-          <w:b w:val="1"/>
-          <w:bCs w:val="1"/>
+          <w:b w:val="0"/>
+          <w:bCs w:val="0"/>
           <w:i w:val="0"/>
           <w:iCs w:val="0"/>
           <w:noProof w:val="0"/>
@@ -4311,8 +5282,8 @@
         <w:ind w:left="720"/>
         <w:rPr>
           <w:rFonts w:ascii="Arial Nova" w:hAnsi="Arial Nova" w:eastAsia="Arial Nova" w:cs="Arial Nova"/>
-          <w:b w:val="1"/>
-          <w:bCs w:val="1"/>
+          <w:b w:val="0"/>
+          <w:bCs w:val="0"/>
           <w:i w:val="0"/>
           <w:iCs w:val="0"/>
           <w:noProof w:val="0"/>
@@ -4324,8 +5295,8 @@
       <w:r>
         <w:rPr>
           <w:rFonts w:ascii="Arial Nova" w:hAnsi="Arial Nova" w:eastAsia="Arial Nova" w:cs="Arial Nova"/>
-          <w:b w:val="1"/>
-          <w:bCs w:val="1"/>
+          <w:b w:val="0"/>
+          <w:bCs w:val="0"/>
           <w:i w:val="0"/>
           <w:iCs w:val="0"/>
           <w:noProof w:val="0"/>
@@ -4342,8 +5313,8 @@
         <w:spacing w:before="240" w:beforeAutospacing="off" w:after="240" w:afterAutospacing="off"/>
         <w:rPr>
           <w:rFonts w:ascii="Arial Nova" w:hAnsi="Arial Nova" w:eastAsia="Arial Nova" w:cs="Arial Nova"/>
-          <w:b w:val="1"/>
-          <w:bCs w:val="1"/>
+          <w:b w:val="0"/>
+          <w:bCs w:val="0"/>
           <w:i w:val="0"/>
           <w:iCs w:val="0"/>
           <w:noProof w:val="0"/>
@@ -4355,8 +5326,8 @@
       <w:r>
         <w:rPr>
           <w:rFonts w:ascii="Arial Nova" w:hAnsi="Arial Nova" w:eastAsia="Arial Nova" w:cs="Arial Nova"/>
-          <w:b w:val="1"/>
-          <w:bCs w:val="1"/>
+          <w:b w:val="0"/>
+          <w:bCs w:val="0"/>
           <w:i w:val="0"/>
           <w:iCs w:val="0"/>
           <w:noProof w:val="0"/>
@@ -4375,8 +5346,8 @@
         <w:ind w:left="720"/>
         <w:rPr>
           <w:rFonts w:ascii="Arial Nova" w:hAnsi="Arial Nova" w:eastAsia="Arial Nova" w:cs="Arial Nova"/>
-          <w:b w:val="1"/>
-          <w:bCs w:val="1"/>
+          <w:b w:val="0"/>
+          <w:bCs w:val="0"/>
           <w:i w:val="0"/>
           <w:iCs w:val="0"/>
           <w:noProof w:val="0"/>
@@ -4388,8 +5359,8 @@
       <w:r>
         <w:rPr>
           <w:rFonts w:ascii="Arial Nova" w:hAnsi="Arial Nova" w:eastAsia="Arial Nova" w:cs="Arial Nova"/>
-          <w:b w:val="1"/>
-          <w:bCs w:val="1"/>
+          <w:b w:val="0"/>
+          <w:bCs w:val="0"/>
           <w:i w:val="0"/>
           <w:iCs w:val="0"/>
           <w:noProof w:val="0"/>
@@ -4408,8 +5379,8 @@
         <w:ind w:left="720"/>
         <w:rPr>
           <w:rFonts w:ascii="Arial Nova" w:hAnsi="Arial Nova" w:eastAsia="Arial Nova" w:cs="Arial Nova"/>
-          <w:b w:val="1"/>
-          <w:bCs w:val="1"/>
+          <w:b w:val="0"/>
+          <w:bCs w:val="0"/>
           <w:i w:val="0"/>
           <w:iCs w:val="0"/>
           <w:noProof w:val="0"/>
@@ -4421,8 +5392,8 @@
       <w:r>
         <w:rPr>
           <w:rFonts w:ascii="Arial Nova" w:hAnsi="Arial Nova" w:eastAsia="Arial Nova" w:cs="Arial Nova"/>
-          <w:b w:val="1"/>
-          <w:bCs w:val="1"/>
+          <w:b w:val="0"/>
+          <w:bCs w:val="0"/>
           <w:i w:val="0"/>
           <w:iCs w:val="0"/>
           <w:noProof w:val="0"/>
@@ -4441,8 +5412,8 @@
         <w:ind w:left="720"/>
         <w:rPr>
           <w:rFonts w:ascii="Arial Nova" w:hAnsi="Arial Nova" w:eastAsia="Arial Nova" w:cs="Arial Nova"/>
-          <w:b w:val="1"/>
-          <w:bCs w:val="1"/>
+          <w:b w:val="0"/>
+          <w:bCs w:val="0"/>
           <w:i w:val="0"/>
           <w:iCs w:val="0"/>
           <w:noProof w:val="0"/>
@@ -4454,8 +5425,8 @@
       <w:r>
         <w:rPr>
           <w:rFonts w:ascii="Arial Nova" w:hAnsi="Arial Nova" w:eastAsia="Arial Nova" w:cs="Arial Nova"/>
-          <w:b w:val="1"/>
-          <w:bCs w:val="1"/>
+          <w:b w:val="0"/>
+          <w:bCs w:val="0"/>
           <w:i w:val="0"/>
           <w:iCs w:val="0"/>
           <w:noProof w:val="0"/>
@@ -4474,8 +5445,8 @@
         <w:ind w:left="720"/>
         <w:rPr>
           <w:rFonts w:ascii="Arial Nova" w:hAnsi="Arial Nova" w:eastAsia="Arial Nova" w:cs="Arial Nova"/>
-          <w:b w:val="1"/>
-          <w:bCs w:val="1"/>
+          <w:b w:val="0"/>
+          <w:bCs w:val="0"/>
           <w:i w:val="0"/>
           <w:iCs w:val="0"/>
           <w:noProof w:val="0"/>
@@ -4487,8 +5458,8 @@
       <w:r>
         <w:rPr>
           <w:rFonts w:ascii="Arial Nova" w:hAnsi="Arial Nova" w:eastAsia="Arial Nova" w:cs="Arial Nova"/>
-          <w:b w:val="1"/>
-          <w:bCs w:val="1"/>
+          <w:b w:val="0"/>
+          <w:bCs w:val="0"/>
           <w:i w:val="0"/>
           <w:iCs w:val="0"/>
           <w:noProof w:val="0"/>
@@ -4507,8 +5478,8 @@
         <w:ind w:left="720"/>
         <w:rPr>
           <w:rFonts w:ascii="Arial Nova" w:hAnsi="Arial Nova" w:eastAsia="Arial Nova" w:cs="Arial Nova"/>
-          <w:b w:val="1"/>
-          <w:bCs w:val="1"/>
+          <w:b w:val="0"/>
+          <w:bCs w:val="0"/>
           <w:i w:val="0"/>
           <w:iCs w:val="0"/>
           <w:noProof w:val="0"/>
@@ -4520,8 +5491,8 @@
       <w:r>
         <w:rPr>
           <w:rFonts w:ascii="Arial Nova" w:hAnsi="Arial Nova" w:eastAsia="Arial Nova" w:cs="Arial Nova"/>
-          <w:b w:val="1"/>
-          <w:bCs w:val="1"/>
+          <w:b w:val="0"/>
+          <w:bCs w:val="0"/>
           <w:i w:val="0"/>
           <w:iCs w:val="0"/>
           <w:noProof w:val="0"/>
@@ -4540,8 +5511,8 @@
         <w:ind w:left="720"/>
         <w:rPr>
           <w:rFonts w:ascii="Arial Nova" w:hAnsi="Arial Nova" w:eastAsia="Arial Nova" w:cs="Arial Nova"/>
-          <w:b w:val="1"/>
-          <w:bCs w:val="1"/>
+          <w:b w:val="0"/>
+          <w:bCs w:val="0"/>
           <w:i w:val="0"/>
           <w:iCs w:val="0"/>
           <w:noProof w:val="0"/>
@@ -4553,8 +5524,8 @@
       <w:r>
         <w:rPr>
           <w:rFonts w:ascii="Arial Nova" w:hAnsi="Arial Nova" w:eastAsia="Arial Nova" w:cs="Arial Nova"/>
-          <w:b w:val="1"/>
-          <w:bCs w:val="1"/>
+          <w:b w:val="0"/>
+          <w:bCs w:val="0"/>
           <w:i w:val="0"/>
           <w:iCs w:val="0"/>
           <w:noProof w:val="0"/>
@@ -4564,16 +5535,6 @@
         </w:rPr>
         <w:t>Firebase signup errors are displayed as readable messages</w:t>
       </w:r>
-    </w:p>
-    <w:p>
-      <w:pPr>
-        <w:pStyle w:val="Normal"/>
-        <w:bidi w:val="0"/>
-        <w:rPr>
-          <w:noProof w:val="0"/>
-          <w:lang w:val="en-US"/>
-        </w:rPr>
-      </w:pPr>
     </w:p>
     <w:p>
       <w:pPr>
@@ -4626,7 +5587,7 @@
         </w:rPr>
       </w:pPr>
       <w:bookmarkStart w:name="_Toc127563185" w:id="1722009408"/>
-      <w:bookmarkStart w:name="_Toc1423098431" w:id="1031093951"/>
+      <w:bookmarkStart w:name="_Toc2110010356" w:id="815785283"/>
       <w:r>
         <w:rPr>
           <w:rFonts w:ascii="Arial Nova" w:hAnsi="Arial Nova" w:eastAsia="Arial Nova" w:cs="Arial Nova"/>
@@ -4638,7 +5599,7 @@
         <w:t>Figures</w:t>
       </w:r>
       <w:bookmarkEnd w:id="1722009408"/>
-      <w:bookmarkEnd w:id="1031093951"/>
+      <w:bookmarkEnd w:id="815785283"/>
     </w:p>
     <w:p>
       <w:pPr>
@@ -4650,7 +5611,7 @@
         </w:rPr>
       </w:pPr>
       <w:bookmarkStart w:name="_Toc418919737" w:id="1393914294"/>
-      <w:bookmarkStart w:name="_Toc1228504062" w:id="758842358"/>
+      <w:bookmarkStart w:name="_Toc947629806" w:id="638939931"/>
       <w:r>
         <w:rPr>
           <w:noProof w:val="0"/>
@@ -4659,7 +5620,7 @@
         <w:t>Mobile</w:t>
       </w:r>
       <w:bookmarkEnd w:id="1393914294"/>
-      <w:bookmarkEnd w:id="758842358"/>
+      <w:bookmarkEnd w:id="638939931"/>
     </w:p>
     <w:p>
       <w:pPr>
@@ -4730,7 +5691,7 @@
         </w:rPr>
       </w:pPr>
       <w:bookmarkStart w:name="_Toc1590330126" w:id="1977531402"/>
-      <w:bookmarkStart w:name="_Toc1698420464" w:id="1136378456"/>
+      <w:bookmarkStart w:name="_Toc103950143" w:id="1327287155"/>
       <w:r>
         <w:rPr>
           <w:rFonts w:ascii="Arial Nova" w:hAnsi="Arial Nova" w:eastAsia="Arial Nova" w:cs="Arial Nova"/>
@@ -4822,7 +5783,7 @@
         <w:t>Visual Studio Code</w:t>
       </w:r>
       <w:bookmarkEnd w:id="1977531402"/>
-      <w:bookmarkEnd w:id="1136378456"/>
+      <w:bookmarkEnd w:id="1327287155"/>
     </w:p>
     <w:p>
       <w:pPr>
@@ -4911,9 +5872,8 @@
     </w:p>
     <w:p>
       <w:pPr>
-        <w:pStyle w:val="Normal"/>
+        <w:pStyle w:val="Rubrik4"/>
         <w:suppressLineNumbers w:val="0"/>
-        <w:bidi w:val="0"/>
         <w:spacing w:before="0" w:beforeAutospacing="off" w:after="0" w:afterAutospacing="off" w:line="240" w:lineRule="atLeast"/>
         <w:ind w:left="0" w:right="0"/>
         <w:jc w:val="center"/>
@@ -4928,43 +5888,20 @@
     </w:p>
     <w:p>
       <w:pPr>
-        <w:pStyle w:val="Normal"/>
-        <w:suppressLineNumbers w:val="0"/>
-        <w:bidi w:val="0"/>
-        <w:spacing w:before="0" w:beforeAutospacing="off" w:after="0" w:afterAutospacing="off" w:line="240" w:lineRule="atLeast"/>
-        <w:ind w:left="0" w:right="0"/>
-        <w:jc w:val="center"/>
-        <w:rPr>
-          <w:rFonts w:ascii="Arial Nova" w:hAnsi="Arial Nova" w:eastAsia="Arial Nova" w:cs="Arial Nova"/>
-          <w:noProof w:val="0"/>
-          <w:sz w:val="24"/>
-          <w:szCs w:val="24"/>
-          <w:lang w:val="en-US"/>
-        </w:rPr>
-      </w:pPr>
-    </w:p>
-    <w:p>
-      <w:pPr>
         <w:pStyle w:val="Rubrik4"/>
         <w:jc w:val="center"/>
-      </w:pPr>
-    </w:p>
-    <w:p>
-      <w:pPr>
-        <w:pStyle w:val="Rubrik4"/>
-        <w:jc w:val="center"/>
-        <w:rPr>
-          <w:rFonts w:ascii="Arial Nova" w:hAnsi="Arial Nova" w:eastAsia="Arial Nova" w:cs="Arial Nova"/>
-          <w:noProof w:val="0"/>
-          <w:sz w:val="24"/>
-          <w:szCs w:val="24"/>
-          <w:lang w:val="en-US"/>
-        </w:rPr>
-      </w:pPr>
-      <w:bookmarkStart w:name="_Toc1826842216" w:id="1427189613"/>
+        <w:rPr>
+          <w:rFonts w:ascii="Arial Nova" w:hAnsi="Arial Nova" w:eastAsia="Arial Nova" w:cs="Arial Nova"/>
+          <w:noProof w:val="0"/>
+          <w:sz w:val="24"/>
+          <w:szCs w:val="24"/>
+          <w:lang w:val="en-US"/>
+        </w:rPr>
+      </w:pPr>
+      <w:bookmarkStart w:name="_Toc677062815" w:id="280355532"/>
       <w:r>
         <w:drawing>
-          <wp:inline wp14:editId="051EE48D" wp14:anchorId="5464E836">
+          <wp:inline wp14:editId="5C10D9A9" wp14:anchorId="5464E836">
             <wp:extent cx="4448175" cy="4638686"/>
             <wp:effectExtent l="0" t="0" r="0" b="0"/>
             <wp:docPr id="623051242" name="drawing"/>
@@ -5041,7 +5978,7 @@
         <w:t>Total Tests</w:t>
       </w:r>
       <w:bookmarkEnd w:id="1516091978"/>
-      <w:bookmarkEnd w:id="1427189613"/>
+      <w:bookmarkEnd w:id="280355532"/>
       <w:r>
         <w:rPr>
           <w:rFonts w:ascii="Arial Nova" w:hAnsi="Arial Nova" w:eastAsia="Arial Nova" w:cs="Arial Nova"/>
@@ -5066,10 +6003,10 @@
           <w:lang w:val="en-US"/>
         </w:rPr>
       </w:pPr>
-      <w:bookmarkStart w:name="_Toc1527935436" w:id="1028175825"/>
+      <w:bookmarkStart w:name="_Toc952168268" w:id="306680312"/>
       <w:r>
         <w:drawing>
-          <wp:inline wp14:editId="5B20FB47" wp14:anchorId="1CBF85E4">
+          <wp:inline wp14:editId="33AD29E0" wp14:anchorId="1CBF85E4">
             <wp:extent cx="5943600" cy="2590800"/>
             <wp:effectExtent l="0" t="0" r="0" b="0"/>
             <wp:docPr id="1604018903" name="drawing"/>
@@ -5142,7 +6079,7 @@
         <w:t>Coverage</w:t>
       </w:r>
       <w:bookmarkEnd w:id="1140534762"/>
-      <w:bookmarkEnd w:id="1028175825"/>
+      <w:bookmarkEnd w:id="306680312"/>
     </w:p>
     <w:p>
       <w:pPr>
@@ -5422,10 +6359,10 @@
           <w:szCs w:val="20"/>
         </w:rPr>
       </w:pPr>
-      <w:bookmarkStart w:name="_Toc2129354352" w:id="1498253377"/>
+      <w:bookmarkStart w:name="_Toc1357198645" w:id="1117790283"/>
       <w:r>
         <w:drawing>
-          <wp:inline wp14:editId="5C46951F" wp14:anchorId="662ABD4C">
+          <wp:inline wp14:editId="74EC082B" wp14:anchorId="662ABD4C">
             <wp:extent cx="5943600" cy="923925"/>
             <wp:effectExtent l="0" t="0" r="0" b="0"/>
             <wp:docPr id="1907391909" name="drawing"/>
@@ -5473,7 +6410,7 @@
         </w:rPr>
         <w:t>Figure 4: Mobile Coverage Ai, Hub, Music (Main tabs)</w:t>
       </w:r>
-      <w:bookmarkEnd w:id="1498253377"/>
+      <w:bookmarkEnd w:id="1117790283"/>
     </w:p>
     <w:p xmlns:wp14="http://schemas.microsoft.com/office/word/2010/wordml" wp14:textId="77777777">
       <w:pPr>
@@ -5537,16 +6474,32 @@
           <w:bCs w:val="1"/>
         </w:rPr>
       </w:pPr>
-      <w:bookmarkStart w:name="_Toc283577030" w:id="395604320"/>
-      <w:r>
+    </w:p>
+    <w:p>
+      <w:pPr/>
+      <w:r>
+        <w:br w:type="page"/>
+      </w:r>
+    </w:p>
+    <w:p>
+      <w:pPr>
+        <w:pStyle w:val="Rubrik2"/>
         <w:rPr>
           <w:rFonts w:ascii="Arial Nova" w:hAnsi="Arial Nova" w:eastAsia="Arial Nova" w:cs="Arial Nova"/>
           <w:b w:val="1"/>
           <w:bCs w:val="1"/>
         </w:rPr>
+      </w:pPr>
+      <w:bookmarkStart w:name="_Toc1303225162" w:id="1087461622"/>
+      <w:r>
+        <w:rPr>
+          <w:rFonts w:ascii="Arial Nova" w:hAnsi="Arial Nova" w:eastAsia="Arial Nova" w:cs="Arial Nova"/>
+          <w:b w:val="1"/>
+          <w:bCs w:val="1"/>
+        </w:rPr>
         <w:t>Web</w:t>
       </w:r>
-      <w:bookmarkEnd w:id="395604320"/>
+      <w:bookmarkEnd w:id="1087461622"/>
     </w:p>
     <w:p>
       <w:pPr>
@@ -5557,23 +6510,24 @@
       <w:pPr>
         <w:pStyle w:val="Rubrik4"/>
         <w:jc w:val="center"/>
-        <w:rPr>
-          <w:rFonts w:ascii="Arial Nova" w:hAnsi="Arial Nova" w:eastAsia="Arial Nova" w:cs="Arial Nova"/>
-          <w:b w:val="0"/>
-          <w:bCs w:val="0"/>
-          <w:i w:val="1"/>
-          <w:iCs w:val="1"/>
+      </w:pPr>
+    </w:p>
+    <w:p>
+      <w:pPr>
+        <w:pStyle w:val="Rubrik4"/>
+        <w:jc w:val="center"/>
+        <w:rPr>
           <w:sz w:val="20"/>
           <w:szCs w:val="20"/>
         </w:rPr>
       </w:pPr>
-      <w:bookmarkStart w:name="_Toc1679387986" w:id="1022792914"/>
+      <w:bookmarkStart w:name="_Toc1187186567" w:id="2065190918"/>
       <w:r>
         <w:drawing>
-          <wp:inline wp14:editId="32B89EF2" wp14:anchorId="6AEC5436">
-            <wp:extent cx="4772691" cy="1514686"/>
+          <wp:inline wp14:editId="525BD5E0" wp14:anchorId="0A581BAD">
+            <wp:extent cx="5153025" cy="3286128"/>
             <wp:effectExtent l="0" t="0" r="0" b="0"/>
-            <wp:docPr id="1864179452" name="drawing"/>
+            <wp:docPr id="104050860" name="drawing"/>
             <wp:cNvGraphicFramePr>
               <a:graphicFrameLocks noChangeAspect="1"/>
             </wp:cNvGraphicFramePr>
@@ -5581,25 +6535,26 @@
               <a:graphicData xmlns:a="http://schemas.openxmlformats.org/drawingml/2006/main" uri="http://schemas.openxmlformats.org/drawingml/2006/picture">
                 <pic:pic xmlns:pic="http://schemas.openxmlformats.org/drawingml/2006/picture">
                   <pic:nvPicPr>
-                    <pic:cNvPr id="1864179452" name="Picture 1864179452"/>
+                    <pic:cNvPr id="104050860" name="Picture 104050860"/>
                     <pic:cNvPicPr/>
                   </pic:nvPicPr>
                   <pic:blipFill>
-                    <a:blip xmlns:r="http://schemas.openxmlformats.org/officeDocument/2006/relationships" r:embed="rId805873430">
+                    <a:blip xmlns:r="http://schemas.openxmlformats.org/officeDocument/2006/relationships" r:embed="rId975286320">
                       <a:extLst>
                         <a:ext uri="{28A0092B-C50C-407E-A947-70E740481C1C}">
                           <a14:useLocalDpi xmlns:a14="http://schemas.microsoft.com/office/drawing/2010/main"/>
                         </a:ext>
                       </a:extLst>
                     </a:blip>
+                    <a:srcRect l="0" t="0" r="0" b="22991"/>
                     <a:stretch>
                       <a:fillRect/>
                     </a:stretch>
                   </pic:blipFill>
                   <pic:spPr>
-                    <a:xfrm>
+                    <a:xfrm rot="0">
                       <a:off x="0" y="0"/>
-                      <a:ext cx="4772691" cy="1514686"/>
+                      <a:ext cx="5153025" cy="3286128"/>
                     </a:xfrm>
                     <a:prstGeom prst="rect">
                       <a:avLst/>
@@ -5626,16 +6581,30 @@
           <w:sz w:val="20"/>
           <w:szCs w:val="20"/>
         </w:rPr>
-        <w:t>5: Test</w:t>
+        <w:t xml:space="preserve">5: </w:t>
       </w:r>
       <w:r>
         <w:rPr>
           <w:sz w:val="20"/>
           <w:szCs w:val="20"/>
         </w:rPr>
-        <w:t xml:space="preserve"> Coverage</w:t>
-      </w:r>
-      <w:bookmarkEnd w:id="1022792914"/>
+        <w:t xml:space="preserve">Web </w:t>
+      </w:r>
+      <w:r>
+        <w:rPr>
+          <w:sz w:val="20"/>
+          <w:szCs w:val="20"/>
+        </w:rPr>
+        <w:t>Test</w:t>
+      </w:r>
+      <w:r>
+        <w:rPr>
+          <w:sz w:val="20"/>
+          <w:szCs w:val="20"/>
+        </w:rPr>
+        <w:t xml:space="preserve"> Files</w:t>
+      </w:r>
+      <w:bookmarkEnd w:id="2065190918"/>
     </w:p>
     <w:p>
       <w:pPr>
@@ -5650,14 +6619,20 @@
     <w:p>
       <w:pPr>
         <w:pStyle w:val="Normal"/>
-        <w:jc w:val="left"/>
+        <w:jc w:val="center"/>
+      </w:pPr>
+    </w:p>
+    <w:p>
+      <w:pPr>
+        <w:pStyle w:val="Normal"/>
+        <w:jc w:val="center"/>
       </w:pPr>
       <w:r>
         <w:drawing>
-          <wp:inline wp14:editId="4CD339F7" wp14:anchorId="2B3B6BA2">
-            <wp:extent cx="3172268" cy="990738"/>
+          <wp:inline wp14:editId="25DC8D5E" wp14:anchorId="677AA58F">
+            <wp:extent cx="5181600" cy="1009659"/>
             <wp:effectExtent l="0" t="0" r="0" b="0"/>
-            <wp:docPr id="2132451222" name="drawing"/>
+            <wp:docPr id="711942035" name="drawing"/>
             <wp:cNvGraphicFramePr>
               <a:graphicFrameLocks noChangeAspect="1"/>
             </wp:cNvGraphicFramePr>
@@ -5665,11 +6640,138 @@
               <a:graphicData xmlns:a="http://schemas.openxmlformats.org/drawingml/2006/main" uri="http://schemas.openxmlformats.org/drawingml/2006/picture">
                 <pic:pic xmlns:pic="http://schemas.openxmlformats.org/drawingml/2006/picture">
                   <pic:nvPicPr>
-                    <pic:cNvPr id="2132451222" name="Picture 2132451222"/>
+                    <pic:cNvPr id="711942035" name="Picture 711942035"/>
                     <pic:cNvPicPr/>
                   </pic:nvPicPr>
                   <pic:blipFill>
-                    <a:blip xmlns:r="http://schemas.openxmlformats.org/officeDocument/2006/relationships" r:embed="rId2038058198">
+                    <a:blip xmlns:r="http://schemas.openxmlformats.org/officeDocument/2006/relationships" r:embed="rId1791550232">
+                      <a:extLst>
+                        <a:ext uri="{28A0092B-C50C-407E-A947-70E740481C1C}">
+                          <a14:useLocalDpi xmlns:a14="http://schemas.microsoft.com/office/drawing/2010/main"/>
+                        </a:ext>
+                      </a:extLst>
+                    </a:blip>
+                    <a:srcRect l="0" t="0" r="0" b="1851"/>
+                    <a:stretch>
+                      <a:fillRect/>
+                    </a:stretch>
+                  </pic:blipFill>
+                  <pic:spPr>
+                    <a:xfrm rot="0">
+                      <a:off x="0" y="0"/>
+                      <a:ext cx="5181600" cy="1009659"/>
+                    </a:xfrm>
+                    <a:prstGeom prst="rect">
+                      <a:avLst/>
+                    </a:prstGeom>
+                  </pic:spPr>
+                </pic:pic>
+              </a:graphicData>
+            </a:graphic>
+          </wp:inline>
+        </w:drawing>
+      </w:r>
+    </w:p>
+    <w:p>
+      <w:pPr>
+        <w:pStyle w:val="Rubrik4"/>
+        <w:ind w:left="0" w:firstLine="0"/>
+        <w:jc w:val="center"/>
+        <w:rPr>
+          <w:rFonts w:ascii="Calibri Light" w:hAnsi="Calibri Light" w:eastAsia="Calibri Light" w:cs="Calibri Light" w:asciiTheme="majorAscii" w:hAnsiTheme="majorAscii" w:eastAsiaTheme="majorAscii" w:cstheme="majorAscii"/>
+          <w:i w:val="1"/>
+          <w:iCs w:val="1"/>
+          <w:sz w:val="20"/>
+          <w:szCs w:val="20"/>
+        </w:rPr>
+      </w:pPr>
+      <w:bookmarkStart w:name="_Toc1913491962" w:id="2016571582"/>
+      <w:r>
+        <w:rPr>
+          <w:rFonts w:ascii="Calibri Light" w:hAnsi="Calibri Light" w:eastAsia="Calibri Light" w:cs="Calibri Light" w:asciiTheme="majorAscii" w:hAnsiTheme="majorAscii" w:eastAsiaTheme="majorAscii" w:cstheme="majorAscii"/>
+          <w:i w:val="1"/>
+          <w:iCs w:val="1"/>
+          <w:sz w:val="20"/>
+          <w:szCs w:val="20"/>
+        </w:rPr>
+        <w:t xml:space="preserve">Figure </w:t>
+      </w:r>
+      <w:r>
+        <w:rPr>
+          <w:rFonts w:ascii="Calibri Light" w:hAnsi="Calibri Light" w:eastAsia="Calibri Light" w:cs="Calibri Light" w:asciiTheme="majorAscii" w:hAnsiTheme="majorAscii" w:eastAsiaTheme="majorAscii" w:cstheme="majorAscii"/>
+          <w:i w:val="1"/>
+          <w:iCs w:val="1"/>
+          <w:sz w:val="20"/>
+          <w:szCs w:val="20"/>
+        </w:rPr>
+        <w:t>6</w:t>
+      </w:r>
+      <w:r>
+        <w:rPr>
+          <w:rFonts w:ascii="Calibri Light" w:hAnsi="Calibri Light" w:eastAsia="Calibri Light" w:cs="Calibri Light" w:asciiTheme="majorAscii" w:hAnsiTheme="majorAscii" w:eastAsiaTheme="majorAscii" w:cstheme="majorAscii"/>
+          <w:i w:val="1"/>
+          <w:iCs w:val="1"/>
+          <w:sz w:val="20"/>
+          <w:szCs w:val="20"/>
+        </w:rPr>
+        <w:t xml:space="preserve">: </w:t>
+      </w:r>
+      <w:r>
+        <w:rPr>
+          <w:rFonts w:ascii="Calibri Light" w:hAnsi="Calibri Light" w:eastAsia="Calibri Light" w:cs="Calibri Light" w:asciiTheme="majorAscii" w:hAnsiTheme="majorAscii" w:eastAsiaTheme="majorAscii" w:cstheme="majorAscii"/>
+          <w:i w:val="1"/>
+          <w:iCs w:val="1"/>
+          <w:sz w:val="20"/>
+          <w:szCs w:val="20"/>
+        </w:rPr>
+        <w:t>Web Total Test</w:t>
+      </w:r>
+      <w:r>
+        <w:rPr>
+          <w:rFonts w:ascii="Calibri Light" w:hAnsi="Calibri Light" w:eastAsia="Calibri Light" w:cs="Calibri Light" w:asciiTheme="majorAscii" w:hAnsiTheme="majorAscii" w:eastAsiaTheme="majorAscii" w:cstheme="majorAscii"/>
+          <w:i w:val="1"/>
+          <w:iCs w:val="1"/>
+          <w:sz w:val="20"/>
+          <w:szCs w:val="20"/>
+        </w:rPr>
+        <w:t>s</w:t>
+      </w:r>
+      <w:bookmarkEnd w:id="2016571582"/>
+    </w:p>
+    <w:p>
+      <w:pPr>
+        <w:pStyle w:val="Normal"/>
+      </w:pPr>
+    </w:p>
+    <w:p>
+      <w:pPr>
+        <w:pStyle w:val="Rubrik4"/>
+        <w:jc w:val="center"/>
+        <w:rPr>
+          <w:rFonts w:ascii="Arial Nova" w:hAnsi="Arial Nova" w:eastAsia="Arial Nova" w:cs="Arial Nova"/>
+          <w:sz w:val="20"/>
+          <w:szCs w:val="20"/>
+        </w:rPr>
+      </w:pPr>
+      <w:bookmarkStart w:name="_Toc1997298187" w:id="532607942"/>
+      <w:r>
+        <w:drawing>
+          <wp:inline wp14:editId="5BD1C187" wp14:anchorId="3E26894E">
+            <wp:extent cx="5943600" cy="3076576"/>
+            <wp:effectExtent l="0" t="0" r="0" b="0"/>
+            <wp:docPr id="366321880" name="drawing"/>
+            <wp:cNvGraphicFramePr>
+              <a:graphicFrameLocks noChangeAspect="1"/>
+            </wp:cNvGraphicFramePr>
+            <a:graphic>
+              <a:graphicData xmlns:a="http://schemas.openxmlformats.org/drawingml/2006/main" uri="http://schemas.openxmlformats.org/drawingml/2006/picture">
+                <pic:pic xmlns:pic="http://schemas.openxmlformats.org/drawingml/2006/picture">
+                  <pic:nvPicPr>
+                    <pic:cNvPr id="366321880" name="Picture 366321880"/>
+                    <pic:cNvPicPr/>
+                  </pic:nvPicPr>
+                  <pic:blipFill>
+                    <a:blip xmlns:r="http://schemas.openxmlformats.org/officeDocument/2006/relationships" r:embed="rId1947130350">
                       <a:extLst>
                         <a:ext uri="{28A0092B-C50C-407E-A947-70E740481C1C}">
                           <a14:useLocalDpi xmlns:a14="http://schemas.microsoft.com/office/drawing/2010/main"/>
@@ -5683,7 +6785,7 @@
                   <pic:spPr>
                     <a:xfrm rot="0">
                       <a:off x="0" y="0"/>
-                      <a:ext cx="3172268" cy="990738"/>
+                      <a:ext cx="5943600" cy="3076576"/>
                     </a:xfrm>
                     <a:prstGeom prst="rect">
                       <a:avLst/>
@@ -5695,157 +6797,31 @@
           </wp:inline>
         </w:drawing>
       </w:r>
-    </w:p>
-    <w:p>
-      <w:pPr>
-        <w:pStyle w:val="Rubrik4"/>
-        <w:ind w:left="2160" w:firstLine="720"/>
-        <w:rPr>
-          <w:rFonts w:ascii="Arial Nova" w:hAnsi="Arial Nova" w:eastAsia="Arial Nova" w:cs="Arial Nova"/>
-          <w:i w:val="1"/>
-          <w:iCs w:val="1"/>
+      <w:r>
+        <w:rPr>
+          <w:rFonts w:ascii="Calibri Light" w:hAnsi="Calibri Light" w:eastAsia="Calibri Light" w:cs="Calibri Light" w:asciiTheme="majorAscii" w:hAnsiTheme="majorAscii" w:eastAsiaTheme="majorAscii" w:cstheme="majorAscii"/>
           <w:sz w:val="20"/>
           <w:szCs w:val="20"/>
         </w:rPr>
-      </w:pPr>
-      <w:bookmarkStart w:name="_Toc816572277" w:id="1255331258"/>
-      <w:r>
-        <w:rPr>
-          <w:rFonts w:ascii="Arial Nova" w:hAnsi="Arial Nova" w:eastAsia="Arial Nova" w:cs="Arial Nova"/>
-          <w:i w:val="1"/>
-          <w:iCs w:val="1"/>
+        <w:t xml:space="preserve">Figure </w:t>
+      </w:r>
+      <w:r>
+        <w:rPr>
+          <w:rFonts w:ascii="Calibri Light" w:hAnsi="Calibri Light" w:eastAsia="Calibri Light" w:cs="Calibri Light" w:asciiTheme="majorAscii" w:hAnsiTheme="majorAscii" w:eastAsiaTheme="majorAscii" w:cstheme="majorAscii"/>
           <w:sz w:val="20"/>
           <w:szCs w:val="20"/>
         </w:rPr>
-        <w:t xml:space="preserve">Figure </w:t>
-      </w:r>
-      <w:r>
-        <w:rPr>
-          <w:rFonts w:ascii="Arial Nova" w:hAnsi="Arial Nova" w:eastAsia="Arial Nova" w:cs="Arial Nova"/>
-          <w:i w:val="1"/>
-          <w:iCs w:val="1"/>
+        <w:t>7</w:t>
+      </w:r>
+      <w:r>
+        <w:rPr>
+          <w:rFonts w:ascii="Calibri Light" w:hAnsi="Calibri Light" w:eastAsia="Calibri Light" w:cs="Calibri Light" w:asciiTheme="majorAscii" w:hAnsiTheme="majorAscii" w:eastAsiaTheme="majorAscii" w:cstheme="majorAscii"/>
           <w:sz w:val="20"/>
           <w:szCs w:val="20"/>
         </w:rPr>
-        <w:t>6</w:t>
-      </w:r>
-      <w:r>
-        <w:rPr>
-          <w:rFonts w:ascii="Arial Nova" w:hAnsi="Arial Nova" w:eastAsia="Arial Nova" w:cs="Arial Nova"/>
-          <w:i w:val="1"/>
-          <w:iCs w:val="1"/>
-          <w:sz w:val="20"/>
-          <w:szCs w:val="20"/>
-        </w:rPr>
-        <w:t xml:space="preserve">: </w:t>
-      </w:r>
-      <w:r>
-        <w:rPr>
-          <w:rFonts w:ascii="Arial Nova" w:hAnsi="Arial Nova" w:eastAsia="Arial Nova" w:cs="Arial Nova"/>
-          <w:i w:val="1"/>
-          <w:iCs w:val="1"/>
-          <w:sz w:val="20"/>
-          <w:szCs w:val="20"/>
-        </w:rPr>
-        <w:t>Web Total Test (SG2_Subgroup)</w:t>
-      </w:r>
-      <w:bookmarkEnd w:id="1255331258"/>
-    </w:p>
-    <w:p>
-      <w:pPr>
-        <w:pStyle w:val="Normal"/>
-      </w:pPr>
-    </w:p>
-    <w:p>
-      <w:pPr>
-        <w:pStyle w:val="Rubrik4"/>
-        <w:rPr>
-          <w:rFonts w:ascii="Arial Nova" w:hAnsi="Arial Nova" w:eastAsia="Arial Nova" w:cs="Arial Nova"/>
-          <w:sz w:val="20"/>
-          <w:szCs w:val="20"/>
-        </w:rPr>
-      </w:pPr>
-      <w:bookmarkStart w:name="_Toc1458995919" w:id="1847425156"/>
-      <w:r>
-        <w:drawing>
-          <wp:inline wp14:editId="63167F0A" wp14:anchorId="3652304C">
-            <wp:extent cx="5943600" cy="2800350"/>
-            <wp:effectExtent l="0" t="0" r="0" b="0"/>
-            <wp:docPr id="184600251" name="drawing"/>
-            <wp:cNvGraphicFramePr>
-              <a:graphicFrameLocks noChangeAspect="1"/>
-            </wp:cNvGraphicFramePr>
-            <a:graphic>
-              <a:graphicData xmlns:a="http://schemas.openxmlformats.org/drawingml/2006/main" uri="http://schemas.openxmlformats.org/drawingml/2006/picture">
-                <pic:pic xmlns:pic="http://schemas.openxmlformats.org/drawingml/2006/picture">
-                  <pic:nvPicPr>
-                    <pic:cNvPr id="184600251" name="Picture 184600251"/>
-                    <pic:cNvPicPr/>
-                  </pic:nvPicPr>
-                  <pic:blipFill>
-                    <a:blip xmlns:r="http://schemas.openxmlformats.org/officeDocument/2006/relationships" r:embed="rId1436790200">
-                      <a:extLst>
-                        <a:ext uri="{28A0092B-C50C-407E-A947-70E740481C1C}">
-                          <a14:useLocalDpi xmlns:a14="http://schemas.microsoft.com/office/drawing/2010/main"/>
-                        </a:ext>
-                      </a:extLst>
-                    </a:blip>
-                    <a:stretch>
-                      <a:fillRect/>
-                    </a:stretch>
-                  </pic:blipFill>
-                  <pic:spPr>
-                    <a:xfrm>
-                      <a:off x="0" y="0"/>
-                      <a:ext cx="5943600" cy="2800350"/>
-                    </a:xfrm>
-                    <a:prstGeom prst="rect">
-                      <a:avLst/>
-                    </a:prstGeom>
-                  </pic:spPr>
-                </pic:pic>
-              </a:graphicData>
-            </a:graphic>
-          </wp:inline>
-        </w:drawing>
-      </w:r>
-      <w:r>
-        <w:tab/>
-      </w:r>
-      <w:r>
-        <w:tab/>
-      </w:r>
-      <w:r>
-        <w:tab/>
-      </w:r>
-      <w:r>
-        <w:tab/>
-      </w:r>
-      <w:r>
-        <w:rPr>
-          <w:rFonts w:ascii="Arial Nova" w:hAnsi="Arial Nova" w:eastAsia="Arial Nova" w:cs="Arial Nova"/>
-          <w:sz w:val="20"/>
-          <w:szCs w:val="20"/>
-        </w:rPr>
-        <w:t xml:space="preserve">Figure </w:t>
-      </w:r>
-      <w:r>
-        <w:rPr>
-          <w:rFonts w:ascii="Arial Nova" w:hAnsi="Arial Nova" w:eastAsia="Arial Nova" w:cs="Arial Nova"/>
-          <w:sz w:val="20"/>
-          <w:szCs w:val="20"/>
-        </w:rPr>
-        <w:t>7</w:t>
-      </w:r>
-      <w:r>
-        <w:rPr>
-          <w:rFonts w:ascii="Arial Nova" w:hAnsi="Arial Nova" w:eastAsia="Arial Nova" w:cs="Arial Nova"/>
-          <w:sz w:val="20"/>
-          <w:szCs w:val="20"/>
-        </w:rPr>
-        <w:t>: Web Coverage (SG2_Subgroup)</w:t>
-      </w:r>
-      <w:bookmarkEnd w:id="1847425156"/>
+        <w:t>: Web Coverage</w:t>
+      </w:r>
+      <w:bookmarkEnd w:id="532607942"/>
     </w:p>
     <w:sectPr>
       <w:headerReference w:type="default" r:id="rId13"/>
